--- a/downloads/workbook/ai-4-week-18.docx
+++ b/downloads/workbook/ai-4-week-18.docx
@@ -1328,6 +1328,178 @@
         <w:t>Project connection: For your Responsible Plant Classifier, save the input, procedure, observed result and limitation of this check. Label this worked example as practice; use a different, previously unreviewed case when checking independent understanding.</w:t>
       </w:r>
     </w:p>
+    <w:p>
+      <w:pPr>
+        <w:pStyle w:val="Heading1"/>
+      </w:pPr>
+      <w:r>
+        <w:t>19. Project portfolio milestone</w:t>
+      </w:r>
+    </w:p>
+    <w:p>
+      <w:r>
+        <w:t>Project: Responsible Plant Classifier</w:t>
+      </w:r>
+    </w:p>
+    <w:p>
+      <w:r>
+        <w:t>Current milestone: Test changed cases. Keep normal, boundary and failure cases; compare expected and observed results.</w:t>
+      </w:r>
+    </w:p>
+    <w:p>
+      <w:r>
+        <w:t>For your Responsible Plant Classifier, save the input, procedure, observed result and limitation of this check. Label this worked example as practice; use a different, previously unreviewed case when checking independent understanding.</w:t>
+      </w:r>
+    </w:p>
+    <w:tbl>
+      <w:tblPr>
+        <w:tblStyle w:val="LightShading-Accent1"/>
+        <w:tblW w:type="auto" w:w="0"/>
+        <w:tblLook w:firstColumn="1" w:firstRow="1" w:lastColumn="0" w:lastRow="0" w:noHBand="0" w:noVBand="1" w:val="04A0"/>
+      </w:tblPr>
+      <w:tblGrid>
+        <w:gridCol w:w="5112"/>
+        <w:gridCol w:w="5112"/>
+      </w:tblGrid>
+      <w:tr>
+        <w:trPr>
+          <w:tblHeader/>
+        </w:trPr>
+        <w:tc>
+          <w:tcPr>
+            <w:tcW w:type="dxa" w:w="5112"/>
+          </w:tcPr>
+          <w:p>
+            <w:r>
+              <w:t>Evidence to keep</w:t>
+            </w:r>
+          </w:p>
+        </w:tc>
+        <w:tc>
+          <w:tcPr>
+            <w:tcW w:type="dxa" w:w="5112"/>
+          </w:tcPr>
+          <w:p>
+            <w:r>
+              <w:t>My record</w:t>
+            </w:r>
+          </w:p>
+        </w:tc>
+      </w:tr>
+      <w:tr>
+        <w:tc>
+          <w:tcPr>
+            <w:tcW w:type="dxa" w:w="5112"/>
+          </w:tcPr>
+          <w:p>
+            <w:r>
+              <w:t>This week’s input and deciding step</w:t>
+            </w:r>
+          </w:p>
+        </w:tc>
+        <w:tc>
+          <w:tcPr>
+            <w:tcW w:type="dxa" w:w="5112"/>
+          </w:tcPr>
+          <w:p>
+            <w:r/>
+          </w:p>
+        </w:tc>
+      </w:tr>
+      <w:tr>
+        <w:tc>
+          <w:tcPr>
+            <w:tcW w:type="dxa" w:w="5112"/>
+          </w:tcPr>
+          <w:p>
+            <w:r>
+              <w:t>Prediction and actual result (or labelled paper trace)</w:t>
+            </w:r>
+          </w:p>
+        </w:tc>
+        <w:tc>
+          <w:tcPr>
+            <w:tcW w:type="dxa" w:w="5112"/>
+          </w:tcPr>
+          <w:p>
+            <w:r/>
+          </w:p>
+        </w:tc>
+      </w:tr>
+      <w:tr>
+        <w:tc>
+          <w:tcPr>
+            <w:tcW w:type="dxa" w:w="5112"/>
+          </w:tcPr>
+          <w:p>
+            <w:r>
+              <w:t>One change since the previous checkpoint and why</w:t>
+            </w:r>
+          </w:p>
+        </w:tc>
+        <w:tc>
+          <w:tcPr>
+            <w:tcW w:type="dxa" w:w="5112"/>
+          </w:tcPr>
+          <w:p>
+            <w:r/>
+          </w:p>
+        </w:tc>
+      </w:tr>
+      <w:tr>
+        <w:tc>
+          <w:tcPr>
+            <w:tcW w:type="dxa" w:w="5112"/>
+          </w:tcPr>
+          <w:p>
+            <w:r>
+              <w:t>One error or limit and the next test</w:t>
+            </w:r>
+          </w:p>
+        </w:tc>
+        <w:tc>
+          <w:tcPr>
+            <w:tcW w:type="dxa" w:w="5112"/>
+          </w:tcPr>
+          <w:p>
+            <w:r/>
+          </w:p>
+        </w:tc>
+      </w:tr>
+    </w:tbl>
+    <w:p>
+      <w:pPr>
+        <w:pStyle w:val="Heading3"/>
+      </w:pPr>
+      <w:r>
+        <w:t>Explain what this week adds to your project. Reuse last week’s record rather than starting again.</w:t>
+      </w:r>
+    </w:p>
+    <w:p>
+      <w:r>
+        <w:t>________________________________________________________________</w:t>
+      </w:r>
+    </w:p>
+    <w:p>
+      <w:r>
+        <w:t>________________________________________________________________</w:t>
+      </w:r>
+    </w:p>
+    <w:p>
+      <w:r>
+        <w:t>________________________________________________________________</w:t>
+      </w:r>
+    </w:p>
+    <w:p>
+      <w:r>
+        <w:t>________________________________________________________________</w:t>
+      </w:r>
+    </w:p>
+    <w:p>
+      <w:r>
+        <w:t>________________________________________________________________</w:t>
+      </w:r>
+    </w:p>
     <w:sectPr>
       <w:pgSz w:w="12240" w:h="15840"/>
       <w:pgMar w:top="936" w:right="1008" w:bottom="936" w:left="1008" w:header="720" w:footer="720" w:gutter="0"/>

--- a/downloads/workbook/ai-4-week-18.docx
+++ b/downloads/workbook/ai-4-week-18.docx
@@ -1500,6 +1500,248 @@
         <w:t>________________________________________________________________</w:t>
       </w:r>
     </w:p>
+    <w:p>
+      <w:pPr>
+        <w:pStyle w:val="Heading1"/>
+      </w:pPr>
+      <w:r>
+        <w:t>20. Supported practice and learning evidence</w:t>
+      </w:r>
+    </w:p>
+    <w:p>
+      <w:r>
+        <w:t>Use this supported practice once, in the browser or on paper. Keep the reserved independent assessment for a separate first attempt before teacher feedback.</w:t>
+      </w:r>
+    </w:p>
+    <w:p>
+      <w:r>
+        <w:t>Find an error cluster before choosing a controlled follow-up.</w:t>
+      </w:r>
+    </w:p>
+    <w:p>
+      <w:pPr>
+        <w:pStyle w:val="Heading3"/>
+      </w:pPr>
+      <w:r>
+        <w:t>Practice 1: explain the deciding evidence</w:t>
+      </w:r>
+    </w:p>
+    <w:p>
+      <w:r>
+        <w:t>Which labelled step matches this detail? Photograph the same approved toy scene in bright and dim conditions; hold device and framing fixed.</w:t>
+      </w:r>
+    </w:p>
+    <w:p>
+      <w:r>
+        <w:t>1. Plan controlled pair</w:t>
+      </w:r>
+    </w:p>
+    <w:p>
+      <w:r>
+        <w:t>2. Compute slice errors</w:t>
+      </w:r>
+    </w:p>
+    <w:p>
+      <w:r>
+        <w:t>3. Inspect dim failures</w:t>
+      </w:r>
+    </w:p>
+    <w:p>
+      <w:pPr>
+        <w:pStyle w:val="Heading3"/>
+      </w:pPr>
+      <w:r>
+        <w:t>My selected conclusion, deciding fact and explanation</w:t>
+      </w:r>
+    </w:p>
+    <w:p>
+      <w:r>
+        <w:t>________________________________________________________________</w:t>
+      </w:r>
+    </w:p>
+    <w:p>
+      <w:r>
+        <w:t>________________________________________________________________</w:t>
+      </w:r>
+    </w:p>
+    <w:p>
+      <w:r>
+        <w:t>________________________________________________________________</w:t>
+      </w:r>
+    </w:p>
+    <w:p>
+      <w:r>
+        <w:t>________________________________________________________________</w:t>
+      </w:r>
+    </w:p>
+    <w:p>
+      <w:r>
+        <w:t>________________________________________________________________</w:t>
+      </w:r>
+    </w:p>
+    <w:p>
+      <w:r>
+        <w:t>Hint if needed: Read the steps in the pictorial case. Match the supplied detail to the stage that performs or records it.</w:t>
+      </w:r>
+    </w:p>
+    <w:p>
+      <w:r>
+        <w:t>After your attempt, compare with the supported explanation: Plan controlled pair Photograph the same approved toy scene in bright and dim conditions; hold device and framing fixed. Read the picture in order. Photograph the same approved toy scene in bright and dim conditions; hold device and framing fixed. The arrows show which recorded input or intermediate result each decision uses. Explain the deciding step aloud before checking the changed case; pointing to the final answer alone does not show how it follows.</w:t>
+      </w:r>
+    </w:p>
+    <w:p>
+      <w:pPr>
+        <w:pStyle w:val="Heading3"/>
+      </w:pPr>
+      <w:r>
+        <w:t>Practice 2: explain the deciding evidence</w:t>
+      </w:r>
+    </w:p>
+    <w:p>
+      <w:r>
+        <w:t>Changed-case practice: Dim errors fall to1/6 in a later same-case replay. Which conclusion is supported by the supplied facts?</w:t>
+      </w:r>
+    </w:p>
+    <w:p>
+      <w:r>
+        <w:t>1. The replay’s dim error rate is 16.7%; it is development evidence if those cases guided the revision.</w:t>
+      </w:r>
+    </w:p>
+    <w:p>
+      <w:r>
+        <w:t>2. We can decide the result without examining the changed input or the procedure.</w:t>
+      </w:r>
+    </w:p>
+    <w:p>
+      <w:r>
+        <w:t>3. This one example guarantees correct results for every future input.</w:t>
+      </w:r>
+    </w:p>
+    <w:p>
+      <w:pPr>
+        <w:pStyle w:val="Heading3"/>
+      </w:pPr>
+      <w:r>
+        <w:t>My selected conclusion, deciding fact and explanation</w:t>
+      </w:r>
+    </w:p>
+    <w:p>
+      <w:r>
+        <w:t>________________________________________________________________</w:t>
+      </w:r>
+    </w:p>
+    <w:p>
+      <w:r>
+        <w:t>________________________________________________________________</w:t>
+      </w:r>
+    </w:p>
+    <w:p>
+      <w:r>
+        <w:t>________________________________________________________________</w:t>
+      </w:r>
+    </w:p>
+    <w:p>
+      <w:r>
+        <w:t>________________________________________________________________</w:t>
+      </w:r>
+    </w:p>
+    <w:p>
+      <w:r>
+        <w:t>________________________________________________________________</w:t>
+      </w:r>
+    </w:p>
+    <w:p>
+      <w:r>
+        <w:t>Hint if needed: Use the changed condition and the deciding step in the pictorial trace. The answer must say what follows from those facts.</w:t>
+      </w:r>
+    </w:p>
+    <w:p>
+      <w:r>
+        <w:t>After your attempt, compare with the supported explanation: The replay’s dim error rate is 16.7%; it is development evidence if those cases guided the revision. Observed improvement on reused cases is not an untouched final generalisation test.</w:t>
+      </w:r>
+    </w:p>
+    <w:p>
+      <w:pPr>
+        <w:pStyle w:val="Heading3"/>
+      </w:pPr>
+      <w:r>
+        <w:t>Repair a missing building block</w:t>
+      </w:r>
+    </w:p>
+    <w:p>
+      <w:r>
+        <w:t>Review Precision and Recall (ai-4/17). Goal: Choose the denominator that answers the question. Short practice: Were the original precision and recall denominators the same? Point to the relevant step in the picture, then write the changed result and the rule or evidence that supports it.. Return to this week and explain what you changed.</w:t>
+      </w:r>
+    </w:p>
+    <w:p>
+      <w:r>
+        <w:t>Review Confusion Matrix (ai-4/15). Goal: Build a labelled confusion matrix from matched reference and prediction pairs. Short practice: Why is adding TP alone without reducing FN an incorrect revision? Point to the relevant step in the picture, then write the changed result and the rule or evidence that supports it.. Return to this week and explain what you changed.</w:t>
+      </w:r>
+    </w:p>
+    <w:p>
+      <w:r>
+        <w:t>Review Nearest Neighbors (ai-4/12). Goal: Compute absolute distances and rank training neighbours. Short practice: Why is the k=1 outcome at length5 not uniquely determined without a tie rule? Point to the relevant step in the picture, then write the changed result and the rule or evidence that supports it.. Return to this week and explain what you changed.</w:t>
+      </w:r>
+    </w:p>
+    <w:p>
+      <w:pPr>
+        <w:pStyle w:val="Heading3"/>
+      </w:pPr>
+      <w:r>
+        <w:t>Predict, run and debug</w:t>
+      </w:r>
+    </w:p>
+    <w:p>
+      <w:r>
+        <w:t>The browser lab lets you edit the supported Python examples already included in this lesson. Predict first, run, inspect the actual output or error, change one input, then run again. Keep code, predictions, actual results and a reasoned revision together. On paper, label your result as a trace rather than an execution.</w:t>
+      </w:r>
+    </w:p>
+    <w:p>
+      <w:pPr>
+        <w:pStyle w:val="Heading3"/>
+      </w:pPr>
+      <w:r>
+        <w:t>Keep your completed work</w:t>
+      </w:r>
+    </w:p>
+    <w:p>
+      <w:r>
+        <w:t>Use Download completed work in the hosted lesson to export your answers, reflections, practice feedback and code-run evidence. Open the HTML copy to read or print it. Drafts stay in this browser when storage is available; clear drafts on a shared device.</w:t>
+      </w:r>
+    </w:p>
+    <w:p>
+      <w:pPr>
+        <w:pStyle w:val="Heading3"/>
+      </w:pPr>
+      <w:r>
+        <w:t>What I repaired, the evidence I kept and the next test</w:t>
+      </w:r>
+    </w:p>
+    <w:p>
+      <w:r>
+        <w:t>________________________________________________________________</w:t>
+      </w:r>
+    </w:p>
+    <w:p>
+      <w:r>
+        <w:t>________________________________________________________________</w:t>
+      </w:r>
+    </w:p>
+    <w:p>
+      <w:r>
+        <w:t>________________________________________________________________</w:t>
+      </w:r>
+    </w:p>
+    <w:p>
+      <w:r>
+        <w:t>________________________________________________________________</w:t>
+      </w:r>
+    </w:p>
+    <w:p>
+      <w:r>
+        <w:t>________________________________________________________________</w:t>
+      </w:r>
+    </w:p>
     <w:sectPr>
       <w:pgSz w:w="12240" w:h="15840"/>
       <w:pgMar w:top="936" w:right="1008" w:bottom="936" w:left="1008" w:header="720" w:footer="720" w:gutter="0"/>

--- a/downloads/workbook/ai-4-week-18.docx
+++ b/downloads/workbook/ai-4-week-18.docx
@@ -30,6 +30,17 @@
     </w:p>
     <w:p>
       <w:r>
+        <w:t>Record your starting explanation for Error Analysis before opening notes. Show any later correction separately.</w:t>
+      </w:r>
+    </w:p>
+    <w:p>
+      <w:pPr>
+        <w:spacing w:line="336" w:lineRule="auto" w:after="180"/>
+      </w:pPr>
+      <w:r>
+        <w:rPr>
+          <w:b w:val="0"/>
+        </w:rPr>
         <w:t>Try the recall before opening notes. Then use a different colour or a labelled second line to correct your explanation.</w:t>
       </w:r>
     </w:p>
@@ -42,7 +53,13 @@
       </w:r>
     </w:p>
     <w:p>
-      <w:r>
+      <w:pPr>
+        <w:spacing w:line="336" w:lineRule="auto" w:after="180"/>
+      </w:pPr>
+      <w:r>
+        <w:rPr>
+          <w:b w:val="0"/>
+        </w:rPr>
         <w:t>Without opening the old lesson, explain one key idea from Precision and Recall. Give an example and a mistake that the idea helps you avoid.</w:t>
       </w:r>
     </w:p>
@@ -78,7 +95,13 @@
       </w:r>
     </w:p>
     <w:p>
-      <w:r>
+      <w:pPr>
+        <w:spacing w:line="336" w:lineRule="auto" w:after="180"/>
+      </w:pPr>
+      <w:r>
+        <w:rPr>
+          <w:b w:val="0"/>
+        </w:rPr>
         <w:t>Without opening the old lesson, explain one key idea from Confusion Matrix. Give an example and a mistake that the idea helps you avoid.</w:t>
       </w:r>
     </w:p>
@@ -114,7 +137,13 @@
       </w:r>
     </w:p>
     <w:p>
-      <w:r>
+      <w:pPr>
+        <w:spacing w:line="336" w:lineRule="auto" w:after="180"/>
+      </w:pPr>
+      <w:r>
+        <w:rPr>
+          <w:b w:val="0"/>
+        </w:rPr>
         <w:t>Without opening the old lesson, explain one key idea from Nearest Neighbors. Give an example and a mistake that the idea helps you avoid.</w:t>
       </w:r>
     </w:p>
@@ -151,7 +180,30 @@
     </w:p>
     <w:p>
       <w:r>
-        <w:t>Use W2: Explain the limit for Error analysis and controlled follow-up. Record the answer once; the lesson and workbook refer to the same attempt.</w:t>
+        <w:t>Complete the supported Error Analysis trace and record the first step you can explain without help.</w:t>
+      </w:r>
+    </w:p>
+    <w:p>
+      <w:pPr>
+        <w:spacing w:line="336" w:lineRule="auto" w:after="180"/>
+      </w:pPr>
+      <w:r>
+        <w:rPr>
+          <w:b w:val="0"/>
+        </w:rPr>
+        <w:t xml:space="preserve">Use W2: Explain the limit for </w:t>
+      </w:r>
+      <w:r>
+        <w:rPr>
+          <w:b/>
+        </w:rPr>
+        <w:t>Error analysis</w:t>
+      </w:r>
+      <w:r>
+        <w:rPr>
+          <w:b w:val="0"/>
+        </w:rPr>
+        <w:t xml:space="preserve"> and controlled follow-up. Record the answer once; the lesson and workbook refer to the same attempt.</w:t>
       </w:r>
     </w:p>
     <w:tbl>
@@ -279,7 +331,41 @@
     </w:p>
     <w:p>
       <w:r>
-        <w:t>Use the worked case for Error analysis and controlled follow-up. Proposed explanation: “A final answer is enough”. Decide whether this explanation is supported. Point to the step or supplied fact that decides; explain your repair if needed.</w:t>
+        <w:t>Check the proposed Error Analysis explanation against the supplied facts before discussing it.</w:t>
+      </w:r>
+    </w:p>
+    <w:p>
+      <w:pPr>
+        <w:spacing w:line="336" w:lineRule="auto" w:after="180"/>
+      </w:pPr>
+      <w:r>
+        <w:rPr>
+          <w:b w:val="0"/>
+        </w:rPr>
+        <w:t xml:space="preserve">Use the worked case for </w:t>
+      </w:r>
+      <w:r>
+        <w:rPr>
+          <w:b/>
+        </w:rPr>
+        <w:t>Error analysis</w:t>
+      </w:r>
+      <w:r>
+        <w:rPr>
+          <w:b w:val="0"/>
+        </w:rPr>
+        <w:t xml:space="preserve"> and controlled follow-up. Proposed explanation: “A final answer is enough”. Decide whether this explanation is supported.</w:t>
+      </w:r>
+    </w:p>
+    <w:p>
+      <w:pPr>
+        <w:spacing w:line="336" w:lineRule="auto" w:after="180"/>
+      </w:pPr>
+      <w:r>
+        <w:rPr>
+          <w:b w:val="0"/>
+        </w:rPr>
+        <w:t>Point to the step or supplied fact that decides; explain your repair if needed.</w:t>
       </w:r>
     </w:p>
     <w:p>
@@ -319,6 +405,11 @@
       </w:r>
     </w:p>
     <w:p>
+      <w:r>
+        <w:t>Write one first attempt at the reserved independent case before feedback. Repeated copies of that case refer to the same recorded attempt.</w:t>
+      </w:r>
+    </w:p>
+    <w:p>
       <w:pPr>
         <w:pStyle w:val="Heading3"/>
       </w:pPr>
@@ -327,7 +418,13 @@
       </w:r>
     </w:p>
     <w:p>
-      <w:r>
+      <w:pPr>
+        <w:spacing w:line="336" w:lineRule="auto" w:after="180"/>
+      </w:pPr>
+      <w:r>
+        <w:rPr>
+          <w:b w:val="0"/>
+        </w:rPr>
         <w:t>Old errors are 5/10 on route A and 2/20 on B. New errors are 3/10 and 5/20. State total and group changes and a justified next step.</w:t>
       </w:r>
     </w:p>
@@ -375,7 +472,13 @@
       </w:r>
     </w:p>
     <w:p>
-      <w:r>
+      <w:pPr>
+        <w:spacing w:line="336" w:lineRule="auto" w:after="180"/>
+      </w:pPr>
+      <w:r>
+        <w:rPr>
+          <w:b w:val="0"/>
+        </w:rPr>
         <w:t>Attempt this case before feedback. Record any help. Earlier examples below are further practice; a case already practised with feedback cannot establish fresh transfer.</w:t>
       </w:r>
     </w:p>
@@ -389,6 +492,17 @@
     </w:p>
     <w:p>
       <w:r>
+        <w:t>Connect the Error Analysis target to a trace and a justified conclusion.</w:t>
+      </w:r>
+    </w:p>
+    <w:p>
+      <w:pPr>
+        <w:spacing w:line="336" w:lineRule="auto" w:after="180"/>
+      </w:pPr>
+      <w:r>
+        <w:rPr>
+          <w:b w:val="0"/>
+        </w:rPr>
         <w:t>A model fails 6/10 backlit and 2/20 front-lit photos. Compute error rates and design a follow-up that tests lighting rather than leaf identity.</w:t>
       </w:r>
     </w:p>
@@ -402,17 +516,46 @@
     </w:p>
     <w:p>
       <w:r>
+        <w:t>Solve the supplied Error Analysis case and show the deciding evidence.</w:t>
+      </w:r>
+    </w:p>
+    <w:p>
+      <w:pPr>
+        <w:spacing w:line="336" w:lineRule="auto" w:after="180"/>
+      </w:pPr>
+      <w:r>
+        <w:rPr>
+          <w:b w:val="0"/>
+        </w:rPr>
         <w:t>Four errors occur among five backlit photos; two among twenty ordinary photos.</w:t>
       </w:r>
     </w:p>
     <w:p>
-      <w:r>
+      <w:pPr>
+        <w:spacing w:line="336" w:lineRule="auto" w:after="180"/>
+      </w:pPr>
+      <w:r>
+        <w:rPr>
+          <w:b w:val="0"/>
+        </w:rPr>
         <w:t>Compare rates and investigate.</w:t>
       </w:r>
     </w:p>
     <w:p>
-      <w:r>
-        <w:t>Show your trace, calculation or evidence</w:t>
+      <w:pPr>
+        <w:spacing w:line="336" w:lineRule="auto" w:after="180"/>
+      </w:pPr>
+      <w:r>
+        <w:rPr>
+          <w:b w:val="0"/>
+        </w:rPr>
+        <w:t xml:space="preserve">Show your trace, calculation or </w:t>
+      </w:r>
+      <w:r>
+        <w:rPr>
+          <w:b/>
+        </w:rPr>
+        <w:t>evidence</w:t>
       </w:r>
     </w:p>
     <w:p>
@@ -458,11 +601,29 @@
     </w:p>
     <w:p>
       <w:r>
+        <w:t>Apply the procedure to the changed case and record why the conclusion follows.</w:t>
+      </w:r>
+    </w:p>
+    <w:p>
+      <w:pPr>
+        <w:spacing w:line="336" w:lineRule="auto" w:after="180"/>
+        <w:shd w:fill="F5F1FB"/>
+      </w:pPr>
+      <w:r>
+        <w:rPr>
+          <w:b w:val="0"/>
+        </w:rPr>
         <w:t>Of eight errors, six are on blurry images and two on clear images. Can you conclude blurry images have a higher error rate without group totals?</w:t>
       </w:r>
     </w:p>
     <w:p>
-      <w:r>
+      <w:pPr>
+        <w:spacing w:line="336" w:lineRule="auto" w:after="180"/>
+      </w:pPr>
+      <w:r>
+        <w:rPr>
+          <w:b w:val="0"/>
+        </w:rPr>
         <w:t>My independent answer and reason</w:t>
       </w:r>
     </w:p>
@@ -517,7 +678,30 @@
     </w:p>
     <w:p>
       <w:r>
-        <w:t>Create a changed input, boundary case or missing-information case. Write the expected answer or safe response before testing.</w:t>
+        <w:t>Specify a changed input, expected result and observation separately.</w:t>
+      </w:r>
+    </w:p>
+    <w:p>
+      <w:pPr>
+        <w:spacing w:line="336" w:lineRule="auto" w:after="180"/>
+      </w:pPr>
+      <w:r>
+        <w:rPr>
+          <w:b w:val="0"/>
+        </w:rPr>
+        <w:t xml:space="preserve">Create a changed </w:t>
+      </w:r>
+      <w:r>
+        <w:rPr>
+          <w:b/>
+        </w:rPr>
+        <w:t>input</w:t>
+      </w:r>
+      <w:r>
+        <w:rPr>
+          <w:b w:val="0"/>
+        </w:rPr>
+        <w:t>, boundary case or missing-information case. Write the expected answer or safe response before testing.</w:t>
       </w:r>
     </w:p>
     <w:tbl>
@@ -646,12 +830,41 @@
     </w:p>
     <w:p>
       <w:r>
+        <w:t>Justify what Error Analysis adds to Responsible Plant Classifier and keep the evidence.</w:t>
+      </w:r>
+    </w:p>
+    <w:p>
+      <w:pPr>
+        <w:spacing w:line="336" w:lineRule="auto" w:after="180"/>
+      </w:pPr>
+      <w:r>
+        <w:rPr>
+          <w:b w:val="0"/>
+        </w:rPr>
         <w:t>Create the Plant Classifier error log linking case ID, actual, predicted, confidence, condition, likely cause, and next action.</w:t>
       </w:r>
     </w:p>
     <w:p>
-      <w:r>
-        <w:t>The project change and evidence I will keep</w:t>
+      <w:pPr>
+        <w:spacing w:line="336" w:lineRule="auto" w:after="180"/>
+      </w:pPr>
+      <w:r>
+        <w:rPr>
+          <w:b w:val="0"/>
+        </w:rPr>
+        <w:t xml:space="preserve">The project change and </w:t>
+      </w:r>
+      <w:r>
+        <w:rPr>
+          <w:b/>
+        </w:rPr>
+        <w:t>evidence</w:t>
+      </w:r>
+      <w:r>
+        <w:rPr>
+          <w:b w:val="0"/>
+        </w:rPr>
+        <w:t xml:space="preserve"> I will keep</w:t>
       </w:r>
     </w:p>
     <w:p>
@@ -697,11 +910,54 @@
     </w:p>
     <w:p>
       <w:r>
-        <w:t>I can explain the mechanism. I can show evidence. I can handle a changed case. I can name a limit. Mark each as not yet, with help or independently, and attach supporting work.</w:t>
-      </w:r>
-    </w:p>
-    <w:p>
-      <w:r>
+        <w:t>Judge explanation, evidence, transfer and limits separately; attach the work behind your judgement.</w:t>
+      </w:r>
+    </w:p>
+    <w:p>
+      <w:pPr>
+        <w:pStyle w:val="ListBullet"/>
+      </w:pPr>
+      <w:r>
+        <w:t>I can explain the mechanism.</w:t>
+      </w:r>
+    </w:p>
+    <w:p>
+      <w:pPr>
+        <w:pStyle w:val="ListBullet"/>
+      </w:pPr>
+      <w:r>
+        <w:t>I can show evidence.</w:t>
+      </w:r>
+    </w:p>
+    <w:p>
+      <w:pPr>
+        <w:pStyle w:val="ListBullet"/>
+      </w:pPr>
+      <w:r>
+        <w:t>I can handle a changed case.</w:t>
+      </w:r>
+    </w:p>
+    <w:p>
+      <w:pPr>
+        <w:pStyle w:val="ListBullet"/>
+      </w:pPr>
+      <w:r>
+        <w:t>I can name a limit.</w:t>
+      </w:r>
+    </w:p>
+    <w:p>
+      <w:r>
+        <w:t>Mark each as not yet, with help or independently, and attach supporting work.</w:t>
+      </w:r>
+    </w:p>
+    <w:p>
+      <w:pPr>
+        <w:spacing w:line="336" w:lineRule="auto" w:after="180"/>
+      </w:pPr>
+      <w:r>
+        <w:rPr>
+          <w:b w:val="0"/>
+        </w:rPr>
         <w:t>Teacher review ____________________  Next step ____________________</w:t>
       </w:r>
     </w:p>
@@ -715,6 +971,17 @@
     </w:p>
     <w:p>
       <w:r>
+        <w:t>Use this earlier case as transfer practice. A case already discussed with feedback is not fresh assessment evidence.</w:t>
+      </w:r>
+    </w:p>
+    <w:p>
+      <w:pPr>
+        <w:spacing w:line="336" w:lineRule="auto" w:after="180"/>
+      </w:pPr>
+      <w:r>
+        <w:rPr>
+          <w:b w:val="0"/>
+        </w:rPr>
         <w:t>A model fails 6/10 backlit and 2/20 front-lit photos. Compute error rates and design a follow-up that tests lighting rather than leaf identity.</w:t>
       </w:r>
     </w:p>
@@ -762,7 +1029,13 @@
       </w:r>
     </w:p>
     <w:p>
-      <w:r>
+      <w:pPr>
+        <w:spacing w:line="336" w:lineRule="auto" w:after="180"/>
+      </w:pPr>
+      <w:r>
+        <w:rPr>
+          <w:b w:val="0"/>
+        </w:rPr>
         <w:t>Record support used: none, hint or teacher explanation.</w:t>
       </w:r>
     </w:p>
@@ -776,6 +1049,17 @@
     </w:p>
     <w:p>
       <w:r>
+        <w:t>Find the rates. Apply the supplied Error Analysis facts and keep your reasoning.</w:t>
+      </w:r>
+    </w:p>
+    <w:p>
+      <w:pPr>
+        <w:spacing w:line="336" w:lineRule="auto" w:after="180"/>
+      </w:pPr>
+      <w:r>
+        <w:rPr>
+          <w:b w:val="0"/>
+        </w:rPr>
         <w:t>Calculate the original error rates by lighting condition.</w:t>
       </w:r>
     </w:p>
@@ -827,6 +1111,18 @@
     </w:p>
     <w:p>
       <w:r>
+        <w:t>Explain the limit. Apply the supplied Error Analysis facts and keep your reasoning.</w:t>
+      </w:r>
+    </w:p>
+    <w:p>
+      <w:pPr>
+        <w:spacing w:line="336" w:lineRule="auto" w:after="180"/>
+        <w:shd w:fill="F5F1FB"/>
+      </w:pPr>
+      <w:r>
+        <w:rPr>
+          <w:b w:val="0"/>
+        </w:rPr>
         <w:t>Does the difference prove dim light causes model errors?</w:t>
       </w:r>
     </w:p>
@@ -878,7 +1174,30 @@
     </w:p>
     <w:p>
       <w:r>
-        <w:t>Summarize the changed results without hiding a regression.</w:t>
+        <w:t>Track regressions. Apply the supplied Error Analysis facts and keep your reasoning.</w:t>
+      </w:r>
+    </w:p>
+    <w:p>
+      <w:pPr>
+        <w:spacing w:line="336" w:lineRule="auto" w:after="180"/>
+      </w:pPr>
+      <w:r>
+        <w:rPr>
+          <w:b w:val="0"/>
+        </w:rPr>
+        <w:t xml:space="preserve">Summarize the changed results without hiding a </w:t>
+      </w:r>
+      <w:r>
+        <w:rPr>
+          <w:b/>
+        </w:rPr>
+        <w:t>regression</w:t>
+      </w:r>
+      <w:r>
+        <w:rPr>
+          <w:b w:val="0"/>
+        </w:rPr>
+        <w:t>.</w:t>
       </w:r>
     </w:p>
     <w:p>
@@ -929,6 +1248,17 @@
     </w:p>
     <w:p>
       <w:r>
+        <w:t>Attempt before feedback. If this repeats the selected independent case, reuse that first attempt; otherwise keep a separate record. Apply independently. Apply the supplied Error Analysis facts and keep your reasoning.</w:t>
+      </w:r>
+    </w:p>
+    <w:p>
+      <w:pPr>
+        <w:spacing w:line="336" w:lineRule="auto" w:after="180"/>
+      </w:pPr>
+      <w:r>
+        <w:rPr>
+          <w:b w:val="0"/>
+        </w:rPr>
         <w:t>Old errors are 5/10 on route A and 2/20 on B. New errors are 3/10 and 5/20. State total and group changes and a justified next step.</w:t>
       </w:r>
     </w:p>
@@ -990,6 +1320,18 @@
     </w:p>
     <w:p>
       <w:r>
+        <w:t>Repair a misleading audit. Apply the supplied Error Analysis facts and keep your reasoning.</w:t>
+      </w:r>
+    </w:p>
+    <w:p>
+      <w:pPr>
+        <w:spacing w:line="336" w:lineRule="auto" w:after="180"/>
+        <w:shd w:fill="F5F1FB"/>
+      </w:pPr>
+      <w:r>
+        <w:rPr>
+          <w:b w:val="0"/>
+        </w:rPr>
         <w:t>A team removes all disputed records only from the new model report. Why is the comparison invalid?</w:t>
       </w:r>
     </w:p>
@@ -1037,6 +1379,11 @@
       </w:pPr>
       <w:r>
         <w:t>17. Feedback, return check and learning record</w:t>
+      </w:r>
+    </w:p>
+    <w:p>
+      <w:r>
+        <w:t>Record the first repaired step and a different case to revisit after a delay.</w:t>
       </w:r>
     </w:p>
     <w:tbl>
@@ -1176,7 +1523,13 @@
       </w:tr>
     </w:tbl>
     <w:p>
-      <w:r>
+      <w:pPr>
+        <w:spacing w:line="336" w:lineRule="auto" w:after="180"/>
+      </w:pPr>
+      <w:r>
+        <w:rPr>
+          <w:b w:val="0"/>
+        </w:rPr>
         <w:t>Revisit this idea with your teacher after a delay. Familiarity is different from explaining and using it on a changed case.</w:t>
       </w:r>
     </w:p>
@@ -1190,17 +1543,52 @@
     </w:p>
     <w:p>
       <w:r>
+        <w:t>Find an error cluster before choosing a controlled follow-up. Explain the labelled step before checking the changed condition.</w:t>
+      </w:r>
+    </w:p>
+    <w:p>
+      <w:pPr>
+        <w:spacing w:line="336" w:lineRule="auto" w:after="180"/>
+      </w:pPr>
+      <w:r>
+        <w:rPr>
+          <w:b w:val="0"/>
+        </w:rPr>
         <w:t>Find an error cluster before choosing a controlled follow-up.</w:t>
       </w:r>
     </w:p>
     <w:p>
-      <w:r>
+      <w:pPr>
+        <w:spacing w:line="336" w:lineRule="auto" w:after="180"/>
+      </w:pPr>
+      <w:r>
+        <w:rPr>
+          <w:b w:val="0"/>
+        </w:rPr>
         <w:t>Candidate errors: bright-light photos1/8; dim-light photos3/6. Images and reference labels are fixed for this audit.</w:t>
       </w:r>
     </w:p>
     <w:p>
-      <w:r>
-        <w:t>All inputs and outcomes in this worked example are invented classroom data; no real model run is claimed.</w:t>
+      <w:pPr>
+        <w:spacing w:line="336" w:lineRule="auto" w:after="180"/>
+      </w:pPr>
+      <w:r>
+        <w:rPr>
+          <w:b w:val="0"/>
+        </w:rPr>
+        <w:t xml:space="preserve">All </w:t>
+      </w:r>
+      <w:r>
+        <w:rPr>
+          <w:b/>
+        </w:rPr>
+        <w:t>input</w:t>
+      </w:r>
+      <w:r>
+        <w:rPr>
+          <w:b w:val="0"/>
+        </w:rPr>
+        <w:t>s and outcomes in this worked example are invented classroom data; no real model run is claimed.</w:t>
       </w:r>
     </w:p>
     <w:p>
@@ -1276,8 +1664,38 @@
       </w:r>
     </w:p>
     <w:p>
-      <w:r>
-        <w:t>What evidence would support the claim that a change helps fresh dim-light images? Point to the relevant step in the picture, then write the changed result and the rule or evidence that supports it.</w:t>
+      <w:pPr>
+        <w:spacing w:line="336" w:lineRule="auto" w:after="180"/>
+      </w:pPr>
+      <w:r>
+        <w:rPr>
+          <w:b w:val="0"/>
+        </w:rPr>
+        <w:t xml:space="preserve">What </w:t>
+      </w:r>
+      <w:r>
+        <w:rPr>
+          <w:b/>
+        </w:rPr>
+        <w:t>evidence</w:t>
+      </w:r>
+      <w:r>
+        <w:rPr>
+          <w:b w:val="0"/>
+        </w:rPr>
+        <w:t xml:space="preserve"> would support the claim that a change helps fresh dim-light images? Point to the relevant step in the picture, then write the changed result and the rule or </w:t>
+      </w:r>
+      <w:r>
+        <w:rPr>
+          <w:b/>
+        </w:rPr>
+        <w:t>evidence</w:t>
+      </w:r>
+      <w:r>
+        <w:rPr>
+          <w:b w:val="0"/>
+        </w:rPr>
+        <w:t xml:space="preserve"> that supports it.</w:t>
       </w:r>
     </w:p>
     <w:p>
@@ -1319,13 +1737,69 @@
       </w:r>
     </w:p>
     <w:p>
-      <w:r>
-        <w:t>Support used: alone / hint / worked example. This record is practice evidence.</w:t>
-      </w:r>
-    </w:p>
-    <w:p>
-      <w:r>
-        <w:t>Project connection: For your Responsible Plant Classifier, save the input, procedure, observed result and limitation of this check. Label this worked example as practice; use a different, previously unreviewed case when checking independent understanding.</w:t>
+      <w:pPr>
+        <w:pStyle w:val="Heading3"/>
+      </w:pPr>
+      <w:r>
+        <w:t>Record the help used</w:t>
+      </w:r>
+    </w:p>
+    <w:p>
+      <w:pPr>
+        <w:spacing w:line="336" w:lineRule="auto" w:after="180"/>
+        <w:shd w:fill="F1F6F8"/>
+      </w:pPr>
+      <w:r>
+        <w:rPr>
+          <w:b w:val="0"/>
+        </w:rPr>
+        <w:t xml:space="preserve">Support used: alone / hint / worked example. This record is practice </w:t>
+      </w:r>
+      <w:r>
+        <w:rPr>
+          <w:b/>
+        </w:rPr>
+        <w:t>evidence</w:t>
+      </w:r>
+      <w:r>
+        <w:rPr>
+          <w:b w:val="0"/>
+        </w:rPr>
+        <w:t>.</w:t>
+      </w:r>
+    </w:p>
+    <w:p>
+      <w:pPr>
+        <w:spacing w:line="336" w:lineRule="auto" w:after="180"/>
+      </w:pPr>
+      <w:r>
+        <w:rPr>
+          <w:b w:val="0"/>
+        </w:rPr>
+        <w:t xml:space="preserve">Project connection: For your Responsible Plant Classifier, save the </w:t>
+      </w:r>
+      <w:r>
+        <w:rPr>
+          <w:b/>
+        </w:rPr>
+        <w:t>input</w:t>
+      </w:r>
+      <w:r>
+        <w:rPr>
+          <w:b w:val="0"/>
+        </w:rPr>
+        <w:t>, procedure, observed result and limitation of this check.</w:t>
+      </w:r>
+    </w:p>
+    <w:p>
+      <w:pPr>
+        <w:spacing w:line="336" w:lineRule="auto" w:after="180"/>
+      </w:pPr>
+      <w:r>
+        <w:rPr>
+          <w:b w:val="0"/>
+        </w:rPr>
+        <w:t>Label this worked example as practice; use a different, previously unreviewed case when checking independent understanding.</w:t>
       </w:r>
     </w:p>
     <w:p>
@@ -1338,17 +1812,63 @@
     </w:p>
     <w:p>
       <w:r>
+        <w:t>Keep this week’s input, deciding step, result and limit together in the Responsible Plant Classifier record.</w:t>
+      </w:r>
+    </w:p>
+    <w:p>
+      <w:pPr>
+        <w:spacing w:line="336" w:lineRule="auto" w:after="180"/>
+      </w:pPr>
+      <w:r>
+        <w:rPr>
+          <w:b w:val="0"/>
+        </w:rPr>
         <w:t>Project: Responsible Plant Classifier</w:t>
       </w:r>
     </w:p>
     <w:p>
-      <w:r>
+      <w:pPr>
+        <w:spacing w:line="336" w:lineRule="auto" w:after="180"/>
+      </w:pPr>
+      <w:r>
+        <w:rPr>
+          <w:b w:val="0"/>
+        </w:rPr>
         <w:t>Current milestone: Test changed cases. Keep normal, boundary and failure cases; compare expected and observed results.</w:t>
       </w:r>
     </w:p>
     <w:p>
-      <w:r>
-        <w:t>For your Responsible Plant Classifier, save the input, procedure, observed result and limitation of this check. Label this worked example as practice; use a different, previously unreviewed case when checking independent understanding.</w:t>
+      <w:pPr>
+        <w:spacing w:line="336" w:lineRule="auto" w:after="180"/>
+      </w:pPr>
+      <w:r>
+        <w:rPr>
+          <w:b w:val="0"/>
+        </w:rPr>
+        <w:t xml:space="preserve">For your Responsible Plant Classifier, save the </w:t>
+      </w:r>
+      <w:r>
+        <w:rPr>
+          <w:b/>
+        </w:rPr>
+        <w:t>input</w:t>
+      </w:r>
+      <w:r>
+        <w:rPr>
+          <w:b w:val="0"/>
+        </w:rPr>
+        <w:t>, procedure, observed result and limitation of this check.</w:t>
+      </w:r>
+    </w:p>
+    <w:p>
+      <w:pPr>
+        <w:spacing w:line="336" w:lineRule="auto" w:after="180"/>
+      </w:pPr>
+      <w:r>
+        <w:rPr>
+          <w:b w:val="0"/>
+        </w:rPr>
+        <w:t>Label this worked example as practice; use a different, previously unreviewed case when checking independent understanding.</w:t>
       </w:r>
     </w:p>
     <w:tbl>
@@ -1510,11 +2030,28 @@
     </w:p>
     <w:p>
       <w:r>
+        <w:t>Try the supported questions before comparing with hints and feedback. Record what you repaired and the evidence you retained.</w:t>
+      </w:r>
+    </w:p>
+    <w:p>
+      <w:pPr>
+        <w:spacing w:line="336" w:lineRule="auto" w:after="180"/>
+      </w:pPr>
+      <w:r>
+        <w:rPr>
+          <w:b w:val="0"/>
+        </w:rPr>
         <w:t>Use this supported practice once, in the browser or on paper. Keep the reserved independent assessment for a separate first attempt before teacher feedback.</w:t>
       </w:r>
     </w:p>
     <w:p>
-      <w:r>
+      <w:pPr>
+        <w:spacing w:line="336" w:lineRule="auto" w:after="180"/>
+      </w:pPr>
+      <w:r>
+        <w:rPr>
+          <w:b w:val="0"/>
+        </w:rPr>
         <w:t>Find an error cluster before choosing a controlled follow-up.</w:t>
       </w:r>
     </w:p>
@@ -1527,22 +2064,49 @@
       </w:r>
     </w:p>
     <w:p>
-      <w:r>
+      <w:pPr>
+        <w:spacing w:line="336" w:lineRule="auto" w:after="180"/>
+      </w:pPr>
+      <w:r>
+        <w:rPr>
+          <w:b w:val="0"/>
+        </w:rPr>
         <w:t>Which labelled step matches this detail? Photograph the same approved toy scene in bright and dim conditions; hold device and framing fixed.</w:t>
       </w:r>
     </w:p>
     <w:p>
-      <w:r>
+      <w:pPr>
+        <w:spacing w:line="336" w:lineRule="auto" w:after="180"/>
+        <w:shd w:fill="F4F9FC"/>
+      </w:pPr>
+      <w:r>
+        <w:rPr>
+          <w:b w:val="0"/>
+        </w:rPr>
         <w:t>1. Plan controlled pair</w:t>
       </w:r>
     </w:p>
     <w:p>
-      <w:r>
+      <w:pPr>
+        <w:spacing w:line="336" w:lineRule="auto" w:after="180"/>
+        <w:shd w:fill="F4F9FC"/>
+      </w:pPr>
+      <w:r>
+        <w:rPr>
+          <w:b w:val="0"/>
+        </w:rPr>
         <w:t>2. Compute slice errors</w:t>
       </w:r>
     </w:p>
     <w:p>
-      <w:r>
+      <w:pPr>
+        <w:spacing w:line="336" w:lineRule="auto" w:after="180"/>
+        <w:shd w:fill="F4F9FC"/>
+      </w:pPr>
+      <w:r>
+        <w:rPr>
+          <w:b w:val="0"/>
+        </w:rPr>
         <w:t>3. Inspect dim failures</w:t>
       </w:r>
     </w:p>
@@ -1580,41 +2144,179 @@
       </w:r>
     </w:p>
     <w:p>
-      <w:r>
+      <w:pPr>
+        <w:pStyle w:val="Heading3"/>
+      </w:pPr>
+      <w:r>
+        <w:t>Hint · try first</w:t>
+      </w:r>
+    </w:p>
+    <w:p>
+      <w:pPr>
+        <w:spacing w:line="336" w:lineRule="auto" w:after="180"/>
+        <w:shd w:fill="F1F6F8"/>
+      </w:pPr>
+      <w:r>
+        <w:rPr>
+          <w:b w:val="0"/>
+        </w:rPr>
         <w:t>Hint if needed: Read the steps in the pictorial case. Match the supplied detail to the stage that performs or records it.</w:t>
       </w:r>
     </w:p>
     <w:p>
-      <w:r>
-        <w:t>After your attempt, compare with the supported explanation: Plan controlled pair Photograph the same approved toy scene in bright and dim conditions; hold device and framing fixed. Read the picture in order. Photograph the same approved toy scene in bright and dim conditions; hold device and framing fixed. The arrows show which recorded input or intermediate result each decision uses. Explain the deciding step aloud before checking the changed case; pointing to the final answer alone does not show how it follows.</w:t>
-      </w:r>
-    </w:p>
-    <w:p>
       <w:pPr>
         <w:pStyle w:val="Heading3"/>
       </w:pPr>
       <w:r>
+        <w:t>Feedback · compare after trying</w:t>
+      </w:r>
+    </w:p>
+    <w:p>
+      <w:pPr>
+        <w:spacing w:line="336" w:lineRule="auto" w:after="180"/>
+        <w:shd w:fill="F1F6FC"/>
+      </w:pPr>
+      <w:r>
+        <w:rPr>
+          <w:b w:val="0"/>
+        </w:rPr>
+        <w:t>After your attempt, compare with the supported explanation: Plan controlled pair Photograph the same approved toy scene in bright and dim conditions; hold device and framing fixed. Read the picture in order.</w:t>
+      </w:r>
+    </w:p>
+    <w:p>
+      <w:pPr>
+        <w:spacing w:line="336" w:lineRule="auto" w:after="180"/>
+        <w:shd w:fill="F1F6FC"/>
+      </w:pPr>
+      <w:r>
+        <w:rPr>
+          <w:b w:val="0"/>
+        </w:rPr>
+        <w:t xml:space="preserve">Photograph the same approved toy scene in bright and dim conditions; hold device and framing fixed. The arrows show which recorded </w:t>
+      </w:r>
+      <w:r>
+        <w:rPr>
+          <w:b/>
+        </w:rPr>
+        <w:t>input</w:t>
+      </w:r>
+      <w:r>
+        <w:rPr>
+          <w:b w:val="0"/>
+        </w:rPr>
+        <w:t xml:space="preserve"> or intermediate result each decision uses.</w:t>
+      </w:r>
+    </w:p>
+    <w:p>
+      <w:pPr>
+        <w:spacing w:line="336" w:lineRule="auto" w:after="180"/>
+        <w:shd w:fill="F1F6FC"/>
+      </w:pPr>
+      <w:r>
+        <w:rPr>
+          <w:b w:val="0"/>
+        </w:rPr>
+        <w:t>Explain the deciding step aloud before checking the changed case; pointing to the final answer alone does not show how it follows.</w:t>
+      </w:r>
+    </w:p>
+    <w:p>
+      <w:pPr>
+        <w:pStyle w:val="Heading3"/>
+      </w:pPr>
+      <w:r>
         <w:t>Practice 2: explain the deciding evidence</w:t>
       </w:r>
     </w:p>
     <w:p>
-      <w:r>
+      <w:pPr>
+        <w:pStyle w:val="Heading3"/>
+      </w:pPr>
+      <w:r>
+        <w:t>Changed case · predict first</w:t>
+      </w:r>
+    </w:p>
+    <w:p>
+      <w:pPr>
+        <w:spacing w:line="336" w:lineRule="auto" w:after="180"/>
+        <w:shd w:fill="F5F1FB"/>
+      </w:pPr>
+      <w:r>
+        <w:rPr>
+          <w:b w:val="0"/>
+        </w:rPr>
         <w:t>Changed-case practice: Dim errors fall to1/6 in a later same-case replay. Which conclusion is supported by the supplied facts?</w:t>
       </w:r>
     </w:p>
     <w:p>
-      <w:r>
-        <w:t>1. The replay’s dim error rate is 16.7%; it is development evidence if those cases guided the revision.</w:t>
-      </w:r>
-    </w:p>
-    <w:p>
-      <w:r>
-        <w:t>2. We can decide the result without examining the changed input or the procedure.</w:t>
-      </w:r>
-    </w:p>
-    <w:p>
-      <w:r>
-        <w:t>3. This one example guarantees correct results for every future input.</w:t>
+      <w:pPr>
+        <w:spacing w:line="336" w:lineRule="auto" w:after="180"/>
+        <w:shd w:fill="F4F9FC"/>
+      </w:pPr>
+      <w:r>
+        <w:rPr>
+          <w:b w:val="0"/>
+        </w:rPr>
+        <w:t xml:space="preserve">1. The replay’s dim error rate is 16.7%; it is development </w:t>
+      </w:r>
+      <w:r>
+        <w:rPr>
+          <w:b/>
+        </w:rPr>
+        <w:t>evidence</w:t>
+      </w:r>
+      <w:r>
+        <w:rPr>
+          <w:b w:val="0"/>
+        </w:rPr>
+        <w:t xml:space="preserve"> if those cases guided the revision.</w:t>
+      </w:r>
+    </w:p>
+    <w:p>
+      <w:pPr>
+        <w:spacing w:line="336" w:lineRule="auto" w:after="180"/>
+        <w:shd w:fill="F4F9FC"/>
+      </w:pPr>
+      <w:r>
+        <w:rPr>
+          <w:b w:val="0"/>
+        </w:rPr>
+        <w:t xml:space="preserve">2. We can decide the result without examining the changed </w:t>
+      </w:r>
+      <w:r>
+        <w:rPr>
+          <w:b/>
+        </w:rPr>
+        <w:t>input</w:t>
+      </w:r>
+      <w:r>
+        <w:rPr>
+          <w:b w:val="0"/>
+        </w:rPr>
+        <w:t xml:space="preserve"> or the procedure.</w:t>
+      </w:r>
+    </w:p>
+    <w:p>
+      <w:pPr>
+        <w:spacing w:line="336" w:lineRule="auto" w:after="180"/>
+        <w:shd w:fill="F4F9FC"/>
+      </w:pPr>
+      <w:r>
+        <w:rPr>
+          <w:b w:val="0"/>
+        </w:rPr>
+        <w:t xml:space="preserve">3. This one example guarantees correct results for every future </w:t>
+      </w:r>
+      <w:r>
+        <w:rPr>
+          <w:b/>
+        </w:rPr>
+        <w:t>input</w:t>
+      </w:r>
+      <w:r>
+        <w:rPr>
+          <w:b w:val="0"/>
+        </w:rPr>
+        <w:t>.</w:t>
       </w:r>
     </w:p>
     <w:p>
@@ -1651,36 +2353,201 @@
       </w:r>
     </w:p>
     <w:p>
-      <w:r>
+      <w:pPr>
+        <w:pStyle w:val="Heading3"/>
+      </w:pPr>
+      <w:r>
+        <w:t>Hint · try first</w:t>
+      </w:r>
+    </w:p>
+    <w:p>
+      <w:pPr>
+        <w:spacing w:line="336" w:lineRule="auto" w:after="180"/>
+        <w:shd w:fill="F1F6F8"/>
+      </w:pPr>
+      <w:r>
+        <w:rPr>
+          <w:b w:val="0"/>
+        </w:rPr>
         <w:t>Hint if needed: Use the changed condition and the deciding step in the pictorial trace. The answer must say what follows from those facts.</w:t>
       </w:r>
     </w:p>
     <w:p>
-      <w:r>
-        <w:t>After your attempt, compare with the supported explanation: The replay’s dim error rate is 16.7%; it is development evidence if those cases guided the revision. Observed improvement on reused cases is not an untouched final generalisation test.</w:t>
-      </w:r>
-    </w:p>
-    <w:p>
       <w:pPr>
         <w:pStyle w:val="Heading3"/>
       </w:pPr>
       <w:r>
+        <w:t>Feedback · compare after trying</w:t>
+      </w:r>
+    </w:p>
+    <w:p>
+      <w:pPr>
+        <w:spacing w:line="336" w:lineRule="auto" w:after="180"/>
+        <w:shd w:fill="F1F6FC"/>
+      </w:pPr>
+      <w:r>
+        <w:rPr>
+          <w:b w:val="0"/>
+        </w:rPr>
+        <w:t xml:space="preserve">After your attempt, compare with the supported explanation: The replay’s dim error rate is 16.7%; it is development </w:t>
+      </w:r>
+      <w:r>
+        <w:rPr>
+          <w:b/>
+        </w:rPr>
+        <w:t>evidence</w:t>
+      </w:r>
+      <w:r>
+        <w:rPr>
+          <w:b w:val="0"/>
+        </w:rPr>
+        <w:t xml:space="preserve"> if those cases guided the revision.</w:t>
+      </w:r>
+    </w:p>
+    <w:p>
+      <w:pPr>
+        <w:spacing w:line="336" w:lineRule="auto" w:after="180"/>
+        <w:shd w:fill="F1F6FC"/>
+      </w:pPr>
+      <w:r>
+        <w:rPr>
+          <w:b w:val="0"/>
+        </w:rPr>
+        <w:t>Observed improvement on reused cases is not an untouched final generalisation test.</w:t>
+      </w:r>
+    </w:p>
+    <w:p>
+      <w:pPr>
+        <w:pStyle w:val="Heading3"/>
+      </w:pPr>
+      <w:r>
         <w:t>Repair a missing building block</w:t>
       </w:r>
     </w:p>
     <w:p>
-      <w:r>
-        <w:t>Review Precision and Recall (ai-4/17). Goal: Choose the denominator that answers the question. Short practice: Were the original precision and recall denominators the same? Point to the relevant step in the picture, then write the changed result and the rule or evidence that supports it.. Return to this week and explain what you changed.</w:t>
-      </w:r>
-    </w:p>
-    <w:p>
-      <w:r>
-        <w:t>Review Confusion Matrix (ai-4/15). Goal: Build a labelled confusion matrix from matched reference and prediction pairs. Short practice: Why is adding TP alone without reducing FN an incorrect revision? Point to the relevant step in the picture, then write the changed result and the rule or evidence that supports it.. Return to this week and explain what you changed.</w:t>
-      </w:r>
-    </w:p>
-    <w:p>
-      <w:r>
-        <w:t>Review Nearest Neighbors (ai-4/12). Goal: Compute absolute distances and rank training neighbours. Short practice: Why is the k=1 outcome at length5 not uniquely determined without a tie rule? Point to the relevant step in the picture, then write the changed result and the rule or evidence that supports it.. Return to this week and explain what you changed.</w:t>
+      <w:pPr>
+        <w:spacing w:line="336" w:lineRule="auto" w:after="180"/>
+      </w:pPr>
+      <w:r>
+        <w:rPr>
+          <w:b w:val="0"/>
+        </w:rPr>
+        <w:t>Review Precision and Recall (ai-4/17). Goal: Choose the denominator that answers the question. Short practice: Were the original precision and recall denominators the same?</w:t>
+      </w:r>
+    </w:p>
+    <w:p>
+      <w:pPr>
+        <w:spacing w:line="336" w:lineRule="auto" w:after="180"/>
+      </w:pPr>
+      <w:r>
+        <w:rPr>
+          <w:b w:val="0"/>
+        </w:rPr>
+        <w:t xml:space="preserve">Point to the relevant step in the picture, then write the changed result and the rule or </w:t>
+      </w:r>
+      <w:r>
+        <w:rPr>
+          <w:b/>
+        </w:rPr>
+        <w:t>evidence</w:t>
+      </w:r>
+      <w:r>
+        <w:rPr>
+          <w:b w:val="0"/>
+        </w:rPr>
+        <w:t xml:space="preserve"> that supports it.. Return to this week and explain what you changed.</w:t>
+      </w:r>
+    </w:p>
+    <w:p>
+      <w:pPr>
+        <w:spacing w:line="336" w:lineRule="auto" w:after="180"/>
+      </w:pPr>
+      <w:r>
+        <w:rPr>
+          <w:b w:val="0"/>
+        </w:rPr>
+        <w:t xml:space="preserve">Review Confusion Matrix (ai-4/15). Goal: Build a labelled confusion matrix from matched reference and </w:t>
+      </w:r>
+      <w:r>
+        <w:rPr>
+          <w:b/>
+        </w:rPr>
+        <w:t>prediction</w:t>
+      </w:r>
+      <w:r>
+        <w:rPr>
+          <w:b w:val="0"/>
+        </w:rPr>
+        <w:t xml:space="preserve"> pairs. Short practice: Why is adding TP alone without reducing FN an incorrect revision?</w:t>
+      </w:r>
+    </w:p>
+    <w:p>
+      <w:pPr>
+        <w:spacing w:line="336" w:lineRule="auto" w:after="180"/>
+      </w:pPr>
+      <w:r>
+        <w:rPr>
+          <w:b w:val="0"/>
+        </w:rPr>
+        <w:t xml:space="preserve">Point to the relevant step in the picture, then write the changed result and the rule or </w:t>
+      </w:r>
+      <w:r>
+        <w:rPr>
+          <w:b/>
+        </w:rPr>
+        <w:t>evidence</w:t>
+      </w:r>
+      <w:r>
+        <w:rPr>
+          <w:b w:val="0"/>
+        </w:rPr>
+        <w:t xml:space="preserve"> that supports it.. Return to this week and explain what you changed.</w:t>
+      </w:r>
+    </w:p>
+    <w:p>
+      <w:pPr>
+        <w:spacing w:line="336" w:lineRule="auto" w:after="180"/>
+      </w:pPr>
+      <w:r>
+        <w:rPr>
+          <w:b w:val="0"/>
+        </w:rPr>
+        <w:t xml:space="preserve">Review Nearest Neighbors (ai-4/12). Goal: Compute absolute distances and rank </w:t>
+      </w:r>
+      <w:r>
+        <w:rPr>
+          <w:b/>
+        </w:rPr>
+        <w:t>training</w:t>
+      </w:r>
+      <w:r>
+        <w:rPr>
+          <w:b w:val="0"/>
+        </w:rPr>
+        <w:t xml:space="preserve"> neighbours. Short practice: Why is the k=1 outcome at length5 not uniquely determined without a tie rule?</w:t>
+      </w:r>
+    </w:p>
+    <w:p>
+      <w:pPr>
+        <w:spacing w:line="336" w:lineRule="auto" w:after="180"/>
+      </w:pPr>
+      <w:r>
+        <w:rPr>
+          <w:b w:val="0"/>
+        </w:rPr>
+        <w:t xml:space="preserve">Point to the relevant step in the picture, then write the changed result and the rule or </w:t>
+      </w:r>
+      <w:r>
+        <w:rPr>
+          <w:b/>
+        </w:rPr>
+        <w:t>evidence</w:t>
+      </w:r>
+      <w:r>
+        <w:rPr>
+          <w:b w:val="0"/>
+        </w:rPr>
+        <w:t xml:space="preserve"> that supports it.. Return to this week and explain what you changed.</w:t>
       </w:r>
     </w:p>
     <w:p>
@@ -1692,8 +2559,61 @@
       </w:r>
     </w:p>
     <w:p>
-      <w:r>
-        <w:t>The browser lab lets you edit the supported Python examples already included in this lesson. Predict first, run, inspect the actual output or error, change one input, then run again. Keep code, predictions, actual results and a reasoned revision together. On paper, label your result as a trace rather than an execution.</w:t>
+      <w:pPr>
+        <w:spacing w:line="336" w:lineRule="auto" w:after="180"/>
+      </w:pPr>
+      <w:r>
+        <w:rPr>
+          <w:b w:val="0"/>
+        </w:rPr>
+        <w:t xml:space="preserve">The browser lab lets you edit the supported Python examples already included in this lesson. Predict first, run, inspect the actual </w:t>
+      </w:r>
+      <w:r>
+        <w:rPr>
+          <w:b/>
+        </w:rPr>
+        <w:t>output</w:t>
+      </w:r>
+      <w:r>
+        <w:rPr>
+          <w:b w:val="0"/>
+        </w:rPr>
+        <w:t xml:space="preserve"> or error, change one </w:t>
+      </w:r>
+      <w:r>
+        <w:rPr>
+          <w:b/>
+        </w:rPr>
+        <w:t>input</w:t>
+      </w:r>
+      <w:r>
+        <w:rPr>
+          <w:b w:val="0"/>
+        </w:rPr>
+        <w:t>, then run again.</w:t>
+      </w:r>
+    </w:p>
+    <w:p>
+      <w:pPr>
+        <w:spacing w:line="336" w:lineRule="auto" w:after="180"/>
+      </w:pPr>
+      <w:r>
+        <w:rPr>
+          <w:b w:val="0"/>
+        </w:rPr>
+        <w:t xml:space="preserve">Keep code, </w:t>
+      </w:r>
+      <w:r>
+        <w:rPr>
+          <w:b/>
+        </w:rPr>
+        <w:t>prediction</w:t>
+      </w:r>
+      <w:r>
+        <w:rPr>
+          <w:b w:val="0"/>
+        </w:rPr>
+        <w:t>s, actual results and a reasoned revision together. On paper, label your result as a trace rather than an execution.</w:t>
       </w:r>
     </w:p>
     <w:p>
@@ -1705,8 +2625,37 @@
       </w:r>
     </w:p>
     <w:p>
-      <w:r>
-        <w:t>Use Download completed work in the hosted lesson to export your answers, reflections, practice feedback and code-run evidence. Open the HTML copy to read or print it. Drafts stay in this browser when storage is available; clear drafts on a shared device.</w:t>
+      <w:pPr>
+        <w:spacing w:line="336" w:lineRule="auto" w:after="180"/>
+      </w:pPr>
+      <w:r>
+        <w:rPr>
+          <w:b w:val="0"/>
+        </w:rPr>
+        <w:t xml:space="preserve">Use Download completed work in the hosted lesson to export your answers, reflections, practice feedback and code-run </w:t>
+      </w:r>
+      <w:r>
+        <w:rPr>
+          <w:b/>
+        </w:rPr>
+        <w:t>evidence</w:t>
+      </w:r>
+      <w:r>
+        <w:rPr>
+          <w:b w:val="0"/>
+        </w:rPr>
+        <w:t>. Open the HTML copy to read or print it.</w:t>
+      </w:r>
+    </w:p>
+    <w:p>
+      <w:pPr>
+        <w:spacing w:line="336" w:lineRule="auto" w:after="180"/>
+      </w:pPr>
+      <w:r>
+        <w:rPr>
+          <w:b w:val="0"/>
+        </w:rPr>
+        <w:t>Drafts stay in this browser when storage is available; clear drafts on a shared device.</w:t>
       </w:r>
     </w:p>
     <w:p>
@@ -1720,6 +2669,774 @@
     <w:p>
       <w:r>
         <w:t>________________________________________________________________</w:t>
+      </w:r>
+    </w:p>
+    <w:p>
+      <w:r>
+        <w:t>________________________________________________________________</w:t>
+      </w:r>
+    </w:p>
+    <w:p>
+      <w:r>
+        <w:t>________________________________________________________________</w:t>
+      </w:r>
+    </w:p>
+    <w:p>
+      <w:r>
+        <w:t>________________________________________________________________</w:t>
+      </w:r>
+    </w:p>
+    <w:p>
+      <w:r>
+        <w:t>________________________________________________________________</w:t>
+      </w:r>
+    </w:p>
+    <w:p>
+      <w:pPr>
+        <w:pStyle w:val="Heading1"/>
+      </w:pPr>
+      <w:r>
+        <w:t>21. Visual concept journey</w:t>
+      </w:r>
+    </w:p>
+    <w:p>
+      <w:r>
+        <w:t>Explain each Error Analysis picture from its labels, then record a relevant limit.</w:t>
+      </w:r>
+    </w:p>
+    <w:p>
+      <w:pPr>
+        <w:pStyle w:val="Heading3"/>
+      </w:pPr>
+      <w:r>
+        <w:t>01. Error Analysis: the case</w:t>
+      </w:r>
+    </w:p>
+    <w:p>
+      <w:r>
+        <w:drawing>
+          <wp:inline xmlns:a="http://schemas.openxmlformats.org/drawingml/2006/main" xmlns:pic="http://schemas.openxmlformats.org/drawingml/2006/picture">
+            <wp:extent cx="5486400" cy="2990088"/>
+            <wp:docPr id="3" name="Picture 3" descr="Find an error cluster before choosing a controlled follow-up. Supplied facts: Candidate errors: bright-light photos1/8; dim-light photos3/6. Images and reference labels are fixed for this audit. All inputs and outcomes in this worked example are invented classroom data; no real model run is claimed."/>
+            <wp:cNvGraphicFramePr>
+              <a:graphicFrameLocks noChangeAspect="1"/>
+            </wp:cNvGraphicFramePr>
+            <a:graphic>
+              <a:graphicData uri="http://schemas.openxmlformats.org/drawingml/2006/picture">
+                <pic:pic>
+                  <pic:nvPicPr>
+                    <pic:cNvPr id="0" name="academy-story-ai-4-18-01.png"/>
+                    <pic:cNvPicPr/>
+                  </pic:nvPicPr>
+                  <pic:blipFill>
+                    <a:blip r:embed="rId11"/>
+                    <a:stretch>
+                      <a:fillRect/>
+                    </a:stretch>
+                  </pic:blipFill>
+                  <pic:spPr>
+                    <a:xfrm>
+                      <a:off x="0" y="0"/>
+                      <a:ext cx="5486400" cy="2990088"/>
+                    </a:xfrm>
+                    <a:prstGeom prst="rect"/>
+                  </pic:spPr>
+                </pic:pic>
+              </a:graphicData>
+            </a:graphic>
+          </wp:inline>
+        </w:drawing>
+      </w:r>
+    </w:p>
+    <w:p>
+      <w:pPr>
+        <w:spacing w:line="336" w:lineRule="auto" w:after="180"/>
+      </w:pPr>
+      <w:r>
+        <w:rPr>
+          <w:b w:val="0"/>
+        </w:rPr>
+        <w:t>Find an error cluster before choosing a controlled follow-up. Supplied facts: Candidate errors: bright-light photos1/8; dim-light photos3/6. Images and reference labels are fixed for this audit.</w:t>
+      </w:r>
+    </w:p>
+    <w:p>
+      <w:pPr>
+        <w:spacing w:line="336" w:lineRule="auto" w:after="180"/>
+      </w:pPr>
+      <w:r>
+        <w:rPr>
+          <w:b w:val="0"/>
+        </w:rPr>
+        <w:t xml:space="preserve">All </w:t>
+      </w:r>
+      <w:r>
+        <w:rPr>
+          <w:b/>
+        </w:rPr>
+        <w:t>input</w:t>
+      </w:r>
+      <w:r>
+        <w:rPr>
+          <w:b w:val="0"/>
+        </w:rPr>
+        <w:t>s and outcomes in this worked example are invented classroom data; no real model run is claimed.</w:t>
+      </w:r>
+    </w:p>
+    <w:p>
+      <w:pPr>
+        <w:spacing w:line="336" w:lineRule="auto" w:after="180"/>
+        <w:shd w:fill="F5F1FB"/>
+      </w:pPr>
+      <w:r>
+        <w:rPr>
+          <w:b w:val="0"/>
+        </w:rPr>
+        <w:t>Point to the given fact that matters most. Explain why it matters.</w:t>
+      </w:r>
+    </w:p>
+    <w:p>
+      <w:pPr>
+        <w:pStyle w:val="Heading3"/>
+      </w:pPr>
+      <w:r>
+        <w:t>My picture explanation, deciding evidence and one limit</w:t>
+      </w:r>
+    </w:p>
+    <w:p>
+      <w:r>
+        <w:t>________________________________________________________________</w:t>
+      </w:r>
+    </w:p>
+    <w:p>
+      <w:r>
+        <w:t>________________________________________________________________</w:t>
+      </w:r>
+    </w:p>
+    <w:p>
+      <w:r>
+        <w:t>________________________________________________________________</w:t>
+      </w:r>
+    </w:p>
+    <w:p>
+      <w:r>
+        <w:t>________________________________________________________________</w:t>
+      </w:r>
+    </w:p>
+    <w:p>
+      <w:pPr>
+        <w:pStyle w:val="Heading3"/>
+      </w:pPr>
+      <w:r>
+        <w:t>02. Follow the deciding steps</w:t>
+      </w:r>
+    </w:p>
+    <w:p>
+      <w:r>
+        <w:drawing>
+          <wp:inline xmlns:a="http://schemas.openxmlformats.org/drawingml/2006/main" xmlns:pic="http://schemas.openxmlformats.org/drawingml/2006/picture">
+            <wp:extent cx="5486400" cy="3493008"/>
+            <wp:docPr id="4" name="Picture 4" descr="Compute slice errors: Bright: 12.5%; dim: 50%. Total errors4/14, about28.6%. → Inspect dim failures: Check blur, lighting and label uncertainty instead of assuming lighting caused every error. → Plan controlled pair: Photograph the same approved toy scene in bright and dim conditions; hold device and framing fixed."/>
+            <wp:cNvGraphicFramePr>
+              <a:graphicFrameLocks noChangeAspect="1"/>
+            </wp:cNvGraphicFramePr>
+            <a:graphic>
+              <a:graphicData uri="http://schemas.openxmlformats.org/drawingml/2006/picture">
+                <pic:pic>
+                  <pic:nvPicPr>
+                    <pic:cNvPr id="0" name="academy-story-ai-4-18-02.png"/>
+                    <pic:cNvPicPr/>
+                  </pic:nvPicPr>
+                  <pic:blipFill>
+                    <a:blip r:embed="rId12"/>
+                    <a:stretch>
+                      <a:fillRect/>
+                    </a:stretch>
+                  </pic:blipFill>
+                  <pic:spPr>
+                    <a:xfrm>
+                      <a:off x="0" y="0"/>
+                      <a:ext cx="5486400" cy="3493008"/>
+                    </a:xfrm>
+                    <a:prstGeom prst="rect"/>
+                  </pic:spPr>
+                </pic:pic>
+              </a:graphicData>
+            </a:graphic>
+          </wp:inline>
+        </w:drawing>
+      </w:r>
+    </w:p>
+    <w:p>
+      <w:pPr>
+        <w:spacing w:line="336" w:lineRule="auto" w:after="180"/>
+      </w:pPr>
+      <w:r>
+        <w:rPr>
+          <w:b w:val="0"/>
+        </w:rPr>
+        <w:t>Compute slice errors: Bright: 12.5%; dim: 50%.</w:t>
+      </w:r>
+    </w:p>
+    <w:p>
+      <w:pPr>
+        <w:spacing w:line="336" w:lineRule="auto" w:after="180"/>
+      </w:pPr>
+      <w:r>
+        <w:rPr>
+          <w:b w:val="0"/>
+        </w:rPr>
+        <w:t>Total errors4/14, about28.6%. → Inspect dim failures: Check blur, lighting and label uncertainty instead of assuming lighting caused every error. → Plan controlled pair: Photograph the same approved toy scene in bright and dim conditions; hold device and framing fixed.</w:t>
+      </w:r>
+    </w:p>
+    <w:p>
+      <w:pPr>
+        <w:spacing w:line="336" w:lineRule="auto" w:after="180"/>
+        <w:shd w:fill="F5F1FB"/>
+      </w:pPr>
+      <w:r>
+        <w:rPr>
+          <w:b w:val="0"/>
+        </w:rPr>
+        <w:t xml:space="preserve">Point to each numbered stage and explain which recorded </w:t>
+      </w:r>
+      <w:r>
+        <w:rPr>
+          <w:b/>
+        </w:rPr>
+        <w:t>input</w:t>
+      </w:r>
+      <w:r>
+        <w:rPr>
+          <w:b w:val="0"/>
+        </w:rPr>
+        <w:t xml:space="preserve"> it uses.</w:t>
+      </w:r>
+    </w:p>
+    <w:p>
+      <w:pPr>
+        <w:pStyle w:val="Heading3"/>
+      </w:pPr>
+      <w:r>
+        <w:t>My picture explanation, deciding evidence and one limit</w:t>
+      </w:r>
+    </w:p>
+    <w:p>
+      <w:r>
+        <w:t>________________________________________________________________</w:t>
+      </w:r>
+    </w:p>
+    <w:p>
+      <w:r>
+        <w:t>________________________________________________________________</w:t>
+      </w:r>
+    </w:p>
+    <w:p>
+      <w:r>
+        <w:t>________________________________________________________________</w:t>
+      </w:r>
+    </w:p>
+    <w:p>
+      <w:r>
+        <w:t>________________________________________________________________</w:t>
+      </w:r>
+    </w:p>
+    <w:p>
+      <w:pPr>
+        <w:pStyle w:val="Heading3"/>
+      </w:pPr>
+      <w:r>
+        <w:t>03. Errors per 100 photos in each lighting slice</w:t>
+      </w:r>
+    </w:p>
+    <w:p>
+      <w:r>
+        <w:drawing>
+          <wp:inline xmlns:a="http://schemas.openxmlformats.org/drawingml/2006/main" xmlns:pic="http://schemas.openxmlformats.org/drawingml/2006/picture">
+            <wp:extent cx="5486400" cy="2834640"/>
+            <wp:docPr id="5" name="Picture 5" descr="Errors per 100 photos in each lighting slice. Units: percent. bright: 12.5. dim: 50."/>
+            <wp:cNvGraphicFramePr>
+              <a:graphicFrameLocks noChangeAspect="1"/>
+            </wp:cNvGraphicFramePr>
+            <a:graphic>
+              <a:graphicData uri="http://schemas.openxmlformats.org/drawingml/2006/picture">
+                <pic:pic>
+                  <pic:nvPicPr>
+                    <pic:cNvPr id="0" name="academy-story-ai-4-18-03.png"/>
+                    <pic:cNvPicPr/>
+                  </pic:nvPicPr>
+                  <pic:blipFill>
+                    <a:blip r:embed="rId13"/>
+                    <a:stretch>
+                      <a:fillRect/>
+                    </a:stretch>
+                  </pic:blipFill>
+                  <pic:spPr>
+                    <a:xfrm>
+                      <a:off x="0" y="0"/>
+                      <a:ext cx="5486400" cy="2834640"/>
+                    </a:xfrm>
+                    <a:prstGeom prst="rect"/>
+                  </pic:spPr>
+                </pic:pic>
+              </a:graphicData>
+            </a:graphic>
+          </wp:inline>
+        </w:drawing>
+      </w:r>
+    </w:p>
+    <w:p>
+      <w:pPr>
+        <w:spacing w:line="336" w:lineRule="auto" w:after="180"/>
+      </w:pPr>
+      <w:r>
+        <w:rPr>
+          <w:b w:val="0"/>
+        </w:rPr>
+        <w:t>Errors per 100 photos in each lighting slice. Units: percent. bright: 12.5. dim: 50.</w:t>
+      </w:r>
+    </w:p>
+    <w:p>
+      <w:pPr>
+        <w:spacing w:line="336" w:lineRule="auto" w:after="180"/>
+        <w:shd w:fill="F5F1FB"/>
+      </w:pPr>
+      <w:r>
+        <w:rPr>
+          <w:b w:val="0"/>
+        </w:rPr>
+        <w:t>Read the labels and values. Explain the relationship the model shows.</w:t>
+      </w:r>
+    </w:p>
+    <w:p>
+      <w:pPr>
+        <w:pStyle w:val="Heading3"/>
+      </w:pPr>
+      <w:r>
+        <w:t>My picture explanation, deciding evidence and one limit</w:t>
+      </w:r>
+    </w:p>
+    <w:p>
+      <w:r>
+        <w:t>________________________________________________________________</w:t>
+      </w:r>
+    </w:p>
+    <w:p>
+      <w:r>
+        <w:t>________________________________________________________________</w:t>
+      </w:r>
+    </w:p>
+    <w:p>
+      <w:r>
+        <w:t>________________________________________________________________</w:t>
+      </w:r>
+    </w:p>
+    <w:p>
+      <w:r>
+        <w:t>________________________________________________________________</w:t>
+      </w:r>
+    </w:p>
+    <w:p>
+      <w:pPr>
+        <w:pStyle w:val="Heading3"/>
+      </w:pPr>
+      <w:r>
+        <w:t>04. Change one thing. Trace what follows.</w:t>
+      </w:r>
+    </w:p>
+    <w:p>
+      <w:r>
+        <w:drawing>
+          <wp:inline xmlns:a="http://schemas.openxmlformats.org/drawingml/2006/main" xmlns:pic="http://schemas.openxmlformats.org/drawingml/2006/picture">
+            <wp:extent cx="5486400" cy="3041904"/>
+            <wp:docPr id="6" name="Picture 6" descr="Original case: Photograph the same approved toy scene in bright and dim conditions; hold device and framing fixed. Changed condition: Dim errors fall to1/6 in a later same-case replay. Expected result: The replay’s dim error rate is 16.7%; it is development evidence if those cases guided the revision. Reason: Observed improvement on reused cases is not an untouched final generalisation test."/>
+            <wp:cNvGraphicFramePr>
+              <a:graphicFrameLocks noChangeAspect="1"/>
+            </wp:cNvGraphicFramePr>
+            <a:graphic>
+              <a:graphicData uri="http://schemas.openxmlformats.org/drawingml/2006/picture">
+                <pic:pic>
+                  <pic:nvPicPr>
+                    <pic:cNvPr id="0" name="academy-story-ai-4-18-04.png"/>
+                    <pic:cNvPicPr/>
+                  </pic:nvPicPr>
+                  <pic:blipFill>
+                    <a:blip r:embed="rId14"/>
+                    <a:stretch>
+                      <a:fillRect/>
+                    </a:stretch>
+                  </pic:blipFill>
+                  <pic:spPr>
+                    <a:xfrm>
+                      <a:off x="0" y="0"/>
+                      <a:ext cx="5486400" cy="3041904"/>
+                    </a:xfrm>
+                    <a:prstGeom prst="rect"/>
+                  </pic:spPr>
+                </pic:pic>
+              </a:graphicData>
+            </a:graphic>
+          </wp:inline>
+        </w:drawing>
+      </w:r>
+    </w:p>
+    <w:p>
+      <w:pPr>
+        <w:spacing w:line="336" w:lineRule="auto" w:after="180"/>
+      </w:pPr>
+      <w:r>
+        <w:rPr>
+          <w:b w:val="0"/>
+        </w:rPr>
+        <w:t>Original case: Photograph the same approved toy scene in bright and dim conditions; hold device and framing fixed. Changed condition: Dim errors fall to1/6 in a later same-case replay.</w:t>
+      </w:r>
+    </w:p>
+    <w:p>
+      <w:pPr>
+        <w:spacing w:line="336" w:lineRule="auto" w:after="180"/>
+      </w:pPr>
+      <w:r>
+        <w:rPr>
+          <w:b w:val="0"/>
+        </w:rPr>
+        <w:t xml:space="preserve">Expected result: The replay’s dim error rate is 16.7%; it is development </w:t>
+      </w:r>
+      <w:r>
+        <w:rPr>
+          <w:b/>
+        </w:rPr>
+        <w:t>evidence</w:t>
+      </w:r>
+      <w:r>
+        <w:rPr>
+          <w:b w:val="0"/>
+        </w:rPr>
+        <w:t xml:space="preserve"> if those cases guided the revision. Reason: Observed improvement on reused cases is not an untouched final generalisation test.</w:t>
+      </w:r>
+    </w:p>
+    <w:p>
+      <w:pPr>
+        <w:spacing w:line="336" w:lineRule="auto" w:after="180"/>
+        <w:shd w:fill="F5F1FB"/>
+      </w:pPr>
+      <w:r>
+        <w:rPr>
+          <w:b w:val="0"/>
+        </w:rPr>
+        <w:t>Predict before checking the worked changed-case result. Name what changed and what the supplied facts allow you to conclude.</w:t>
+      </w:r>
+    </w:p>
+    <w:p>
+      <w:pPr>
+        <w:pStyle w:val="Heading3"/>
+      </w:pPr>
+      <w:r>
+        <w:t>My picture explanation, deciding evidence and one limit</w:t>
+      </w:r>
+    </w:p>
+    <w:p>
+      <w:r>
+        <w:t>________________________________________________________________</w:t>
+      </w:r>
+    </w:p>
+    <w:p>
+      <w:r>
+        <w:t>________________________________________________________________</w:t>
+      </w:r>
+    </w:p>
+    <w:p>
+      <w:r>
+        <w:t>________________________________________________________________</w:t>
+      </w:r>
+    </w:p>
+    <w:p>
+      <w:r>
+        <w:t>________________________________________________________________</w:t>
+      </w:r>
+    </w:p>
+    <w:p>
+      <w:pPr>
+        <w:pStyle w:val="Heading3"/>
+      </w:pPr>
+      <w:r>
+        <w:t>05. Connect the explanation to its limit</w:t>
+      </w:r>
+    </w:p>
+    <w:p>
+      <w:r>
+        <w:drawing>
+          <wp:inline xmlns:a="http://schemas.openxmlformats.org/drawingml/2006/main" xmlns:pic="http://schemas.openxmlformats.org/drawingml/2006/picture">
+            <wp:extent cx="5486400" cy="2834640"/>
+            <wp:docPr id="7" name="Picture 7" descr="Read the picture in order. Photograph the same approved toy scene in bright and dim conditions; hold device and framing fixed. The arrows show which recorded input or intermediate result each decision uses. Explain the deciding step aloud before checking the changed case; pointing to the final answer alone does not show how it follows. Limit: A slice difference suggests investigation; it does not establish a causal lighting explanation by itself."/>
+            <wp:cNvGraphicFramePr>
+              <a:graphicFrameLocks noChangeAspect="1"/>
+            </wp:cNvGraphicFramePr>
+            <a:graphic>
+              <a:graphicData uri="http://schemas.openxmlformats.org/drawingml/2006/picture">
+                <pic:pic>
+                  <pic:nvPicPr>
+                    <pic:cNvPr id="0" name="academy-story-ai-4-18-05.png"/>
+                    <pic:cNvPicPr/>
+                  </pic:nvPicPr>
+                  <pic:blipFill>
+                    <a:blip r:embed="rId15"/>
+                    <a:stretch>
+                      <a:fillRect/>
+                    </a:stretch>
+                  </pic:blipFill>
+                  <pic:spPr>
+                    <a:xfrm>
+                      <a:off x="0" y="0"/>
+                      <a:ext cx="5486400" cy="2834640"/>
+                    </a:xfrm>
+                    <a:prstGeom prst="rect"/>
+                  </pic:spPr>
+                </pic:pic>
+              </a:graphicData>
+            </a:graphic>
+          </wp:inline>
+        </w:drawing>
+      </w:r>
+    </w:p>
+    <w:p>
+      <w:pPr>
+        <w:spacing w:line="336" w:lineRule="auto" w:after="180"/>
+      </w:pPr>
+      <w:r>
+        <w:rPr>
+          <w:b w:val="0"/>
+        </w:rPr>
+        <w:t xml:space="preserve">Read the picture in order. Photograph the same approved toy scene in bright and dim conditions; hold device and framing fixed. The arrows show which recorded </w:t>
+      </w:r>
+      <w:r>
+        <w:rPr>
+          <w:b/>
+        </w:rPr>
+        <w:t>input</w:t>
+      </w:r>
+      <w:r>
+        <w:rPr>
+          <w:b w:val="0"/>
+        </w:rPr>
+        <w:t xml:space="preserve"> or intermediate result each decision uses.</w:t>
+      </w:r>
+    </w:p>
+    <w:p>
+      <w:pPr>
+        <w:spacing w:line="336" w:lineRule="auto" w:after="180"/>
+      </w:pPr>
+      <w:r>
+        <w:rPr>
+          <w:b w:val="0"/>
+        </w:rPr>
+        <w:t>Explain the deciding step aloud before checking the changed case; pointing to the final answer alone does not show how it follows.</w:t>
+      </w:r>
+    </w:p>
+    <w:p>
+      <w:pPr>
+        <w:spacing w:line="336" w:lineRule="auto" w:after="180"/>
+      </w:pPr>
+      <w:r>
+        <w:rPr>
+          <w:b w:val="0"/>
+        </w:rPr>
+        <w:t>Limit: A slice difference suggests investigation; it does not establish a causal lighting explanation by itself.</w:t>
+      </w:r>
+    </w:p>
+    <w:p>
+      <w:pPr>
+        <w:spacing w:line="336" w:lineRule="auto" w:after="180"/>
+        <w:shd w:fill="F5F1FB"/>
+      </w:pPr>
+      <w:r>
+        <w:rPr>
+          <w:b w:val="0"/>
+        </w:rPr>
+        <w:t>Explain the case, then point to a limit on the claim.</w:t>
+      </w:r>
+    </w:p>
+    <w:p>
+      <w:pPr>
+        <w:pStyle w:val="Heading3"/>
+      </w:pPr>
+      <w:r>
+        <w:t>My picture explanation, deciding evidence and one limit</w:t>
+      </w:r>
+    </w:p>
+    <w:p>
+      <w:r>
+        <w:t>________________________________________________________________</w:t>
+      </w:r>
+    </w:p>
+    <w:p>
+      <w:r>
+        <w:t>________________________________________________________________</w:t>
+      </w:r>
+    </w:p>
+    <w:p>
+      <w:r>
+        <w:t>________________________________________________________________</w:t>
+      </w:r>
+    </w:p>
+    <w:p>
+      <w:r>
+        <w:t>________________________________________________________________</w:t>
+      </w:r>
+    </w:p>
+    <w:p>
+      <w:pPr>
+        <w:pStyle w:val="Heading3"/>
+      </w:pPr>
+      <w:r>
+        <w:t>06. Make the idea visible in your project</w:t>
+      </w:r>
+    </w:p>
+    <w:p>
+      <w:r>
+        <w:drawing>
+          <wp:inline xmlns:a="http://schemas.openxmlformats.org/drawingml/2006/main" xmlns:pic="http://schemas.openxmlformats.org/drawingml/2006/picture">
+            <wp:extent cx="5486400" cy="3681984"/>
+            <wp:docPr id="8" name="Picture 8" descr="For your Responsible Plant Classifier, save the input, procedure, observed result and limitation of this check. Label this worked example as practice; use a different, previously unreviewed case when checking independent understanding. Draw your input, deciding step, result and limit. Supported question: What evidence would support the claim that a change helps fresh dim-light images? Point to the relevant step in the picture, then write the changed result and the rule or evidence that supports it."/>
+            <wp:cNvGraphicFramePr>
+              <a:graphicFrameLocks noChangeAspect="1"/>
+            </wp:cNvGraphicFramePr>
+            <a:graphic>
+              <a:graphicData uri="http://schemas.openxmlformats.org/drawingml/2006/picture">
+                <pic:pic>
+                  <pic:nvPicPr>
+                    <pic:cNvPr id="0" name="academy-story-ai-4-18-06.png"/>
+                    <pic:cNvPicPr/>
+                  </pic:nvPicPr>
+                  <pic:blipFill>
+                    <a:blip r:embed="rId16"/>
+                    <a:stretch>
+                      <a:fillRect/>
+                    </a:stretch>
+                  </pic:blipFill>
+                  <pic:spPr>
+                    <a:xfrm>
+                      <a:off x="0" y="0"/>
+                      <a:ext cx="5486400" cy="3681984"/>
+                    </a:xfrm>
+                    <a:prstGeom prst="rect"/>
+                  </pic:spPr>
+                </pic:pic>
+              </a:graphicData>
+            </a:graphic>
+          </wp:inline>
+        </w:drawing>
+      </w:r>
+    </w:p>
+    <w:p>
+      <w:pPr>
+        <w:spacing w:line="336" w:lineRule="auto" w:after="180"/>
+      </w:pPr>
+      <w:r>
+        <w:rPr>
+          <w:b w:val="0"/>
+        </w:rPr>
+        <w:t xml:space="preserve">For your Responsible Plant Classifier, save the </w:t>
+      </w:r>
+      <w:r>
+        <w:rPr>
+          <w:b/>
+        </w:rPr>
+        <w:t>input</w:t>
+      </w:r>
+      <w:r>
+        <w:rPr>
+          <w:b w:val="0"/>
+        </w:rPr>
+        <w:t>, procedure, observed result and limitation of this check.</w:t>
+      </w:r>
+    </w:p>
+    <w:p>
+      <w:pPr>
+        <w:spacing w:line="336" w:lineRule="auto" w:after="180"/>
+      </w:pPr>
+      <w:r>
+        <w:rPr>
+          <w:b w:val="0"/>
+        </w:rPr>
+        <w:t xml:space="preserve">Label this worked example as practice; use a different, previously unreviewed case when checking independent understanding. Draw your </w:t>
+      </w:r>
+      <w:r>
+        <w:rPr>
+          <w:b/>
+        </w:rPr>
+        <w:t>input</w:t>
+      </w:r>
+      <w:r>
+        <w:rPr>
+          <w:b w:val="0"/>
+        </w:rPr>
+        <w:t>, deciding step, result and limit.</w:t>
+      </w:r>
+    </w:p>
+    <w:p>
+      <w:pPr>
+        <w:spacing w:line="336" w:lineRule="auto" w:after="180"/>
+      </w:pPr>
+      <w:r>
+        <w:rPr>
+          <w:b w:val="0"/>
+        </w:rPr>
+        <w:t xml:space="preserve">Supported question: What </w:t>
+      </w:r>
+      <w:r>
+        <w:rPr>
+          <w:b/>
+        </w:rPr>
+        <w:t>evidence</w:t>
+      </w:r>
+      <w:r>
+        <w:rPr>
+          <w:b w:val="0"/>
+        </w:rPr>
+        <w:t xml:space="preserve"> would support the claim that a change helps fresh dim-light images? Point to the relevant step in the picture, then write the changed result and the rule or </w:t>
+      </w:r>
+      <w:r>
+        <w:rPr>
+          <w:b/>
+        </w:rPr>
+        <w:t>evidence</w:t>
+      </w:r>
+      <w:r>
+        <w:rPr>
+          <w:b w:val="0"/>
+        </w:rPr>
+        <w:t xml:space="preserve"> that supports it.</w:t>
+      </w:r>
+    </w:p>
+    <w:p>
+      <w:pPr>
+        <w:spacing w:line="336" w:lineRule="auto" w:after="180"/>
+        <w:shd w:fill="F5F1FB"/>
+      </w:pPr>
+      <w:r>
+        <w:rPr>
+          <w:b w:val="0"/>
+        </w:rPr>
+        <w:t xml:space="preserve">Draw your project trace and justify the deciding step using </w:t>
+      </w:r>
+      <w:r>
+        <w:rPr>
+          <w:b/>
+        </w:rPr>
+        <w:t>evidence</w:t>
+      </w:r>
+      <w:r>
+        <w:rPr>
+          <w:b w:val="0"/>
+        </w:rPr>
+        <w:t>.</w:t>
+      </w:r>
+    </w:p>
+    <w:p>
+      <w:pPr>
+        <w:pStyle w:val="Heading3"/>
+      </w:pPr>
+      <w:r>
+        <w:t>My picture explanation, deciding evidence and one limit</w:t>
       </w:r>
     </w:p>
     <w:p>

--- a/downloads/workbook/ai-4-week-18.docx
+++ b/downloads/workbook/ai-4-week-18.docx
@@ -1050,6 +1050,26 @@
     <w:p>
       <w:r>
         <w:t>Find the rates. Apply the supplied Error Analysis facts and keep your reasoning.</w:t>
+      </w:r>
+    </w:p>
+    <w:p>
+      <w:pPr>
+        <w:pStyle w:val="Heading3"/>
+      </w:pPr>
+      <w:r>
+        <w:t>Where to find the supplied example</w:t>
+      </w:r>
+    </w:p>
+    <w:p>
+      <w:pPr>
+        <w:spacing w:line="336" w:lineRule="auto" w:after="180"/>
+        <w:shd w:fill="F1F6F8"/>
+      </w:pPr>
+      <w:r>
+        <w:rPr>
+          <w:b w:val="0"/>
+        </w:rPr>
+        <w:t>Reference for this exercise: open this week’s student lesson, “Error Analysis”, at “See how it works” and “Follow a worked example”. Use the original worked values or code named in the question; the later pictorial case is a separate example. Keep this reference beside your workbook while practising.</w:t>
       </w:r>
     </w:p>
     <w:p>

--- a/downloads/workbook/ai-4-week-18.docx
+++ b/downloads/workbook/ai-4-week-18.docx
@@ -25,22 +25,45 @@
         <w:pStyle w:val="Heading1"/>
       </w:pPr>
       <w:r>
-        <w:t>01. Recall and choose your starting point</w:t>
-      </w:r>
-    </w:p>
-    <w:p>
-      <w:r>
-        <w:t>Record your starting explanation for Error Analysis before opening notes. Show any later correction separately.</w:t>
-      </w:r>
-    </w:p>
-    <w:p>
-      <w:pPr>
-        <w:spacing w:line="336" w:lineRule="auto" w:after="180"/>
-      </w:pPr>
-      <w:r>
-        <w:rPr>
-          <w:b w:val="0"/>
-        </w:rPr>
+        <w:t>One error-analysis and next-test record.</w:t>
+      </w:r>
+    </w:p>
+    <w:p>
+      <w:r>
+        <w:t>Trace slice rates,compare versions and justify a controlled follow-up with honest limits.</w:t>
+      </w:r>
+    </w:p>
+    <w:p>
+      <w:r>
+        <w:t>W1–W3/W5 → selected route comparison → project error log → fresh changed-case return.</w:t>
+      </w:r>
+    </w:p>
+    <w:p>
+      <w:pPr>
+        <w:pStyle w:val="Heading1"/>
+      </w:pPr>
+      <w:r>
+        <w:t>01. Recall · Retrieve before notes</w:t>
+      </w:r>
+    </w:p>
+    <w:p>
+      <w:r>
+        <w:t>Keep this task’s complete inputs, stated rule and support record together.</w:t>
+      </w:r>
+    </w:p>
+    <w:p>
+      <w:pPr>
+        <w:pStyle w:val="Heading2"/>
+      </w:pPr>
+      <w:r>
+        <w:t>Task and evidence record</w:t>
+      </w:r>
+    </w:p>
+    <w:p>
+      <w:pPr>
+        <w:pStyle w:val="ListBullet"/>
+      </w:pPr>
+      <w:r>
         <w:t>Try the recall before opening notes. Then use a different colour or a labelled second line to correct your explanation.</w:t>
       </w:r>
     </w:p>
@@ -54,12 +77,9 @@
     </w:p>
     <w:p>
       <w:pPr>
-        <w:spacing w:line="336" w:lineRule="auto" w:after="180"/>
-      </w:pPr>
-      <w:r>
-        <w:rPr>
-          <w:b w:val="0"/>
-        </w:rPr>
+        <w:pStyle w:val="ListBullet"/>
+      </w:pPr>
+      <w:r>
         <w:t>Without opening the old lesson, explain one key idea from Precision and Recall. Give an example and a mistake that the idea helps you avoid.</w:t>
       </w:r>
     </w:p>
@@ -96,12 +116,9 @@
     </w:p>
     <w:p>
       <w:pPr>
-        <w:spacing w:line="336" w:lineRule="auto" w:after="180"/>
-      </w:pPr>
-      <w:r>
-        <w:rPr>
-          <w:b w:val="0"/>
-        </w:rPr>
+        <w:pStyle w:val="ListBullet"/>
+      </w:pPr>
+      <w:r>
         <w:t>Without opening the old lesson, explain one key idea from Confusion Matrix. Give an example and a mistake that the idea helps you avoid.</w:t>
       </w:r>
     </w:p>
@@ -138,12 +155,9 @@
     </w:p>
     <w:p>
       <w:pPr>
-        <w:spacing w:line="336" w:lineRule="auto" w:after="180"/>
-      </w:pPr>
-      <w:r>
-        <w:rPr>
-          <w:b w:val="0"/>
-        </w:rPr>
+        <w:pStyle w:val="ListBullet"/>
+      </w:pPr>
+      <w:r>
         <w:t>Without opening the old lesson, explain one key idea from Nearest Neighbors. Give an example and a mistake that the idea helps you avoid.</w:t>
       </w:r>
     </w:p>
@@ -175,135 +189,52 @@
         <w:pStyle w:val="Heading1"/>
       </w:pPr>
       <w:r>
-        <w:t>02. Practise with fading help</w:t>
-      </w:r>
-    </w:p>
-    <w:p>
-      <w:r>
-        <w:t>Complete the supported Error Analysis trace and record the first step you can explain without help.</w:t>
-      </w:r>
-    </w:p>
-    <w:p>
-      <w:pPr>
-        <w:spacing w:line="336" w:lineRule="auto" w:after="180"/>
-      </w:pPr>
-      <w:r>
-        <w:rPr>
-          <w:b w:val="0"/>
-        </w:rPr>
-        <w:t xml:space="preserve">Use W2: Explain the limit for </w:t>
-      </w:r>
-      <w:r>
-        <w:rPr>
-          <w:b/>
-        </w:rPr>
-        <w:t>Error analysis</w:t>
-      </w:r>
-      <w:r>
-        <w:rPr>
-          <w:b w:val="0"/>
-        </w:rPr>
-        <w:t xml:space="preserve"> and controlled follow-up. Record the answer once; the lesson and workbook refer to the same attempt.</w:t>
-      </w:r>
-    </w:p>
-    <w:tbl>
-      <w:tblPr>
-        <w:tblStyle w:val="LightShading-Accent1"/>
-        <w:tblW w:type="auto" w:w="0"/>
-        <w:tblLook w:firstColumn="1" w:firstRow="1" w:lastColumn="0" w:lastRow="0" w:noHBand="0" w:noVBand="1" w:val="04A0"/>
-      </w:tblPr>
-      <w:tblGrid>
-        <w:gridCol w:w="2556"/>
-        <w:gridCol w:w="2556"/>
-        <w:gridCol w:w="2556"/>
-        <w:gridCol w:w="2556"/>
-      </w:tblGrid>
-      <w:tr>
-        <w:trPr>
-          <w:tblHeader/>
-        </w:trPr>
-        <w:tc>
-          <w:tcPr>
-            <w:tcW w:type="dxa" w:w="2556"/>
-          </w:tcPr>
-          <w:p>
-            <w:r>
-              <w:t>Given inputs</w:t>
-            </w:r>
-          </w:p>
-        </w:tc>
-        <w:tc>
-          <w:tcPr>
-            <w:tcW w:type="dxa" w:w="2556"/>
-          </w:tcPr>
-          <w:p>
-            <w:r>
-              <w:t>Procedure I chose</w:t>
-            </w:r>
-          </w:p>
-        </w:tc>
-        <w:tc>
-          <w:tcPr>
-            <w:tcW w:type="dxa" w:w="2556"/>
-          </w:tcPr>
-          <w:p>
-            <w:r>
-              <w:t>Middle steps</w:t>
-            </w:r>
-          </w:p>
-        </w:tc>
-        <w:tc>
-          <w:tcPr>
-            <w:tcW w:type="dxa" w:w="2556"/>
-          </w:tcPr>
-          <w:p>
-            <w:r>
-              <w:t>Result and check</w:t>
-            </w:r>
-          </w:p>
-        </w:tc>
-      </w:tr>
-      <w:tr>
-        <w:tc>
-          <w:tcPr>
-            <w:tcW w:type="dxa" w:w="2556"/>
-          </w:tcPr>
-          <w:p>
-            <w:r/>
-          </w:p>
-        </w:tc>
-        <w:tc>
-          <w:tcPr>
-            <w:tcW w:type="dxa" w:w="2556"/>
-          </w:tcPr>
-          <w:p>
-            <w:r/>
-          </w:p>
-        </w:tc>
-        <w:tc>
-          <w:tcPr>
-            <w:tcW w:type="dxa" w:w="2556"/>
-          </w:tcPr>
-          <w:p>
-            <w:r/>
-          </w:p>
-        </w:tc>
-        <w:tc>
-          <w:tcPr>
-            <w:tcW w:type="dxa" w:w="2556"/>
-          </w:tcPr>
-          <w:p>
-            <w:r/>
-          </w:p>
-        </w:tc>
-      </w:tr>
-    </w:tbl>
+        <w:t>12. W1 · Explain the mechanism</w:t>
+      </w:r>
+    </w:p>
+    <w:p>
+      <w:r>
+        <w:t>Keep this task’s complete inputs, stated rule and support record together.</w:t>
+      </w:r>
+    </w:p>
+    <w:p>
+      <w:pPr>
+        <w:pStyle w:val="Heading2"/>
+      </w:pPr>
+      <w:r>
+        <w:t>Task and evidence record</w:t>
+      </w:r>
+    </w:p>
+    <w:p>
+      <w:pPr>
+        <w:pStyle w:val="ListBullet"/>
+      </w:pPr>
+      <w:r>
+        <w:t>Main fictional development replay: dim12 cases with old4/new2 errors; bright18 with old3/new4. Rates dim33.3%→16.7%, bright16.7%→22.2%; total7/30→6/30. D01–D04 old mistakes, D01–D02 new; B01–B03 old, B01–B04 new. Lighting/device/route co-vary, so no causal lighting effect is isolated. Separate picture bright1/8=12.5%,dim3/6=50%,total4/14;dim replay1/6 is reused development evidence. Follow-up new scene pairs S1–S4 under both lights is proposed, with no measured outcomes supplied.</w:t>
+      </w:r>
+    </w:p>
+    <w:p>
+      <w:pPr>
+        <w:pStyle w:val="ListBullet"/>
+      </w:pPr>
+      <w:r>
+        <w:t>Reference for this exercise: open this week’s student lesson, “Error Analysis”, at “See how it works” and “Follow a worked example”. Use the original worked values or code named in the question; the later pictorial case is a separate example. Keep this reference beside your workbook while practising.</w:t>
+      </w:r>
+    </w:p>
+    <w:p>
+      <w:pPr>
+        <w:pStyle w:val="ListBullet"/>
+      </w:pPr>
+      <w:r>
+        <w:t>Calculate the original error rates by lighting condition.</w:t>
+      </w:r>
+    </w:p>
     <w:p>
       <w:pPr>
         <w:pStyle w:val="Heading3"/>
       </w:pPr>
       <w:r>
-        <w:t>The step I completed without help, and the hint I needed</w:t>
+        <w:t>My reasoning and evidence</w:t>
       </w:r>
     </w:p>
     <w:p>
@@ -322,50 +253,55 @@
       </w:r>
     </w:p>
     <w:p>
+      <w:r>
+        <w:t>________________________________________________________________</w:t>
+      </w:r>
+    </w:p>
+    <w:p>
+      <w:r>
+        <w:t>________________________________________________________________</w:t>
+      </w:r>
+    </w:p>
+    <w:p>
+      <w:r>
+        <w:t>________________________________________________________________</w:t>
+      </w:r>
+    </w:p>
+    <w:p>
       <w:pPr>
         <w:pStyle w:val="Heading1"/>
       </w:pPr>
       <w:r>
-        <w:t>03. Individual reasoning check</w:t>
-      </w:r>
-    </w:p>
-    <w:p>
-      <w:r>
-        <w:t>Check the proposed Error Analysis explanation against the supplied facts before discussing it.</w:t>
-      </w:r>
-    </w:p>
-    <w:p>
-      <w:pPr>
-        <w:spacing w:line="336" w:lineRule="auto" w:after="180"/>
-      </w:pPr>
-      <w:r>
-        <w:rPr>
-          <w:b w:val="0"/>
-        </w:rPr>
-        <w:t xml:space="preserve">Use the worked case for </w:t>
-      </w:r>
-      <w:r>
-        <w:rPr>
-          <w:b/>
-        </w:rPr>
-        <w:t>Error analysis</w:t>
-      </w:r>
-      <w:r>
-        <w:rPr>
-          <w:b w:val="0"/>
-        </w:rPr>
-        <w:t xml:space="preserve"> and controlled follow-up. Proposed explanation: “A final answer is enough”. Decide whether this explanation is supported.</w:t>
-      </w:r>
-    </w:p>
-    <w:p>
-      <w:pPr>
-        <w:spacing w:line="336" w:lineRule="auto" w:after="180"/>
-      </w:pPr>
-      <w:r>
-        <w:rPr>
-          <w:b w:val="0"/>
-        </w:rPr>
-        <w:t>Point to the step or supplied fact that decides; explain your repair if needed.</w:t>
+        <w:t>13. W2 · Trace the current experiment</w:t>
+      </w:r>
+    </w:p>
+    <w:p>
+      <w:r>
+        <w:t>Keep this task’s complete inputs, stated rule and support record together.</w:t>
+      </w:r>
+    </w:p>
+    <w:p>
+      <w:pPr>
+        <w:pStyle w:val="Heading2"/>
+      </w:pPr>
+      <w:r>
+        <w:t>Task and evidence record</w:t>
+      </w:r>
+    </w:p>
+    <w:p>
+      <w:pPr>
+        <w:pStyle w:val="ListBullet"/>
+      </w:pPr>
+      <w:r>
+        <w:t>Main fictional development replay: dim12 cases with old4/new2 errors; bright18 with old3/new4. Rates dim33.3%→16.7%, bright16.7%→22.2%; total7/30→6/30. D01–D04 old mistakes, D01–D02 new; B01–B03 old, B01–B04 new. Lighting/device/route co-vary, so no causal lighting effect is isolated. Separate picture bright1/8=12.5%,dim3/6=50%,total4/14;dim replay1/6 is reused development evidence. Follow-up new scene pairs S1–S4 under both lights is proposed, with no measured outcomes supplied.</w:t>
+      </w:r>
+    </w:p>
+    <w:p>
+      <w:pPr>
+        <w:pStyle w:val="ListBullet"/>
+      </w:pPr>
+      <w:r>
+        <w:t>Does the difference prove dim light causes model errors?</w:t>
       </w:r>
     </w:p>
     <w:p>
@@ -373,7 +309,7 @@
         <w:pStyle w:val="Heading3"/>
       </w:pPr>
       <w:r>
-        <w:t>My explanation before partner discussion</w:t>
+        <w:t>My reasoning and evidence</w:t>
       </w:r>
     </w:p>
     <w:p>
@@ -397,16 +333,50 @@
       </w:r>
     </w:p>
     <w:p>
+      <w:r>
+        <w:t>________________________________________________________________</w:t>
+      </w:r>
+    </w:p>
+    <w:p>
+      <w:r>
+        <w:t>________________________________________________________________</w:t>
+      </w:r>
+    </w:p>
+    <w:p>
       <w:pPr>
         <w:pStyle w:val="Heading1"/>
       </w:pPr>
       <w:r>
-        <w:t>04. Independent transfer case</w:t>
-      </w:r>
-    </w:p>
-    <w:p>
-      <w:r>
-        <w:t>Write one first attempt at the reserved independent case before feedback. Repeated copies of that case refer to the same recorded attempt.</w:t>
+        <w:t>14. W3 · Repair the reasoning</w:t>
+      </w:r>
+    </w:p>
+    <w:p>
+      <w:r>
+        <w:t>Keep this task’s complete inputs, stated rule and support record together.</w:t>
+      </w:r>
+    </w:p>
+    <w:p>
+      <w:pPr>
+        <w:pStyle w:val="Heading2"/>
+      </w:pPr>
+      <w:r>
+        <w:t>Task and evidence record</w:t>
+      </w:r>
+    </w:p>
+    <w:p>
+      <w:pPr>
+        <w:pStyle w:val="ListBullet"/>
+      </w:pPr>
+      <w:r>
+        <w:t>Main fictional development replay: dim12 cases with old4/new2 errors; bright18 with old3/new4. Rates dim33.3%→16.7%, bright16.7%→22.2%; total7/30→6/30. D01–D04 old mistakes, D01–D02 new; B01–B03 old, B01–B04 new. Lighting/device/route co-vary, so no causal lighting effect is isolated. Separate picture bright1/8=12.5%,dim3/6=50%,total4/14;dim replay1/6 is reused development evidence. Follow-up new scene pairs S1–S4 under both lights is proposed, with no measured outcomes supplied.</w:t>
+      </w:r>
+    </w:p>
+    <w:p>
+      <w:pPr>
+        <w:pStyle w:val="ListBullet"/>
+      </w:pPr>
+      <w:r>
+        <w:t>Summarize the changed results without hiding a regression.</w:t>
       </w:r>
     </w:p>
     <w:p>
@@ -414,17 +384,156 @@
         <w:pStyle w:val="Heading3"/>
       </w:pPr>
       <w:r>
+        <w:t>My reasoning and evidence</w:t>
+      </w:r>
+    </w:p>
+    <w:p>
+      <w:r>
+        <w:t>________________________________________________________________</w:t>
+      </w:r>
+    </w:p>
+    <w:p>
+      <w:r>
+        <w:t>________________________________________________________________</w:t>
+      </w:r>
+    </w:p>
+    <w:p>
+      <w:r>
+        <w:t>________________________________________________________________</w:t>
+      </w:r>
+    </w:p>
+    <w:p>
+      <w:r>
+        <w:t>________________________________________________________________</w:t>
+      </w:r>
+    </w:p>
+    <w:p>
+      <w:r>
+        <w:t>________________________________________________________________</w:t>
+      </w:r>
+    </w:p>
+    <w:p>
+      <w:r>
+        <w:t>________________________________________________________________</w:t>
+      </w:r>
+    </w:p>
+    <w:p>
+      <w:pPr>
+        <w:pStyle w:val="Heading1"/>
+      </w:pPr>
+      <w:r>
+        <w:t>16. W5 · Plan the next check</w:t>
+      </w:r>
+    </w:p>
+    <w:p>
+      <w:r>
+        <w:t>Keep this task’s complete inputs, stated rule and support record together.</w:t>
+      </w:r>
+    </w:p>
+    <w:p>
+      <w:pPr>
+        <w:pStyle w:val="Heading2"/>
+      </w:pPr>
+      <w:r>
+        <w:t>Task and evidence record</w:t>
+      </w:r>
+    </w:p>
+    <w:p>
+      <w:pPr>
+        <w:pStyle w:val="ListBullet"/>
+      </w:pPr>
+      <w:r>
+        <w:t>Main fictional development replay: dim12 cases with old4/new2 errors; bright18 with old3/new4. Rates dim33.3%→16.7%, bright16.7%→22.2%; total7/30→6/30. D01–D04 old mistakes, D01–D02 new; B01–B03 old, B01–B04 new. Lighting/device/route co-vary, so no causal lighting effect is isolated. Separate picture bright1/8=12.5%,dim3/6=50%,total4/14;dim replay1/6 is reused development evidence. Follow-up new scene pairs S1–S4 under both lights is proposed, with no measured outcomes supplied.</w:t>
+      </w:r>
+    </w:p>
+    <w:p>
+      <w:pPr>
+        <w:pStyle w:val="ListBullet"/>
+      </w:pPr>
+      <w:r>
+        <w:t>A team removes all disputed records only from the new model report. Why is the comparison invalid?</w:t>
+      </w:r>
+    </w:p>
+    <w:p>
+      <w:pPr>
+        <w:pStyle w:val="Heading3"/>
+      </w:pPr>
+      <w:r>
+        <w:t>My reasoning and evidence</w:t>
+      </w:r>
+    </w:p>
+    <w:p>
+      <w:r>
+        <w:t>________________________________________________________________</w:t>
+      </w:r>
+    </w:p>
+    <w:p>
+      <w:r>
+        <w:t>________________________________________________________________</w:t>
+      </w:r>
+    </w:p>
+    <w:p>
+      <w:r>
+        <w:t>________________________________________________________________</w:t>
+      </w:r>
+    </w:p>
+    <w:p>
+      <w:r>
+        <w:t>________________________________________________________________</w:t>
+      </w:r>
+    </w:p>
+    <w:p>
+      <w:r>
+        <w:t>________________________________________________________________</w:t>
+      </w:r>
+    </w:p>
+    <w:p>
+      <w:r>
+        <w:t>________________________________________________________________</w:t>
+      </w:r>
+    </w:p>
+    <w:p>
+      <w:pPr>
+        <w:pStyle w:val="Heading1"/>
+      </w:pPr>
+      <w:r>
+        <w:t>04. Try alone · Selected experiment task</w:t>
+      </w:r>
+    </w:p>
+    <w:p>
+      <w:r>
+        <w:t>Keep this task’s complete inputs, stated rule and support record together.</w:t>
+      </w:r>
+    </w:p>
+    <w:p>
+      <w:pPr>
+        <w:pStyle w:val="Heading2"/>
+      </w:pPr>
+      <w:r>
+        <w:t>Task and evidence record</w:t>
+      </w:r>
+    </w:p>
+    <w:p>
+      <w:pPr>
+        <w:pStyle w:val="ListBullet"/>
+      </w:pPr>
+      <w:r>
+        <w:t>This selected route task uses its own group sizes and old/new error counts, not the main lighting or pictured cohort. Keep A’s denominator10 and B’s20 for both methods. The two route groups partition this supplied30-case comparison; no cause, individual IDs or actual change implementation is provided. Report both aggregate and group directions before recommending a next test.</w:t>
+      </w:r>
+    </w:p>
+    <w:p>
+      <w:pPr>
+        <w:pStyle w:val="Heading3"/>
+      </w:pPr>
+      <w:r>
         <w:t>Independent case: Apply independently</w:t>
       </w:r>
     </w:p>
     <w:p>
       <w:pPr>
-        <w:spacing w:line="336" w:lineRule="auto" w:after="180"/>
-      </w:pPr>
-      <w:r>
-        <w:rPr>
-          <w:b w:val="0"/>
-        </w:rPr>
+        <w:pStyle w:val="ListBullet"/>
+      </w:pPr>
+      <w:r>
         <w:t>Old errors are 5/10 on route A and 2/20 on B. New errors are 3/10 and 5/20. State total and group changes and a justified next step.</w:t>
       </w:r>
     </w:p>
@@ -473,12 +582,9 @@
     </w:p>
     <w:p>
       <w:pPr>
-        <w:spacing w:line="336" w:lineRule="auto" w:after="180"/>
-      </w:pPr>
-      <w:r>
-        <w:rPr>
-          <w:b w:val="0"/>
-        </w:rPr>
+        <w:pStyle w:val="ListBullet"/>
+      </w:pPr>
+      <w:r>
         <w:t>Attempt this case before feedback. Record any help. Earlier examples below are further practice; a case already practised with feedback cannot establish fresh transfer.</w:t>
       </w:r>
     </w:p>
@@ -487,23 +593,69 @@
         <w:pStyle w:val="Heading1"/>
       </w:pPr>
       <w:r>
-        <w:t>05. Your learning target</w:t>
-      </w:r>
-    </w:p>
-    <w:p>
-      <w:r>
-        <w:t>Connect the Error Analysis target to a trace and a justified conclusion.</w:t>
-      </w:r>
-    </w:p>
-    <w:p>
-      <w:pPr>
-        <w:spacing w:line="336" w:lineRule="auto" w:after="180"/>
-      </w:pPr>
-      <w:r>
-        <w:rPr>
-          <w:b w:val="0"/>
-        </w:rPr>
-        <w:t>A model fails 6/10 backlit and 2/20 front-lit photos. Compute error rates and design a follow-up that tests lighting rather than leaf identity.</w:t>
+        <w:t>09. Project · Keep the experiment evidence</w:t>
+      </w:r>
+    </w:p>
+    <w:p>
+      <w:r>
+        <w:t>Keep this task’s complete inputs, stated rule and support record together.</w:t>
+      </w:r>
+    </w:p>
+    <w:p>
+      <w:pPr>
+        <w:pStyle w:val="Heading2"/>
+      </w:pPr>
+      <w:r>
+        <w:t>Task and evidence record</w:t>
+      </w:r>
+    </w:p>
+    <w:p>
+      <w:pPr>
+        <w:pStyle w:val="ListBullet"/>
+      </w:pPr>
+      <w:r>
+        <w:t>Create the Plant Classifier error log linking case ID, actual, predicted, confidence, condition, likely cause, and next action.</w:t>
+      </w:r>
+    </w:p>
+    <w:p>
+      <w:pPr>
+        <w:pStyle w:val="ListBullet"/>
+      </w:pPr>
+      <w:r>
+        <w:t>The project change and evidence I will keep</w:t>
+      </w:r>
+    </w:p>
+    <w:p>
+      <w:pPr>
+        <w:pStyle w:val="Heading3"/>
+      </w:pPr>
+      <w:r>
+        <w:t>Write or draw your reasoning and evidence.</w:t>
+      </w:r>
+    </w:p>
+    <w:p>
+      <w:r>
+        <w:t>________________________________________________________________</w:t>
+      </w:r>
+    </w:p>
+    <w:p>
+      <w:r>
+        <w:t>________________________________________________________________</w:t>
+      </w:r>
+    </w:p>
+    <w:p>
+      <w:r>
+        <w:t>________________________________________________________________</w:t>
+      </w:r>
+    </w:p>
+    <w:p>
+      <w:r>
+        <w:t>________________________________________________________________</w:t>
+      </w:r>
+    </w:p>
+    <w:p>
+      <w:r>
+        <w:t>________________________________________________________________</w:t>
       </w:r>
     </w:p>
     <w:p>
@@ -511,899 +663,20 @@
         <w:pStyle w:val="Heading1"/>
       </w:pPr>
       <w:r>
-        <w:t>06. Solve the given case</w:t>
-      </w:r>
-    </w:p>
-    <w:p>
-      <w:r>
-        <w:t>Solve the supplied Error Analysis case and show the deciding evidence.</w:t>
-      </w:r>
-    </w:p>
-    <w:p>
-      <w:pPr>
-        <w:spacing w:line="336" w:lineRule="auto" w:after="180"/>
-      </w:pPr>
-      <w:r>
-        <w:rPr>
-          <w:b w:val="0"/>
-        </w:rPr>
-        <w:t>Four errors occur among five backlit photos; two among twenty ordinary photos.</w:t>
-      </w:r>
-    </w:p>
-    <w:p>
-      <w:pPr>
-        <w:spacing w:line="336" w:lineRule="auto" w:after="180"/>
-      </w:pPr>
-      <w:r>
-        <w:rPr>
-          <w:b w:val="0"/>
-        </w:rPr>
-        <w:t>Compare rates and investigate.</w:t>
-      </w:r>
-    </w:p>
-    <w:p>
-      <w:pPr>
-        <w:spacing w:line="336" w:lineRule="auto" w:after="180"/>
-      </w:pPr>
-      <w:r>
-        <w:rPr>
-          <w:b w:val="0"/>
-        </w:rPr>
-        <w:t xml:space="preserve">Show your trace, calculation or </w:t>
-      </w:r>
-      <w:r>
-        <w:rPr>
-          <w:b/>
-        </w:rPr>
-        <w:t>evidence</w:t>
-      </w:r>
-    </w:p>
-    <w:p>
-      <w:pPr>
-        <w:pStyle w:val="Heading3"/>
-      </w:pPr>
-      <w:r>
-        <w:t>Write or draw your reasoning and evidence.</w:t>
-      </w:r>
-    </w:p>
-    <w:p>
-      <w:r>
-        <w:t>________________________________________________________________</w:t>
-      </w:r>
-    </w:p>
-    <w:p>
-      <w:r>
-        <w:t>________________________________________________________________</w:t>
-      </w:r>
-    </w:p>
-    <w:p>
-      <w:r>
-        <w:t>________________________________________________________________</w:t>
-      </w:r>
-    </w:p>
-    <w:p>
-      <w:r>
-        <w:t>________________________________________________________________</w:t>
-      </w:r>
-    </w:p>
-    <w:p>
-      <w:r>
-        <w:t>________________________________________________________________</w:t>
-      </w:r>
-    </w:p>
-    <w:p>
-      <w:pPr>
-        <w:pStyle w:val="Heading1"/>
-      </w:pPr>
-      <w:r>
-        <w:t>07. Check a changed case</w:t>
-      </w:r>
-    </w:p>
-    <w:p>
-      <w:r>
-        <w:t>Apply the procedure to the changed case and record why the conclusion follows.</w:t>
-      </w:r>
-    </w:p>
-    <w:p>
-      <w:pPr>
-        <w:spacing w:line="336" w:lineRule="auto" w:after="180"/>
-        <w:shd w:fill="F5F1FB"/>
-      </w:pPr>
-      <w:r>
-        <w:rPr>
-          <w:b w:val="0"/>
-        </w:rPr>
-        <w:t>Of eight errors, six are on blurry images and two on clear images. Can you conclude blurry images have a higher error rate without group totals?</w:t>
-      </w:r>
-    </w:p>
-    <w:p>
-      <w:pPr>
-        <w:spacing w:line="336" w:lineRule="auto" w:after="180"/>
-      </w:pPr>
-      <w:r>
-        <w:rPr>
-          <w:b w:val="0"/>
-        </w:rPr>
-        <w:t>My independent answer and reason</w:t>
-      </w:r>
-    </w:p>
-    <w:p>
-      <w:pPr>
-        <w:pStyle w:val="Heading3"/>
-      </w:pPr>
-      <w:r>
-        <w:t>Write or draw your reasoning and evidence.</w:t>
-      </w:r>
-    </w:p>
-    <w:p>
-      <w:r>
-        <w:t>________________________________________________________________</w:t>
-      </w:r>
-    </w:p>
-    <w:p>
-      <w:r>
-        <w:t>________________________________________________________________</w:t>
-      </w:r>
-    </w:p>
-    <w:p>
-      <w:r>
-        <w:t>________________________________________________________________</w:t>
-      </w:r>
-    </w:p>
-    <w:p>
-      <w:r>
-        <w:t>________________________________________________________________</w:t>
-      </w:r>
-    </w:p>
-    <w:p>
-      <w:r>
-        <w:t>________________________________________________________________</w:t>
-      </w:r>
-    </w:p>
-    <w:p>
-      <w:pPr>
-        <w:pStyle w:val="Heading3"/>
-      </w:pPr>
-      <w:r>
-        <w:t>Week 18 Test and reflect</w:t>
-      </w:r>
-    </w:p>
-    <w:p>
-      <w:pPr>
-        <w:pStyle w:val="Heading1"/>
-      </w:pPr>
-      <w:r>
-        <w:t>08. Design a revealing test</w:t>
-      </w:r>
-    </w:p>
-    <w:p>
-      <w:r>
-        <w:t>Specify a changed input, expected result and observation separately.</w:t>
-      </w:r>
-    </w:p>
-    <w:p>
-      <w:pPr>
-        <w:spacing w:line="336" w:lineRule="auto" w:after="180"/>
-      </w:pPr>
-      <w:r>
-        <w:rPr>
-          <w:b w:val="0"/>
-        </w:rPr>
-        <w:t xml:space="preserve">Create a changed </w:t>
-      </w:r>
-      <w:r>
-        <w:rPr>
-          <w:b/>
-        </w:rPr>
-        <w:t>input</w:t>
-      </w:r>
-      <w:r>
-        <w:rPr>
-          <w:b w:val="0"/>
-        </w:rPr>
-        <w:t>, boundary case or missing-information case. Write the expected answer or safe response before testing.</w:t>
-      </w:r>
-    </w:p>
-    <w:tbl>
-      <w:tblPr>
-        <w:tblStyle w:val="LightShading-Accent1"/>
-        <w:tblW w:type="auto" w:w="0"/>
-        <w:tblLook w:firstColumn="1" w:firstRow="1" w:lastColumn="0" w:lastRow="0" w:noHBand="0" w:noVBand="1" w:val="04A0"/>
-      </w:tblPr>
-      <w:tblGrid>
-        <w:gridCol w:w="5112"/>
-        <w:gridCol w:w="5112"/>
-      </w:tblGrid>
-      <w:tr>
-        <w:trPr>
-          <w:tblHeader/>
-        </w:trPr>
-        <w:tc>
-          <w:tcPr>
-            <w:tcW w:type="dxa" w:w="5112"/>
-          </w:tcPr>
-          <w:p>
-            <w:r>
-              <w:t>Test record</w:t>
-            </w:r>
-          </w:p>
-        </w:tc>
-        <w:tc>
-          <w:tcPr>
-            <w:tcW w:type="dxa" w:w="5112"/>
-          </w:tcPr>
-          <w:p>
-            <w:r>
-              <w:t>My evidence</w:t>
-            </w:r>
-          </w:p>
-        </w:tc>
-      </w:tr>
-      <w:tr>
-        <w:tc>
-          <w:tcPr>
-            <w:tcW w:type="dxa" w:w="5112"/>
-          </w:tcPr>
-          <w:p>
-            <w:r>
-              <w:t>Changed input or condition</w:t>
-            </w:r>
-          </w:p>
-        </w:tc>
-        <w:tc>
-          <w:tcPr>
-            <w:tcW w:type="dxa" w:w="5112"/>
-          </w:tcPr>
-          <w:p>
-            <w:r/>
-          </w:p>
-        </w:tc>
-      </w:tr>
-      <w:tr>
-        <w:tc>
-          <w:tcPr>
-            <w:tcW w:type="dxa" w:w="5112"/>
-          </w:tcPr>
-          <w:p>
-            <w:r>
-              <w:t>Expected answer or fallback</w:t>
-            </w:r>
-          </w:p>
-        </w:tc>
-        <w:tc>
-          <w:tcPr>
-            <w:tcW w:type="dxa" w:w="5112"/>
-          </w:tcPr>
-          <w:p>
-            <w:r/>
-          </w:p>
-        </w:tc>
-      </w:tr>
-      <w:tr>
-        <w:tc>
-          <w:tcPr>
-            <w:tcW w:type="dxa" w:w="5112"/>
-          </w:tcPr>
-          <w:p>
-            <w:r>
-              <w:t>Observed result</w:t>
-            </w:r>
-          </w:p>
-        </w:tc>
-        <w:tc>
-          <w:tcPr>
-            <w:tcW w:type="dxa" w:w="5112"/>
-          </w:tcPr>
-          <w:p>
-            <w:r/>
-          </w:p>
-        </w:tc>
-      </w:tr>
-      <w:tr>
-        <w:tc>
-          <w:tcPr>
-            <w:tcW w:type="dxa" w:w="5112"/>
-          </w:tcPr>
-          <w:p>
-            <w:r>
-              <w:t>Why the result occurred</w:t>
-            </w:r>
-          </w:p>
-        </w:tc>
-        <w:tc>
-          <w:tcPr>
-            <w:tcW w:type="dxa" w:w="5112"/>
-          </w:tcPr>
-          <w:p>
-            <w:r/>
-          </w:p>
-        </w:tc>
-      </w:tr>
-    </w:tbl>
-    <w:p>
-      <w:pPr>
-        <w:pStyle w:val="Heading1"/>
-      </w:pPr>
-      <w:r>
-        <w:t>09. Project checkpoint</w:t>
-      </w:r>
-    </w:p>
-    <w:p>
-      <w:r>
-        <w:t>Justify what Error Analysis adds to Responsible Plant Classifier and keep the evidence.</w:t>
-      </w:r>
-    </w:p>
-    <w:p>
-      <w:pPr>
-        <w:spacing w:line="336" w:lineRule="auto" w:after="180"/>
-      </w:pPr>
-      <w:r>
-        <w:rPr>
-          <w:b w:val="0"/>
-        </w:rPr>
-        <w:t>Create the Plant Classifier error log linking case ID, actual, predicted, confidence, condition, likely cause, and next action.</w:t>
-      </w:r>
-    </w:p>
-    <w:p>
-      <w:pPr>
-        <w:spacing w:line="336" w:lineRule="auto" w:after="180"/>
-      </w:pPr>
-      <w:r>
-        <w:rPr>
-          <w:b w:val="0"/>
-        </w:rPr>
-        <w:t xml:space="preserve">The project change and </w:t>
-      </w:r>
-      <w:r>
-        <w:rPr>
-          <w:b/>
-        </w:rPr>
-        <w:t>evidence</w:t>
-      </w:r>
-      <w:r>
-        <w:rPr>
-          <w:b w:val="0"/>
-        </w:rPr>
-        <w:t xml:space="preserve"> I will keep</w:t>
-      </w:r>
-    </w:p>
-    <w:p>
-      <w:pPr>
-        <w:pStyle w:val="Heading3"/>
-      </w:pPr>
-      <w:r>
-        <w:t>Write or draw your reasoning and evidence.</w:t>
-      </w:r>
-    </w:p>
-    <w:p>
-      <w:r>
-        <w:t>________________________________________________________________</w:t>
-      </w:r>
-    </w:p>
-    <w:p>
-      <w:r>
-        <w:t>________________________________________________________________</w:t>
-      </w:r>
-    </w:p>
-    <w:p>
-      <w:r>
-        <w:t>________________________________________________________________</w:t>
-      </w:r>
-    </w:p>
-    <w:p>
-      <w:r>
-        <w:t>________________________________________________________________</w:t>
-      </w:r>
-    </w:p>
-    <w:p>
-      <w:r>
-        <w:t>________________________________________________________________</w:t>
-      </w:r>
-    </w:p>
-    <w:p>
-      <w:pPr>
-        <w:pStyle w:val="Heading1"/>
-      </w:pPr>
-      <w:r>
-        <w:t>10. Self check</w:t>
-      </w:r>
-    </w:p>
-    <w:p>
-      <w:r>
-        <w:t>Judge explanation, evidence, transfer and limits separately; attach the work behind your judgement.</w:t>
-      </w:r>
-    </w:p>
-    <w:p>
-      <w:pPr>
-        <w:pStyle w:val="ListBullet"/>
-      </w:pPr>
-      <w:r>
-        <w:t>I can explain the mechanism.</w:t>
-      </w:r>
-    </w:p>
-    <w:p>
-      <w:pPr>
-        <w:pStyle w:val="ListBullet"/>
-      </w:pPr>
-      <w:r>
-        <w:t>I can show evidence.</w:t>
-      </w:r>
-    </w:p>
-    <w:p>
-      <w:pPr>
-        <w:pStyle w:val="ListBullet"/>
-      </w:pPr>
-      <w:r>
-        <w:t>I can handle a changed case.</w:t>
-      </w:r>
-    </w:p>
-    <w:p>
-      <w:pPr>
-        <w:pStyle w:val="ListBullet"/>
-      </w:pPr>
-      <w:r>
-        <w:t>I can name a limit.</w:t>
-      </w:r>
-    </w:p>
-    <w:p>
-      <w:r>
-        <w:t>Mark each as not yet, with help or independently, and attach supporting work.</w:t>
-      </w:r>
-    </w:p>
-    <w:p>
-      <w:pPr>
-        <w:spacing w:line="336" w:lineRule="auto" w:after="180"/>
-      </w:pPr>
-      <w:r>
-        <w:rPr>
-          <w:b w:val="0"/>
-        </w:rPr>
-        <w:t>Teacher review ____________________  Next step ____________________</w:t>
-      </w:r>
-    </w:p>
-    <w:p>
-      <w:pPr>
-        <w:pStyle w:val="Heading1"/>
-      </w:pPr>
-      <w:r>
-        <w:t>11. Transfer practice from the original programme</w:t>
-      </w:r>
-    </w:p>
-    <w:p>
-      <w:r>
-        <w:t>Use this earlier case as transfer practice. A case already discussed with feedback is not fresh assessment evidence.</w:t>
-      </w:r>
-    </w:p>
-    <w:p>
-      <w:pPr>
-        <w:spacing w:line="336" w:lineRule="auto" w:after="180"/>
-      </w:pPr>
-      <w:r>
-        <w:rPr>
-          <w:b w:val="0"/>
-        </w:rPr>
-        <w:t>A model fails 6/10 backlit and 2/20 front-lit photos. Compute error rates and design a follow-up that tests lighting rather than leaf identity.</w:t>
-      </w:r>
-    </w:p>
-    <w:p>
-      <w:pPr>
-        <w:pStyle w:val="Heading3"/>
-      </w:pPr>
-      <w:r>
-        <w:t>My independently reasoned answer</w:t>
-      </w:r>
-    </w:p>
-    <w:p>
-      <w:r>
-        <w:t>________________________________________________________________</w:t>
-      </w:r>
-    </w:p>
-    <w:p>
-      <w:r>
-        <w:t>________________________________________________________________</w:t>
-      </w:r>
-    </w:p>
-    <w:p>
-      <w:r>
-        <w:t>________________________________________________________________</w:t>
-      </w:r>
-    </w:p>
-    <w:p>
-      <w:r>
-        <w:t>________________________________________________________________</w:t>
-      </w:r>
-    </w:p>
-    <w:p>
-      <w:r>
-        <w:t>________________________________________________________________</w:t>
-      </w:r>
-    </w:p>
-    <w:p>
-      <w:r>
-        <w:t>________________________________________________________________</w:t>
-      </w:r>
-    </w:p>
-    <w:p>
-      <w:r>
-        <w:t>________________________________________________________________</w:t>
-      </w:r>
-    </w:p>
-    <w:p>
-      <w:pPr>
-        <w:spacing w:line="336" w:lineRule="auto" w:after="180"/>
-      </w:pPr>
-      <w:r>
-        <w:rPr>
-          <w:b w:val="0"/>
-        </w:rPr>
-        <w:t>Record support used: none, hint or teacher explanation.</w:t>
-      </w:r>
-    </w:p>
-    <w:p>
-      <w:pPr>
-        <w:pStyle w:val="Heading1"/>
-      </w:pPr>
-      <w:r>
-        <w:t>12. W1 Find the rates</w:t>
-      </w:r>
-    </w:p>
-    <w:p>
-      <w:r>
-        <w:t>Find the rates. Apply the supplied Error Analysis facts and keep your reasoning.</w:t>
-      </w:r>
-    </w:p>
-    <w:p>
-      <w:pPr>
-        <w:pStyle w:val="Heading3"/>
-      </w:pPr>
-      <w:r>
-        <w:t>Where to find the supplied example</w:t>
-      </w:r>
-    </w:p>
-    <w:p>
-      <w:pPr>
-        <w:spacing w:line="336" w:lineRule="auto" w:after="180"/>
-        <w:shd w:fill="F1F6F8"/>
-      </w:pPr>
-      <w:r>
-        <w:rPr>
-          <w:b w:val="0"/>
-        </w:rPr>
-        <w:t>Reference for this exercise: open this week’s student lesson, “Error Analysis”, at “See how it works” and “Follow a worked example”. Use the original worked values or code named in the question; the later pictorial case is a separate example. Keep this reference beside your workbook while practising.</w:t>
-      </w:r>
-    </w:p>
-    <w:p>
-      <w:pPr>
-        <w:spacing w:line="336" w:lineRule="auto" w:after="180"/>
-      </w:pPr>
-      <w:r>
-        <w:rPr>
-          <w:b w:val="0"/>
-        </w:rPr>
-        <w:t>Calculate the original error rates by lighting condition.</w:t>
-      </w:r>
-    </w:p>
-    <w:p>
-      <w:pPr>
-        <w:pStyle w:val="Heading3"/>
-      </w:pPr>
-      <w:r>
-        <w:t>My reasoning and evidence</w:t>
-      </w:r>
-    </w:p>
-    <w:p>
-      <w:r>
-        <w:t>________________________________________________________________</w:t>
-      </w:r>
-    </w:p>
-    <w:p>
-      <w:r>
-        <w:t>________________________________________________________________</w:t>
-      </w:r>
-    </w:p>
-    <w:p>
-      <w:r>
-        <w:t>________________________________________________________________</w:t>
-      </w:r>
-    </w:p>
-    <w:p>
-      <w:r>
-        <w:t>________________________________________________________________</w:t>
-      </w:r>
-    </w:p>
-    <w:p>
-      <w:r>
-        <w:t>________________________________________________________________</w:t>
-      </w:r>
-    </w:p>
-    <w:p>
-      <w:r>
-        <w:t>________________________________________________________________</w:t>
-      </w:r>
-    </w:p>
-    <w:p>
-      <w:pPr>
-        <w:pStyle w:val="Heading1"/>
-      </w:pPr>
-      <w:r>
-        <w:t>13. W2 Explain the limit</w:t>
-      </w:r>
-    </w:p>
-    <w:p>
-      <w:r>
-        <w:t>Explain the limit. Apply the supplied Error Analysis facts and keep your reasoning.</w:t>
-      </w:r>
-    </w:p>
-    <w:p>
-      <w:pPr>
-        <w:spacing w:line="336" w:lineRule="auto" w:after="180"/>
-        <w:shd w:fill="F5F1FB"/>
-      </w:pPr>
-      <w:r>
-        <w:rPr>
-          <w:b w:val="0"/>
-        </w:rPr>
-        <w:t>Does the difference prove dim light causes model errors?</w:t>
-      </w:r>
-    </w:p>
-    <w:p>
-      <w:pPr>
-        <w:pStyle w:val="Heading3"/>
-      </w:pPr>
-      <w:r>
-        <w:t>My reasoning and evidence</w:t>
-      </w:r>
-    </w:p>
-    <w:p>
-      <w:r>
-        <w:t>________________________________________________________________</w:t>
-      </w:r>
-    </w:p>
-    <w:p>
-      <w:r>
-        <w:t>________________________________________________________________</w:t>
-      </w:r>
-    </w:p>
-    <w:p>
-      <w:r>
-        <w:t>________________________________________________________________</w:t>
-      </w:r>
-    </w:p>
-    <w:p>
-      <w:r>
-        <w:t>________________________________________________________________</w:t>
-      </w:r>
-    </w:p>
-    <w:p>
-      <w:r>
-        <w:t>________________________________________________________________</w:t>
-      </w:r>
-    </w:p>
-    <w:p>
-      <w:r>
-        <w:t>________________________________________________________________</w:t>
-      </w:r>
-    </w:p>
-    <w:p>
-      <w:pPr>
-        <w:pStyle w:val="Heading1"/>
-      </w:pPr>
-      <w:r>
-        <w:t>14. W3 Track regressions</w:t>
-      </w:r>
-    </w:p>
-    <w:p>
-      <w:r>
-        <w:t>Track regressions. Apply the supplied Error Analysis facts and keep your reasoning.</w:t>
-      </w:r>
-    </w:p>
-    <w:p>
-      <w:pPr>
-        <w:spacing w:line="336" w:lineRule="auto" w:after="180"/>
-      </w:pPr>
-      <w:r>
-        <w:rPr>
-          <w:b w:val="0"/>
-        </w:rPr>
-        <w:t xml:space="preserve">Summarize the changed results without hiding a </w:t>
-      </w:r>
-      <w:r>
-        <w:rPr>
-          <w:b/>
-        </w:rPr>
-        <w:t>regression</w:t>
-      </w:r>
-      <w:r>
-        <w:rPr>
-          <w:b w:val="0"/>
-        </w:rPr>
-        <w:t>.</w:t>
-      </w:r>
-    </w:p>
-    <w:p>
-      <w:pPr>
-        <w:pStyle w:val="Heading3"/>
-      </w:pPr>
-      <w:r>
-        <w:t>My reasoning and evidence</w:t>
-      </w:r>
-    </w:p>
-    <w:p>
-      <w:r>
-        <w:t>________________________________________________________________</w:t>
-      </w:r>
-    </w:p>
-    <w:p>
-      <w:r>
-        <w:t>________________________________________________________________</w:t>
-      </w:r>
-    </w:p>
-    <w:p>
-      <w:r>
-        <w:t>________________________________________________________________</w:t>
-      </w:r>
-    </w:p>
-    <w:p>
-      <w:r>
-        <w:t>________________________________________________________________</w:t>
-      </w:r>
-    </w:p>
-    <w:p>
-      <w:r>
-        <w:t>________________________________________________________________</w:t>
-      </w:r>
-    </w:p>
-    <w:p>
-      <w:r>
-        <w:t>________________________________________________________________</w:t>
-      </w:r>
-    </w:p>
-    <w:p>
-      <w:pPr>
-        <w:pStyle w:val="Heading1"/>
-      </w:pPr>
-      <w:r>
-        <w:t>15. W4 Apply independently</w:t>
-      </w:r>
-    </w:p>
-    <w:p>
-      <w:r>
-        <w:t>Attempt before feedback. If this repeats the selected independent case, reuse that first attempt; otherwise keep a separate record. Apply independently. Apply the supplied Error Analysis facts and keep your reasoning.</w:t>
-      </w:r>
-    </w:p>
-    <w:p>
-      <w:pPr>
-        <w:spacing w:line="336" w:lineRule="auto" w:after="180"/>
-      </w:pPr>
-      <w:r>
-        <w:rPr>
-          <w:b w:val="0"/>
-        </w:rPr>
-        <w:t>Old errors are 5/10 on route A and 2/20 on B. New errors are 3/10 and 5/20. State total and group changes and a justified next step.</w:t>
-      </w:r>
-    </w:p>
-    <w:p>
-      <w:pPr>
-        <w:pStyle w:val="Heading3"/>
-      </w:pPr>
-      <w:r>
-        <w:t>My reasoning and evidence</w:t>
-      </w:r>
-    </w:p>
-    <w:p>
-      <w:r>
-        <w:t>________________________________________________________________</w:t>
-      </w:r>
-    </w:p>
-    <w:p>
-      <w:r>
-        <w:t>________________________________________________________________</w:t>
-      </w:r>
-    </w:p>
-    <w:p>
-      <w:r>
-        <w:t>________________________________________________________________</w:t>
-      </w:r>
-    </w:p>
-    <w:p>
-      <w:r>
-        <w:t>________________________________________________________________</w:t>
-      </w:r>
-    </w:p>
-    <w:p>
-      <w:r>
-        <w:t>________________________________________________________________</w:t>
-      </w:r>
-    </w:p>
-    <w:p>
-      <w:r>
-        <w:t>________________________________________________________________</w:t>
-      </w:r>
-    </w:p>
-    <w:p>
-      <w:r>
-        <w:t>________________________________________________________________</w:t>
-      </w:r>
-    </w:p>
-    <w:p>
-      <w:r>
-        <w:t>________________________________________________________________</w:t>
-      </w:r>
-    </w:p>
-    <w:p>
-      <w:pPr>
-        <w:pStyle w:val="Heading1"/>
-      </w:pPr>
-      <w:r>
-        <w:t>16. W5 Repair a misleading audit</w:t>
-      </w:r>
-    </w:p>
-    <w:p>
-      <w:r>
-        <w:t>Repair a misleading audit. Apply the supplied Error Analysis facts and keep your reasoning.</w:t>
-      </w:r>
-    </w:p>
-    <w:p>
-      <w:pPr>
-        <w:spacing w:line="336" w:lineRule="auto" w:after="180"/>
-        <w:shd w:fill="F5F1FB"/>
-      </w:pPr>
-      <w:r>
-        <w:rPr>
-          <w:b w:val="0"/>
-        </w:rPr>
-        <w:t>A team removes all disputed records only from the new model report. Why is the comparison invalid?</w:t>
-      </w:r>
-    </w:p>
-    <w:p>
-      <w:pPr>
-        <w:pStyle w:val="Heading3"/>
-      </w:pPr>
-      <w:r>
-        <w:t>My reasoning and evidence</w:t>
-      </w:r>
-    </w:p>
-    <w:p>
-      <w:r>
-        <w:t>________________________________________________________________</w:t>
-      </w:r>
-    </w:p>
-    <w:p>
-      <w:r>
-        <w:t>________________________________________________________________</w:t>
-      </w:r>
-    </w:p>
-    <w:p>
-      <w:r>
-        <w:t>________________________________________________________________</w:t>
-      </w:r>
-    </w:p>
-    <w:p>
-      <w:r>
-        <w:t>________________________________________________________________</w:t>
-      </w:r>
-    </w:p>
-    <w:p>
-      <w:r>
-        <w:t>________________________________________________________________</w:t>
-      </w:r>
-    </w:p>
-    <w:p>
-      <w:r>
-        <w:t>________________________________________________________________</w:t>
-      </w:r>
-    </w:p>
-    <w:p>
-      <w:pPr>
-        <w:pStyle w:val="Heading1"/>
-      </w:pPr>
-      <w:r>
-        <w:t>17. Feedback, return check and learning record</w:t>
-      </w:r>
-    </w:p>
-    <w:p>
-      <w:r>
-        <w:t>Record the first repaired step and a different case to revisit after a delay.</w:t>
+        <w:t>17. Feedback · Repair and return</w:t>
+      </w:r>
+    </w:p>
+    <w:p>
+      <w:r>
+        <w:t>Keep this task’s complete inputs, stated rule and support record together.</w:t>
+      </w:r>
+    </w:p>
+    <w:p>
+      <w:pPr>
+        <w:pStyle w:val="Heading2"/>
+      </w:pPr>
+      <w:r>
+        <w:t>Task and evidence record</w:t>
       </w:r>
     </w:p>
     <w:tbl>
@@ -1544,12 +817,9 @@
     </w:tbl>
     <w:p>
       <w:pPr>
-        <w:spacing w:line="336" w:lineRule="auto" w:after="180"/>
-      </w:pPr>
-      <w:r>
-        <w:rPr>
-          <w:b w:val="0"/>
-        </w:rPr>
+        <w:pStyle w:val="ListBullet"/>
+      </w:pPr>
+      <w:r>
         <w:t>Revisit this idea with your teacher after a delay. Familiarity is different from explaining and using it on a changed case.</w:t>
       </w:r>
     </w:p>
@@ -1558,57 +828,777 @@
         <w:pStyle w:val="Heading1"/>
       </w:pPr>
       <w:r>
-        <w:t>18. Pictorial case practice: Error Analysis</w:t>
-      </w:r>
-    </w:p>
-    <w:p>
-      <w:r>
-        <w:t>Find an error cluster before choosing a controlled follow-up. Explain the labelled step before checking the changed condition.</w:t>
-      </w:r>
-    </w:p>
-    <w:p>
-      <w:pPr>
-        <w:spacing w:line="336" w:lineRule="auto" w:after="180"/>
-      </w:pPr>
-      <w:r>
-        <w:rPr>
-          <w:b w:val="0"/>
-        </w:rPr>
+        <w:t>10. Finish · Judge your evidence</w:t>
+      </w:r>
+    </w:p>
+    <w:p>
+      <w:r>
+        <w:t>Keep this task’s complete inputs, stated rule and support record together.</w:t>
+      </w:r>
+    </w:p>
+    <w:p>
+      <w:pPr>
+        <w:pStyle w:val="Heading2"/>
+      </w:pPr>
+      <w:r>
+        <w:t>Task and evidence record</w:t>
+      </w:r>
+    </w:p>
+    <w:p>
+      <w:pPr>
+        <w:pStyle w:val="ListBullet"/>
+      </w:pPr>
+      <w:r>
+        <w:t>I can explain the mechanism. I can show evidence. I can handle a changed case. I can name a limit. Mark each as not yet, with help or independently, and attach supporting work.</w:t>
+      </w:r>
+    </w:p>
+    <w:p>
+      <w:pPr>
+        <w:pStyle w:val="ListBullet"/>
+      </w:pPr>
+      <w:r>
+        <w:t>Teacher review ____________________  Next step ____________________</w:t>
+      </w:r>
+    </w:p>
+    <w:p>
+      <w:pPr>
+        <w:pStyle w:val="Heading1"/>
+      </w:pPr>
+      <w:r>
+        <w:t>Reference bank and extra practice</w:t>
+      </w:r>
+    </w:p>
+    <w:p>
+      <w:pPr>
+        <w:pStyle w:val="Heading1"/>
+      </w:pPr>
+      <w:r>
+        <w:t>02. Reference · Supported W2 record</w:t>
+      </w:r>
+    </w:p>
+    <w:p>
+      <w:r>
+        <w:t>Keep this task’s complete inputs, stated rule and support record together.</w:t>
+      </w:r>
+    </w:p>
+    <w:p>
+      <w:pPr>
+        <w:pStyle w:val="Heading2"/>
+      </w:pPr>
+      <w:r>
+        <w:t>Task and evidence record</w:t>
+      </w:r>
+    </w:p>
+    <w:p>
+      <w:pPr>
+        <w:pStyle w:val="ListBullet"/>
+      </w:pPr>
+      <w:r>
+        <w:t>Use W2: Explain the limit for Error analysis and controlled follow-up. Record the answer once; the lesson and workbook refer to the same attempt.</w:t>
+      </w:r>
+    </w:p>
+    <w:tbl>
+      <w:tblPr>
+        <w:tblStyle w:val="LightShading-Accent1"/>
+        <w:tblW w:type="auto" w:w="0"/>
+        <w:tblLook w:firstColumn="1" w:firstRow="1" w:lastColumn="0" w:lastRow="0" w:noHBand="0" w:noVBand="1" w:val="04A0"/>
+      </w:tblPr>
+      <w:tblGrid>
+        <w:gridCol w:w="2556"/>
+        <w:gridCol w:w="2556"/>
+        <w:gridCol w:w="2556"/>
+        <w:gridCol w:w="2556"/>
+      </w:tblGrid>
+      <w:tr>
+        <w:trPr>
+          <w:tblHeader/>
+        </w:trPr>
+        <w:tc>
+          <w:tcPr>
+            <w:tcW w:type="dxa" w:w="2556"/>
+          </w:tcPr>
+          <w:p>
+            <w:r>
+              <w:t>Given inputs</w:t>
+            </w:r>
+          </w:p>
+        </w:tc>
+        <w:tc>
+          <w:tcPr>
+            <w:tcW w:type="dxa" w:w="2556"/>
+          </w:tcPr>
+          <w:p>
+            <w:r>
+              <w:t>Procedure I chose</w:t>
+            </w:r>
+          </w:p>
+        </w:tc>
+        <w:tc>
+          <w:tcPr>
+            <w:tcW w:type="dxa" w:w="2556"/>
+          </w:tcPr>
+          <w:p>
+            <w:r>
+              <w:t>Middle steps</w:t>
+            </w:r>
+          </w:p>
+        </w:tc>
+        <w:tc>
+          <w:tcPr>
+            <w:tcW w:type="dxa" w:w="2556"/>
+          </w:tcPr>
+          <w:p>
+            <w:r>
+              <w:t>Result and check</w:t>
+            </w:r>
+          </w:p>
+        </w:tc>
+      </w:tr>
+      <w:tr>
+        <w:tc>
+          <w:tcPr>
+            <w:tcW w:type="dxa" w:w="2556"/>
+          </w:tcPr>
+          <w:p>
+            <w:r/>
+          </w:p>
+        </w:tc>
+        <w:tc>
+          <w:tcPr>
+            <w:tcW w:type="dxa" w:w="2556"/>
+          </w:tcPr>
+          <w:p>
+            <w:r/>
+          </w:p>
+        </w:tc>
+        <w:tc>
+          <w:tcPr>
+            <w:tcW w:type="dxa" w:w="2556"/>
+          </w:tcPr>
+          <w:p>
+            <w:r/>
+          </w:p>
+        </w:tc>
+        <w:tc>
+          <w:tcPr>
+            <w:tcW w:type="dxa" w:w="2556"/>
+          </w:tcPr>
+          <w:p>
+            <w:r/>
+          </w:p>
+        </w:tc>
+      </w:tr>
+    </w:tbl>
+    <w:p>
+      <w:pPr>
+        <w:pStyle w:val="Heading3"/>
+      </w:pPr>
+      <w:r>
+        <w:t>The step I completed without help, and the hint I needed</w:t>
+      </w:r>
+    </w:p>
+    <w:p>
+      <w:r>
+        <w:t>________________________________________________________________</w:t>
+      </w:r>
+    </w:p>
+    <w:p>
+      <w:r>
+        <w:t>________________________________________________________________</w:t>
+      </w:r>
+    </w:p>
+    <w:p>
+      <w:r>
+        <w:t>________________________________________________________________</w:t>
+      </w:r>
+    </w:p>
+    <w:p>
+      <w:pPr>
+        <w:pStyle w:val="Heading1"/>
+      </w:pPr>
+      <w:r>
+        <w:t>03. Extra practice · Individual reasoning check</w:t>
+      </w:r>
+    </w:p>
+    <w:p>
+      <w:r>
+        <w:t>Keep this task’s complete inputs, stated rule and support record together.</w:t>
+      </w:r>
+    </w:p>
+    <w:p>
+      <w:pPr>
+        <w:pStyle w:val="Heading2"/>
+      </w:pPr>
+      <w:r>
+        <w:t>Task and evidence record</w:t>
+      </w:r>
+    </w:p>
+    <w:p>
+      <w:pPr>
+        <w:pStyle w:val="ListBullet"/>
+      </w:pPr>
+      <w:r>
+        <w:t>Use the worked case for Error analysis and controlled follow-up. Proposed explanation: “A final answer is enough”. Decide whether this explanation is supported. Point to the step or supplied fact that decides; explain your repair if needed.</w:t>
+      </w:r>
+    </w:p>
+    <w:p>
+      <w:pPr>
+        <w:pStyle w:val="Heading3"/>
+      </w:pPr>
+      <w:r>
+        <w:t>My explanation before partner discussion</w:t>
+      </w:r>
+    </w:p>
+    <w:p>
+      <w:r>
+        <w:t>________________________________________________________________</w:t>
+      </w:r>
+    </w:p>
+    <w:p>
+      <w:r>
+        <w:t>________________________________________________________________</w:t>
+      </w:r>
+    </w:p>
+    <w:p>
+      <w:r>
+        <w:t>________________________________________________________________</w:t>
+      </w:r>
+    </w:p>
+    <w:p>
+      <w:r>
+        <w:t>________________________________________________________________</w:t>
+      </w:r>
+    </w:p>
+    <w:p>
+      <w:pPr>
+        <w:pStyle w:val="Heading1"/>
+      </w:pPr>
+      <w:r>
+        <w:t>05. Reference · Earlier learning target</w:t>
+      </w:r>
+    </w:p>
+    <w:p>
+      <w:r>
+        <w:t>Keep this task’s complete inputs, stated rule and support record together.</w:t>
+      </w:r>
+    </w:p>
+    <w:p>
+      <w:pPr>
+        <w:pStyle w:val="Heading2"/>
+      </w:pPr>
+      <w:r>
+        <w:t>Task and evidence record</w:t>
+      </w:r>
+    </w:p>
+    <w:p>
+      <w:pPr>
+        <w:pStyle w:val="ListBullet"/>
+      </w:pPr>
+      <w:r>
+        <w:t>A model fails 6/10 backlit and 2/20 front-lit photos. Compute error rates and design a follow-up that tests lighting rather than leaf identity.</w:t>
+      </w:r>
+    </w:p>
+    <w:p>
+      <w:pPr>
+        <w:pStyle w:val="Heading1"/>
+      </w:pPr>
+      <w:r>
+        <w:t>06. Extra practice · Earlier complete case</w:t>
+      </w:r>
+    </w:p>
+    <w:p>
+      <w:r>
+        <w:t>Keep this task’s complete inputs, stated rule and support record together.</w:t>
+      </w:r>
+    </w:p>
+    <w:p>
+      <w:pPr>
+        <w:pStyle w:val="Heading2"/>
+      </w:pPr>
+      <w:r>
+        <w:t>Task and evidence record</w:t>
+      </w:r>
+    </w:p>
+    <w:p>
+      <w:pPr>
+        <w:pStyle w:val="ListBullet"/>
+      </w:pPr>
+      <w:r>
+        <w:t>Four errors occur among five backlit photos; two among twenty ordinary photos.</w:t>
+      </w:r>
+    </w:p>
+    <w:p>
+      <w:pPr>
+        <w:pStyle w:val="ListBullet"/>
+      </w:pPr>
+      <w:r>
+        <w:t>Compare rates and investigate.</w:t>
+      </w:r>
+    </w:p>
+    <w:p>
+      <w:pPr>
+        <w:pStyle w:val="ListBullet"/>
+      </w:pPr>
+      <w:r>
+        <w:t>Show your trace, calculation or evidence</w:t>
+      </w:r>
+    </w:p>
+    <w:p>
+      <w:pPr>
+        <w:pStyle w:val="Heading3"/>
+      </w:pPr>
+      <w:r>
+        <w:t>Write or draw your reasoning and evidence.</w:t>
+      </w:r>
+    </w:p>
+    <w:p>
+      <w:r>
+        <w:t>________________________________________________________________</w:t>
+      </w:r>
+    </w:p>
+    <w:p>
+      <w:r>
+        <w:t>________________________________________________________________</w:t>
+      </w:r>
+    </w:p>
+    <w:p>
+      <w:r>
+        <w:t>________________________________________________________________</w:t>
+      </w:r>
+    </w:p>
+    <w:p>
+      <w:r>
+        <w:t>________________________________________________________________</w:t>
+      </w:r>
+    </w:p>
+    <w:p>
+      <w:r>
+        <w:t>________________________________________________________________</w:t>
+      </w:r>
+    </w:p>
+    <w:p>
+      <w:pPr>
+        <w:pStyle w:val="Heading1"/>
+      </w:pPr>
+      <w:r>
+        <w:t>07. Extra practice · Changed case</w:t>
+      </w:r>
+    </w:p>
+    <w:p>
+      <w:r>
+        <w:t>Keep this task’s complete inputs, stated rule and support record together.</w:t>
+      </w:r>
+    </w:p>
+    <w:p>
+      <w:pPr>
+        <w:pStyle w:val="Heading2"/>
+      </w:pPr>
+      <w:r>
+        <w:t>Task and evidence record</w:t>
+      </w:r>
+    </w:p>
+    <w:p>
+      <w:pPr>
+        <w:pStyle w:val="ListBullet"/>
+      </w:pPr>
+      <w:r>
+        <w:t>Of eight errors, six are on blurry images and two on clear images. Can you conclude blurry images have a higher error rate without group totals?</w:t>
+      </w:r>
+    </w:p>
+    <w:p>
+      <w:pPr>
+        <w:pStyle w:val="ListBullet"/>
+      </w:pPr>
+      <w:r>
+        <w:t>My independent answer and reason</w:t>
+      </w:r>
+    </w:p>
+    <w:p>
+      <w:pPr>
+        <w:pStyle w:val="Heading3"/>
+      </w:pPr>
+      <w:r>
+        <w:t>Write or draw your reasoning and evidence.</w:t>
+      </w:r>
+    </w:p>
+    <w:p>
+      <w:r>
+        <w:t>________________________________________________________________</w:t>
+      </w:r>
+    </w:p>
+    <w:p>
+      <w:r>
+        <w:t>________________________________________________________________</w:t>
+      </w:r>
+    </w:p>
+    <w:p>
+      <w:r>
+        <w:t>________________________________________________________________</w:t>
+      </w:r>
+    </w:p>
+    <w:p>
+      <w:r>
+        <w:t>________________________________________________________________</w:t>
+      </w:r>
+    </w:p>
+    <w:p>
+      <w:r>
+        <w:t>________________________________________________________________</w:t>
+      </w:r>
+    </w:p>
+    <w:p>
+      <w:pPr>
+        <w:pStyle w:val="Heading3"/>
+      </w:pPr>
+      <w:r>
+        <w:t>Week 18 Test and reflect</w:t>
+      </w:r>
+    </w:p>
+    <w:p>
+      <w:pPr>
+        <w:pStyle w:val="Heading1"/>
+      </w:pPr>
+      <w:r>
+        <w:t>08. Extra practice · Design a revealing test</w:t>
+      </w:r>
+    </w:p>
+    <w:p>
+      <w:r>
+        <w:t>Keep this task’s complete inputs, stated rule and support record together.</w:t>
+      </w:r>
+    </w:p>
+    <w:p>
+      <w:pPr>
+        <w:pStyle w:val="Heading2"/>
+      </w:pPr>
+      <w:r>
+        <w:t>Task and evidence record</w:t>
+      </w:r>
+    </w:p>
+    <w:p>
+      <w:pPr>
+        <w:pStyle w:val="ListBullet"/>
+      </w:pPr>
+      <w:r>
+        <w:t>Create a changed input, boundary case or missing-information case. Write the expected answer or safe response before testing.</w:t>
+      </w:r>
+    </w:p>
+    <w:tbl>
+      <w:tblPr>
+        <w:tblStyle w:val="LightShading-Accent1"/>
+        <w:tblW w:type="auto" w:w="0"/>
+        <w:tblLook w:firstColumn="1" w:firstRow="1" w:lastColumn="0" w:lastRow="0" w:noHBand="0" w:noVBand="1" w:val="04A0"/>
+      </w:tblPr>
+      <w:tblGrid>
+        <w:gridCol w:w="5112"/>
+        <w:gridCol w:w="5112"/>
+      </w:tblGrid>
+      <w:tr>
+        <w:trPr>
+          <w:tblHeader/>
+        </w:trPr>
+        <w:tc>
+          <w:tcPr>
+            <w:tcW w:type="dxa" w:w="5112"/>
+          </w:tcPr>
+          <w:p>
+            <w:r>
+              <w:t>Test record</w:t>
+            </w:r>
+          </w:p>
+        </w:tc>
+        <w:tc>
+          <w:tcPr>
+            <w:tcW w:type="dxa" w:w="5112"/>
+          </w:tcPr>
+          <w:p>
+            <w:r>
+              <w:t>My evidence</w:t>
+            </w:r>
+          </w:p>
+        </w:tc>
+      </w:tr>
+      <w:tr>
+        <w:tc>
+          <w:tcPr>
+            <w:tcW w:type="dxa" w:w="5112"/>
+          </w:tcPr>
+          <w:p>
+            <w:r>
+              <w:t>Changed input or condition</w:t>
+            </w:r>
+          </w:p>
+        </w:tc>
+        <w:tc>
+          <w:tcPr>
+            <w:tcW w:type="dxa" w:w="5112"/>
+          </w:tcPr>
+          <w:p>
+            <w:r/>
+          </w:p>
+        </w:tc>
+      </w:tr>
+      <w:tr>
+        <w:tc>
+          <w:tcPr>
+            <w:tcW w:type="dxa" w:w="5112"/>
+          </w:tcPr>
+          <w:p>
+            <w:r>
+              <w:t>Expected answer or fallback</w:t>
+            </w:r>
+          </w:p>
+        </w:tc>
+        <w:tc>
+          <w:tcPr>
+            <w:tcW w:type="dxa" w:w="5112"/>
+          </w:tcPr>
+          <w:p>
+            <w:r/>
+          </w:p>
+        </w:tc>
+      </w:tr>
+      <w:tr>
+        <w:tc>
+          <w:tcPr>
+            <w:tcW w:type="dxa" w:w="5112"/>
+          </w:tcPr>
+          <w:p>
+            <w:r>
+              <w:t>Observed result</w:t>
+            </w:r>
+          </w:p>
+        </w:tc>
+        <w:tc>
+          <w:tcPr>
+            <w:tcW w:type="dxa" w:w="5112"/>
+          </w:tcPr>
+          <w:p>
+            <w:r/>
+          </w:p>
+        </w:tc>
+      </w:tr>
+      <w:tr>
+        <w:tc>
+          <w:tcPr>
+            <w:tcW w:type="dxa" w:w="5112"/>
+          </w:tcPr>
+          <w:p>
+            <w:r>
+              <w:t>Why the result occurred</w:t>
+            </w:r>
+          </w:p>
+        </w:tc>
+        <w:tc>
+          <w:tcPr>
+            <w:tcW w:type="dxa" w:w="5112"/>
+          </w:tcPr>
+          <w:p>
+            <w:r/>
+          </w:p>
+        </w:tc>
+      </w:tr>
+    </w:tbl>
+    <w:p>
+      <w:pPr>
+        <w:pStyle w:val="Heading1"/>
+      </w:pPr>
+      <w:r>
+        <w:t>11. Extra practice · Earlier transfer</w:t>
+      </w:r>
+    </w:p>
+    <w:p>
+      <w:r>
+        <w:t>Keep this task’s complete inputs, stated rule and support record together.</w:t>
+      </w:r>
+    </w:p>
+    <w:p>
+      <w:pPr>
+        <w:pStyle w:val="Heading2"/>
+      </w:pPr>
+      <w:r>
+        <w:t>Task and evidence record</w:t>
+      </w:r>
+    </w:p>
+    <w:p>
+      <w:pPr>
+        <w:pStyle w:val="ListBullet"/>
+      </w:pPr>
+      <w:r>
+        <w:t>A model fails 6/10 backlit and 2/20 front-lit photos. Compute error rates and design a follow-up that tests lighting rather than leaf identity.</w:t>
+      </w:r>
+    </w:p>
+    <w:p>
+      <w:pPr>
+        <w:pStyle w:val="Heading3"/>
+      </w:pPr>
+      <w:r>
+        <w:t>My independently reasoned answer</w:t>
+      </w:r>
+    </w:p>
+    <w:p>
+      <w:r>
+        <w:t>________________________________________________________________</w:t>
+      </w:r>
+    </w:p>
+    <w:p>
+      <w:r>
+        <w:t>________________________________________________________________</w:t>
+      </w:r>
+    </w:p>
+    <w:p>
+      <w:r>
+        <w:t>________________________________________________________________</w:t>
+      </w:r>
+    </w:p>
+    <w:p>
+      <w:r>
+        <w:t>________________________________________________________________</w:t>
+      </w:r>
+    </w:p>
+    <w:p>
+      <w:r>
+        <w:t>________________________________________________________________</w:t>
+      </w:r>
+    </w:p>
+    <w:p>
+      <w:r>
+        <w:t>________________________________________________________________</w:t>
+      </w:r>
+    </w:p>
+    <w:p>
+      <w:r>
+        <w:t>________________________________________________________________</w:t>
+      </w:r>
+    </w:p>
+    <w:p>
+      <w:pPr>
+        <w:pStyle w:val="ListBullet"/>
+      </w:pPr>
+      <w:r>
+        <w:t>Record support used: none, hint or teacher explanation.</w:t>
+      </w:r>
+    </w:p>
+    <w:p>
+      <w:pPr>
+        <w:pStyle w:val="Heading1"/>
+      </w:pPr>
+      <w:r>
+        <w:t>15. Reference · Earlier W4 record</w:t>
+      </w:r>
+    </w:p>
+    <w:p>
+      <w:r>
+        <w:t>Keep this task’s complete inputs, stated rule and support record together.</w:t>
+      </w:r>
+    </w:p>
+    <w:p>
+      <w:pPr>
+        <w:pStyle w:val="Heading2"/>
+      </w:pPr>
+      <w:r>
+        <w:t>Task and evidence record</w:t>
+      </w:r>
+    </w:p>
+    <w:p>
+      <w:pPr>
+        <w:pStyle w:val="ListBullet"/>
+      </w:pPr>
+      <w:r>
+        <w:t>Old errors are 5/10 on route A and 2/20 on B. New errors are 3/10 and 5/20. State total and group changes and a justified next step.</w:t>
+      </w:r>
+    </w:p>
+    <w:p>
+      <w:pPr>
+        <w:pStyle w:val="Heading3"/>
+      </w:pPr>
+      <w:r>
+        <w:t>My reasoning and evidence</w:t>
+      </w:r>
+    </w:p>
+    <w:p>
+      <w:r>
+        <w:t>________________________________________________________________</w:t>
+      </w:r>
+    </w:p>
+    <w:p>
+      <w:r>
+        <w:t>________________________________________________________________</w:t>
+      </w:r>
+    </w:p>
+    <w:p>
+      <w:r>
+        <w:t>________________________________________________________________</w:t>
+      </w:r>
+    </w:p>
+    <w:p>
+      <w:r>
+        <w:t>________________________________________________________________</w:t>
+      </w:r>
+    </w:p>
+    <w:p>
+      <w:r>
+        <w:t>________________________________________________________________</w:t>
+      </w:r>
+    </w:p>
+    <w:p>
+      <w:r>
+        <w:t>________________________________________________________________</w:t>
+      </w:r>
+    </w:p>
+    <w:p>
+      <w:r>
+        <w:t>________________________________________________________________</w:t>
+      </w:r>
+    </w:p>
+    <w:p>
+      <w:r>
+        <w:t>________________________________________________________________</w:t>
+      </w:r>
+    </w:p>
+    <w:p>
+      <w:pPr>
+        <w:pStyle w:val="Heading1"/>
+      </w:pPr>
+      <w:r>
+        <w:t>18. Extra practice · Pictured case</w:t>
+      </w:r>
+    </w:p>
+    <w:p>
+      <w:r>
+        <w:t>Keep this task’s complete inputs, stated rule and support record together.</w:t>
+      </w:r>
+    </w:p>
+    <w:p>
+      <w:pPr>
+        <w:pStyle w:val="Heading2"/>
+      </w:pPr>
+      <w:r>
+        <w:t>Task and evidence record</w:t>
+      </w:r>
+    </w:p>
+    <w:p>
+      <w:pPr>
+        <w:pStyle w:val="ListBullet"/>
+      </w:pPr>
+      <w:r>
         <w:t>Find an error cluster before choosing a controlled follow-up.</w:t>
       </w:r>
     </w:p>
     <w:p>
       <w:pPr>
-        <w:spacing w:line="336" w:lineRule="auto" w:after="180"/>
-      </w:pPr>
-      <w:r>
-        <w:rPr>
-          <w:b w:val="0"/>
-        </w:rPr>
+        <w:pStyle w:val="ListBullet"/>
+      </w:pPr>
+      <w:r>
         <w:t>Candidate errors: bright-light photos1/8; dim-light photos3/6. Images and reference labels are fixed for this audit.</w:t>
       </w:r>
     </w:p>
     <w:p>
       <w:pPr>
-        <w:spacing w:line="336" w:lineRule="auto" w:after="180"/>
-      </w:pPr>
-      <w:r>
-        <w:rPr>
-          <w:b w:val="0"/>
-        </w:rPr>
-        <w:t xml:space="preserve">All </w:t>
-      </w:r>
-      <w:r>
-        <w:rPr>
-          <w:b/>
-        </w:rPr>
-        <w:t>input</w:t>
-      </w:r>
-      <w:r>
-        <w:rPr>
-          <w:b w:val="0"/>
-        </w:rPr>
-        <w:t>s and outcomes in this worked example are invented classroom data; no real model run is claimed.</w:t>
+        <w:pStyle w:val="ListBullet"/>
+      </w:pPr>
+      <w:r>
+        <w:t>All inputs and outcomes in this worked example are invented classroom data; no real model run is claimed.</w:t>
       </w:r>
     </w:p>
     <w:p>
@@ -1685,37 +1675,10 @@
     </w:p>
     <w:p>
       <w:pPr>
-        <w:spacing w:line="336" w:lineRule="auto" w:after="180"/>
-      </w:pPr>
-      <w:r>
-        <w:rPr>
-          <w:b w:val="0"/>
-        </w:rPr>
-        <w:t xml:space="preserve">What </w:t>
-      </w:r>
-      <w:r>
-        <w:rPr>
-          <w:b/>
-        </w:rPr>
-        <w:t>evidence</w:t>
-      </w:r>
-      <w:r>
-        <w:rPr>
-          <w:b w:val="0"/>
-        </w:rPr>
-        <w:t xml:space="preserve"> would support the claim that a change helps fresh dim-light images? Point to the relevant step in the picture, then write the changed result and the rule or </w:t>
-      </w:r>
-      <w:r>
-        <w:rPr>
-          <w:b/>
-        </w:rPr>
-        <w:t>evidence</w:t>
-      </w:r>
-      <w:r>
-        <w:rPr>
-          <w:b w:val="0"/>
-        </w:rPr>
-        <w:t xml:space="preserve"> that supports it.</w:t>
+        <w:pStyle w:val="ListBullet"/>
+      </w:pPr>
+      <w:r>
+        <w:t>What evidence would support the claim that a change helps fresh dim-light images? Point to the relevant step in the picture, then write the changed result and the rule or evidence that supports it.</w:t>
       </w:r>
     </w:p>
     <w:p>
@@ -1758,68 +1721,18 @@
     </w:p>
     <w:p>
       <w:pPr>
-        <w:pStyle w:val="Heading3"/>
-      </w:pPr>
-      <w:r>
-        <w:t>Record the help used</w:t>
-      </w:r>
-    </w:p>
-    <w:p>
-      <w:pPr>
-        <w:spacing w:line="336" w:lineRule="auto" w:after="180"/>
-        <w:shd w:fill="F1F6F8"/>
-      </w:pPr>
-      <w:r>
-        <w:rPr>
-          <w:b w:val="0"/>
-        </w:rPr>
-        <w:t xml:space="preserve">Support used: alone / hint / worked example. This record is practice </w:t>
-      </w:r>
-      <w:r>
-        <w:rPr>
-          <w:b/>
-        </w:rPr>
-        <w:t>evidence</w:t>
-      </w:r>
-      <w:r>
-        <w:rPr>
-          <w:b w:val="0"/>
-        </w:rPr>
-        <w:t>.</w:t>
-      </w:r>
-    </w:p>
-    <w:p>
-      <w:pPr>
-        <w:spacing w:line="336" w:lineRule="auto" w:after="180"/>
-      </w:pPr>
-      <w:r>
-        <w:rPr>
-          <w:b w:val="0"/>
-        </w:rPr>
-        <w:t xml:space="preserve">Project connection: For your Responsible Plant Classifier, save the </w:t>
-      </w:r>
-      <w:r>
-        <w:rPr>
-          <w:b/>
-        </w:rPr>
-        <w:t>input</w:t>
-      </w:r>
-      <w:r>
-        <w:rPr>
-          <w:b w:val="0"/>
-        </w:rPr>
-        <w:t>, procedure, observed result and limitation of this check.</w:t>
-      </w:r>
-    </w:p>
-    <w:p>
-      <w:pPr>
-        <w:spacing w:line="336" w:lineRule="auto" w:after="180"/>
-      </w:pPr>
-      <w:r>
-        <w:rPr>
-          <w:b w:val="0"/>
-        </w:rPr>
-        <w:t>Label this worked example as practice; use a different, previously unreviewed case when checking independent understanding.</w:t>
+        <w:pStyle w:val="ListBullet"/>
+      </w:pPr>
+      <w:r>
+        <w:t>Support used: alone / hint / worked example. This record is practice evidence.</w:t>
+      </w:r>
+    </w:p>
+    <w:p>
+      <w:pPr>
+        <w:pStyle w:val="ListBullet"/>
+      </w:pPr>
+      <w:r>
+        <w:t>Project connection: For your Responsible Plant Classifier, save the input, procedure, observed result and limitation of this check. Label this worked example as practice; use a different, previously unreviewed case when checking independent understanding.</w:t>
       </w:r>
     </w:p>
     <w:p>
@@ -1827,68 +1740,44 @@
         <w:pStyle w:val="Heading1"/>
       </w:pPr>
       <w:r>
-        <w:t>19. Project portfolio milestone</w:t>
-      </w:r>
-    </w:p>
-    <w:p>
-      <w:r>
-        <w:t>Keep this week’s input, deciding step, result and limit together in the Responsible Plant Classifier record.</w:t>
-      </w:r>
-    </w:p>
-    <w:p>
-      <w:pPr>
-        <w:spacing w:line="336" w:lineRule="auto" w:after="180"/>
-      </w:pPr>
-      <w:r>
-        <w:rPr>
-          <w:b w:val="0"/>
-        </w:rPr>
+        <w:t>19. Reference · Project portfolio milestone</w:t>
+      </w:r>
+    </w:p>
+    <w:p>
+      <w:r>
+        <w:t>Keep this task’s complete inputs, stated rule and support record together.</w:t>
+      </w:r>
+    </w:p>
+    <w:p>
+      <w:pPr>
+        <w:pStyle w:val="Heading2"/>
+      </w:pPr>
+      <w:r>
+        <w:t>Task and evidence record</w:t>
+      </w:r>
+    </w:p>
+    <w:p>
+      <w:pPr>
+        <w:pStyle w:val="ListBullet"/>
+      </w:pPr>
+      <w:r>
         <w:t>Project: Responsible Plant Classifier</w:t>
       </w:r>
     </w:p>
     <w:p>
       <w:pPr>
-        <w:spacing w:line="336" w:lineRule="auto" w:after="180"/>
-      </w:pPr>
-      <w:r>
-        <w:rPr>
-          <w:b w:val="0"/>
-        </w:rPr>
+        <w:pStyle w:val="ListBullet"/>
+      </w:pPr>
+      <w:r>
         <w:t>Current milestone: Test changed cases. Keep normal, boundary and failure cases; compare expected and observed results.</w:t>
       </w:r>
     </w:p>
     <w:p>
       <w:pPr>
-        <w:spacing w:line="336" w:lineRule="auto" w:after="180"/>
-      </w:pPr>
-      <w:r>
-        <w:rPr>
-          <w:b w:val="0"/>
-        </w:rPr>
-        <w:t xml:space="preserve">For your Responsible Plant Classifier, save the </w:t>
-      </w:r>
-      <w:r>
-        <w:rPr>
-          <w:b/>
-        </w:rPr>
-        <w:t>input</w:t>
-      </w:r>
-      <w:r>
-        <w:rPr>
-          <w:b w:val="0"/>
-        </w:rPr>
-        <w:t>, procedure, observed result and limitation of this check.</w:t>
-      </w:r>
-    </w:p>
-    <w:p>
-      <w:pPr>
-        <w:spacing w:line="336" w:lineRule="auto" w:after="180"/>
-      </w:pPr>
-      <w:r>
-        <w:rPr>
-          <w:b w:val="0"/>
-        </w:rPr>
-        <w:t>Label this worked example as practice; use a different, previously unreviewed case when checking independent understanding.</w:t>
+        <w:pStyle w:val="ListBullet"/>
+      </w:pPr>
+      <w:r>
+        <w:t>For your Responsible Plant Classifier, save the input, procedure, observed result and limitation of this check. Label this worked example as practice; use a different, previously unreviewed case when checking independent understanding.</w:t>
       </w:r>
     </w:p>
     <w:tbl>
@@ -2045,12 +1934,560 @@
         <w:pStyle w:val="Heading1"/>
       </w:pPr>
       <w:r>
-        <w:t>20. Supported practice and learning evidence</w:t>
-      </w:r>
-    </w:p>
-    <w:p>
-      <w:r>
-        <w:t>Try the supported questions before comparing with hints and feedback. Record what you repaired and the evidence you retained.</w:t>
+        <w:t>20. Extra practice · Predict, check and repair</w:t>
+      </w:r>
+    </w:p>
+    <w:p>
+      <w:r>
+        <w:t>Keep supported feedback separate from the reserved independent case.</w:t>
+      </w:r>
+    </w:p>
+    <w:p>
+      <w:pPr>
+        <w:pStyle w:val="Heading2"/>
+      </w:pPr>
+      <w:r>
+        <w:t>First supported question and hint</w:t>
+      </w:r>
+    </w:p>
+    <w:p>
+      <w:pPr>
+        <w:pStyle w:val="ListBullet"/>
+      </w:pPr>
+      <w:r>
+        <w:t>Find an error cluster before choosing a controlled follow-up.</w:t>
+      </w:r>
+    </w:p>
+    <w:p>
+      <w:pPr>
+        <w:pStyle w:val="Heading3"/>
+      </w:pPr>
+      <w:r>
+        <w:t>Practice 1: explain the deciding evidence</w:t>
+      </w:r>
+    </w:p>
+    <w:p>
+      <w:pPr>
+        <w:pStyle w:val="ListBullet"/>
+      </w:pPr>
+      <w:r>
+        <w:t>Which labelled step matches this detail? Photograph the same approved toy scene in bright and dim conditions; hold device and framing fixed.</w:t>
+      </w:r>
+    </w:p>
+    <w:p>
+      <w:pPr>
+        <w:pStyle w:val="ListBullet"/>
+      </w:pPr>
+      <w:r>
+        <w:t>1. Plan controlled pair</w:t>
+      </w:r>
+    </w:p>
+    <w:p>
+      <w:pPr>
+        <w:pStyle w:val="ListBullet"/>
+      </w:pPr>
+      <w:r>
+        <w:t>2. Compute slice errors</w:t>
+      </w:r>
+    </w:p>
+    <w:p>
+      <w:pPr>
+        <w:pStyle w:val="ListBullet"/>
+      </w:pPr>
+      <w:r>
+        <w:t>3. Inspect dim failures</w:t>
+      </w:r>
+    </w:p>
+    <w:p>
+      <w:pPr>
+        <w:pStyle w:val="Heading3"/>
+      </w:pPr>
+      <w:r>
+        <w:t>My selected conclusion, deciding fact and explanation</w:t>
+      </w:r>
+    </w:p>
+    <w:p>
+      <w:r>
+        <w:t>________________________________________________________________</w:t>
+      </w:r>
+    </w:p>
+    <w:p>
+      <w:r>
+        <w:t>________________________________________________________________</w:t>
+      </w:r>
+    </w:p>
+    <w:p>
+      <w:r>
+        <w:t>________________________________________________________________</w:t>
+      </w:r>
+    </w:p>
+    <w:p>
+      <w:r>
+        <w:t>________________________________________________________________</w:t>
+      </w:r>
+    </w:p>
+    <w:p>
+      <w:r>
+        <w:t>________________________________________________________________</w:t>
+      </w:r>
+    </w:p>
+    <w:p>
+      <w:pPr>
+        <w:pStyle w:val="ListBullet"/>
+      </w:pPr>
+      <w:r>
+        <w:t>Hint if needed: Read the steps in the pictorial case. Match the supplied detail to the stage that performs or records it.</w:t>
+      </w:r>
+    </w:p>
+    <w:p>
+      <w:pPr>
+        <w:pStyle w:val="Heading2"/>
+      </w:pPr>
+      <w:r>
+        <w:t>Check the first explanation · reference / check after trying</w:t>
+      </w:r>
+    </w:p>
+    <w:p>
+      <w:pPr>
+        <w:spacing w:line="336" w:lineRule="auto" w:after="180"/>
+      </w:pPr>
+      <w:r>
+        <w:rPr>
+          <w:b w:val="0"/>
+        </w:rPr>
+        <w:t>After your attempt, compare with the supported explanation: Plan controlled pair Photograph the same approved toy scene in bright and dim conditions; hold device and framing fixed. Read the picture in order.</w:t>
+      </w:r>
+    </w:p>
+    <w:p>
+      <w:pPr>
+        <w:spacing w:line="336" w:lineRule="auto" w:after="180"/>
+      </w:pPr>
+      <w:r>
+        <w:rPr>
+          <w:b w:val="0"/>
+        </w:rPr>
+        <w:t xml:space="preserve">Photograph the same approved toy scene in bright and dim conditions; hold device and framing fixed. The arrows show which recorded </w:t>
+      </w:r>
+      <w:r>
+        <w:rPr>
+          <w:b/>
+        </w:rPr>
+        <w:t>input</w:t>
+      </w:r>
+      <w:r>
+        <w:rPr>
+          <w:b w:val="0"/>
+        </w:rPr>
+        <w:t xml:space="preserve"> or intermediate result each decision uses.</w:t>
+      </w:r>
+    </w:p>
+    <w:p>
+      <w:pPr>
+        <w:spacing w:line="336" w:lineRule="auto" w:after="180"/>
+      </w:pPr>
+      <w:r>
+        <w:rPr>
+          <w:b w:val="0"/>
+        </w:rPr>
+        <w:t>Explain the deciding step aloud before checking the changed case; pointing to the final answer alone does not show how it follows.</w:t>
+      </w:r>
+    </w:p>
+    <w:p>
+      <w:pPr>
+        <w:pStyle w:val="Heading2"/>
+      </w:pPr>
+      <w:r>
+        <w:t>Changed-case question and hint</w:t>
+      </w:r>
+    </w:p>
+    <w:p>
+      <w:pPr>
+        <w:pStyle w:val="Heading3"/>
+      </w:pPr>
+      <w:r>
+        <w:t>Practice 2: explain the deciding evidence</w:t>
+      </w:r>
+    </w:p>
+    <w:p>
+      <w:pPr>
+        <w:pStyle w:val="ListBullet"/>
+      </w:pPr>
+      <w:r>
+        <w:t>Changed-case practice: Dim errors fall to1/6 in a later same-case replay. Which conclusion is supported by the supplied facts?</w:t>
+      </w:r>
+    </w:p>
+    <w:p>
+      <w:pPr>
+        <w:pStyle w:val="ListBullet"/>
+      </w:pPr>
+      <w:r>
+        <w:t>1. The replay’s dim error rate is 16.7%; it is development evidence if those cases guided the revision.</w:t>
+      </w:r>
+    </w:p>
+    <w:p>
+      <w:pPr>
+        <w:pStyle w:val="ListBullet"/>
+      </w:pPr>
+      <w:r>
+        <w:t>2. We can decide the result without examining the changed input or the procedure.</w:t>
+      </w:r>
+    </w:p>
+    <w:p>
+      <w:pPr>
+        <w:pStyle w:val="ListBullet"/>
+      </w:pPr>
+      <w:r>
+        <w:t>3. This one example guarantees correct results for every future input.</w:t>
+      </w:r>
+    </w:p>
+    <w:p>
+      <w:pPr>
+        <w:pStyle w:val="Heading3"/>
+      </w:pPr>
+      <w:r>
+        <w:t>My selected conclusion, deciding fact and explanation</w:t>
+      </w:r>
+    </w:p>
+    <w:p>
+      <w:r>
+        <w:t>________________________________________________________________</w:t>
+      </w:r>
+    </w:p>
+    <w:p>
+      <w:r>
+        <w:t>________________________________________________________________</w:t>
+      </w:r>
+    </w:p>
+    <w:p>
+      <w:r>
+        <w:t>________________________________________________________________</w:t>
+      </w:r>
+    </w:p>
+    <w:p>
+      <w:r>
+        <w:t>________________________________________________________________</w:t>
+      </w:r>
+    </w:p>
+    <w:p>
+      <w:r>
+        <w:t>________________________________________________________________</w:t>
+      </w:r>
+    </w:p>
+    <w:p>
+      <w:pPr>
+        <w:pStyle w:val="ListBullet"/>
+      </w:pPr>
+      <w:r>
+        <w:t>Hint if needed: Use the changed condition and the deciding step in the pictorial trace. The answer must say what follows from those facts.</w:t>
+      </w:r>
+    </w:p>
+    <w:p>
+      <w:pPr>
+        <w:pStyle w:val="Heading2"/>
+      </w:pPr>
+      <w:r>
+        <w:t>Check the changed explanation · reference / check after trying</w:t>
+      </w:r>
+    </w:p>
+    <w:p>
+      <w:pPr>
+        <w:spacing w:line="336" w:lineRule="auto" w:after="180"/>
+      </w:pPr>
+      <w:r>
+        <w:rPr>
+          <w:b w:val="0"/>
+        </w:rPr>
+        <w:t xml:space="preserve">After your attempt, compare with the supported explanation: The replay’s dim error rate is 16.7%; it is development </w:t>
+      </w:r>
+      <w:r>
+        <w:rPr>
+          <w:b/>
+        </w:rPr>
+        <w:t>evidence</w:t>
+      </w:r>
+      <w:r>
+        <w:rPr>
+          <w:b w:val="0"/>
+        </w:rPr>
+        <w:t xml:space="preserve"> if those cases guided the revision.</w:t>
+      </w:r>
+    </w:p>
+    <w:p>
+      <w:pPr>
+        <w:spacing w:line="336" w:lineRule="auto" w:after="180"/>
+      </w:pPr>
+      <w:r>
+        <w:rPr>
+          <w:b w:val="0"/>
+        </w:rPr>
+        <w:t>Observed improvement on reused cases is not an untouched final generalisation test.</w:t>
+      </w:r>
+    </w:p>
+    <w:p>
+      <w:pPr>
+        <w:pStyle w:val="Heading2"/>
+      </w:pPr>
+      <w:r>
+        <w:t>Repair and keep the record</w:t>
+      </w:r>
+    </w:p>
+    <w:p>
+      <w:pPr>
+        <w:spacing w:line="336" w:lineRule="auto" w:after="180"/>
+      </w:pPr>
+      <w:r>
+        <w:rPr>
+          <w:b w:val="0"/>
+        </w:rPr>
+        <w:t>Review Precision and Recall (ai-4/17). Goal: Choose the denominator that answers the question. Short practice: Were the original precision and recall denominators the same?</w:t>
+      </w:r>
+    </w:p>
+    <w:p>
+      <w:pPr>
+        <w:spacing w:line="336" w:lineRule="auto" w:after="180"/>
+      </w:pPr>
+      <w:r>
+        <w:rPr>
+          <w:b w:val="0"/>
+        </w:rPr>
+        <w:t xml:space="preserve">Point to the relevant step in the picture, then write the changed result and the rule or </w:t>
+      </w:r>
+      <w:r>
+        <w:rPr>
+          <w:b/>
+        </w:rPr>
+        <w:t>evidence</w:t>
+      </w:r>
+      <w:r>
+        <w:rPr>
+          <w:b w:val="0"/>
+        </w:rPr>
+        <w:t xml:space="preserve"> that supports it.. Return to this week and explain what you changed.</w:t>
+      </w:r>
+    </w:p>
+    <w:p>
+      <w:pPr>
+        <w:spacing w:line="336" w:lineRule="auto" w:after="180"/>
+      </w:pPr>
+      <w:r>
+        <w:rPr>
+          <w:b w:val="0"/>
+        </w:rPr>
+        <w:t xml:space="preserve">Review Confusion Matrix (ai-4/15). Goal: Build a labelled confusion matrix from matched reference and </w:t>
+      </w:r>
+      <w:r>
+        <w:rPr>
+          <w:b/>
+        </w:rPr>
+        <w:t>prediction</w:t>
+      </w:r>
+      <w:r>
+        <w:rPr>
+          <w:b w:val="0"/>
+        </w:rPr>
+        <w:t xml:space="preserve"> pairs. Short practice: Why is adding TP alone without reducing FN an incorrect revision?</w:t>
+      </w:r>
+    </w:p>
+    <w:p>
+      <w:pPr>
+        <w:spacing w:line="336" w:lineRule="auto" w:after="180"/>
+      </w:pPr>
+      <w:r>
+        <w:rPr>
+          <w:b w:val="0"/>
+        </w:rPr>
+        <w:t xml:space="preserve">Point to the relevant step in the picture, then write the changed result and the rule or </w:t>
+      </w:r>
+      <w:r>
+        <w:rPr>
+          <w:b/>
+        </w:rPr>
+        <w:t>evidence</w:t>
+      </w:r>
+      <w:r>
+        <w:rPr>
+          <w:b w:val="0"/>
+        </w:rPr>
+        <w:t xml:space="preserve"> that supports it.. Return to this week and explain what you changed.</w:t>
+      </w:r>
+    </w:p>
+    <w:p>
+      <w:pPr>
+        <w:spacing w:line="336" w:lineRule="auto" w:after="180"/>
+      </w:pPr>
+      <w:r>
+        <w:rPr>
+          <w:b w:val="0"/>
+        </w:rPr>
+        <w:t xml:space="preserve">Review Nearest Neighbors (ai-4/12). Goal: Compute absolute distances and rank </w:t>
+      </w:r>
+      <w:r>
+        <w:rPr>
+          <w:b/>
+        </w:rPr>
+        <w:t>training</w:t>
+      </w:r>
+      <w:r>
+        <w:rPr>
+          <w:b w:val="0"/>
+        </w:rPr>
+        <w:t xml:space="preserve"> neighbours. Short practice: Why is the k=1 outcome at length5 not uniquely determined without a tie rule?</w:t>
+      </w:r>
+    </w:p>
+    <w:p>
+      <w:pPr>
+        <w:spacing w:line="336" w:lineRule="auto" w:after="180"/>
+      </w:pPr>
+      <w:r>
+        <w:rPr>
+          <w:b w:val="0"/>
+        </w:rPr>
+        <w:t xml:space="preserve">Point to the relevant step in the picture, then write the changed result and the rule or </w:t>
+      </w:r>
+      <w:r>
+        <w:rPr>
+          <w:b/>
+        </w:rPr>
+        <w:t>evidence</w:t>
+      </w:r>
+      <w:r>
+        <w:rPr>
+          <w:b w:val="0"/>
+        </w:rPr>
+        <w:t xml:space="preserve"> that supports it.. Return to this week and explain what you changed.</w:t>
+      </w:r>
+    </w:p>
+    <w:p>
+      <w:pPr>
+        <w:spacing w:line="336" w:lineRule="auto" w:after="180"/>
+      </w:pPr>
+      <w:r>
+        <w:rPr>
+          <w:b w:val="0"/>
+        </w:rPr>
+        <w:t xml:space="preserve">The browser lab lets you edit the supported Python examples already included in this lesson. Predict first, run, inspect the actual </w:t>
+      </w:r>
+      <w:r>
+        <w:rPr>
+          <w:b/>
+        </w:rPr>
+        <w:t>output</w:t>
+      </w:r>
+      <w:r>
+        <w:rPr>
+          <w:b w:val="0"/>
+        </w:rPr>
+        <w:t xml:space="preserve"> or error, change one </w:t>
+      </w:r>
+      <w:r>
+        <w:rPr>
+          <w:b/>
+        </w:rPr>
+        <w:t>input</w:t>
+      </w:r>
+      <w:r>
+        <w:rPr>
+          <w:b w:val="0"/>
+        </w:rPr>
+        <w:t>, then run again.</w:t>
+      </w:r>
+    </w:p>
+    <w:p>
+      <w:pPr>
+        <w:spacing w:line="336" w:lineRule="auto" w:after="180"/>
+      </w:pPr>
+      <w:r>
+        <w:rPr>
+          <w:b w:val="0"/>
+        </w:rPr>
+        <w:t xml:space="preserve">Keep code, </w:t>
+      </w:r>
+      <w:r>
+        <w:rPr>
+          <w:b/>
+        </w:rPr>
+        <w:t>prediction</w:t>
+      </w:r>
+      <w:r>
+        <w:rPr>
+          <w:b w:val="0"/>
+        </w:rPr>
+        <w:t>s, actual results and a reasoned revision together. On paper, label your result as a trace rather than an execution.</w:t>
+      </w:r>
+    </w:p>
+    <w:p>
+      <w:pPr>
+        <w:spacing w:line="336" w:lineRule="auto" w:after="180"/>
+      </w:pPr>
+      <w:r>
+        <w:rPr>
+          <w:b w:val="0"/>
+        </w:rPr>
+        <w:t xml:space="preserve">Use Download completed work in the hosted lesson to export your answers, reflections, practice feedback and code-run </w:t>
+      </w:r>
+      <w:r>
+        <w:rPr>
+          <w:b/>
+        </w:rPr>
+        <w:t>evidence</w:t>
+      </w:r>
+      <w:r>
+        <w:rPr>
+          <w:b w:val="0"/>
+        </w:rPr>
+        <w:t>. Open the HTML copy to read or print it.</w:t>
+      </w:r>
+    </w:p>
+    <w:p>
+      <w:pPr>
+        <w:spacing w:line="336" w:lineRule="auto" w:after="180"/>
+      </w:pPr>
+      <w:r>
+        <w:rPr>
+          <w:b w:val="0"/>
+        </w:rPr>
+        <w:t>Drafts stay in this browser when storage is available; clear drafts on a shared device.</w:t>
+      </w:r>
+    </w:p>
+    <w:p>
+      <w:pPr>
+        <w:pStyle w:val="Heading3"/>
+      </w:pPr>
+      <w:r>
+        <w:t>What I repaired, the evidence I kept and the next test</w:t>
+      </w:r>
+    </w:p>
+    <w:p>
+      <w:r>
+        <w:t>________________________________________________________________</w:t>
+      </w:r>
+    </w:p>
+    <w:p>
+      <w:r>
+        <w:t>________________________________________________________________</w:t>
+      </w:r>
+    </w:p>
+    <w:p>
+      <w:r>
+        <w:t>________________________________________________________________</w:t>
+      </w:r>
+    </w:p>
+    <w:p>
+      <w:r>
+        <w:t>________________________________________________________________</w:t>
+      </w:r>
+    </w:p>
+    <w:p>
+      <w:r>
+        <w:t>________________________________________________________________</w:t>
+      </w:r>
+    </w:p>
+    <w:p>
+      <w:pPr>
+        <w:pStyle w:val="Heading2"/>
+      </w:pPr>
+      <w:r>
+        <w:t>Earlier wording, alternatives and picture transcripts · reference / check after trying</w:t>
       </w:r>
     </w:p>
     <w:p>
@@ -2066,68 +2503,10 @@
     </w:p>
     <w:p>
       <w:pPr>
-        <w:spacing w:line="336" w:lineRule="auto" w:after="180"/>
-      </w:pPr>
-      <w:r>
-        <w:rPr>
-          <w:b w:val="0"/>
-        </w:rPr>
-        <w:t>Find an error cluster before choosing a controlled follow-up.</w:t>
-      </w:r>
-    </w:p>
-    <w:p>
-      <w:pPr>
         <w:pStyle w:val="Heading3"/>
       </w:pPr>
       <w:r>
-        <w:t>Practice 1: explain the deciding evidence</w:t>
-      </w:r>
-    </w:p>
-    <w:p>
-      <w:pPr>
-        <w:spacing w:line="336" w:lineRule="auto" w:after="180"/>
-      </w:pPr>
-      <w:r>
-        <w:rPr>
-          <w:b w:val="0"/>
-        </w:rPr>
-        <w:t>Which labelled step matches this detail? Photograph the same approved toy scene in bright and dim conditions; hold device and framing fixed.</w:t>
-      </w:r>
-    </w:p>
-    <w:p>
-      <w:pPr>
-        <w:spacing w:line="336" w:lineRule="auto" w:after="180"/>
-        <w:shd w:fill="F4F9FC"/>
-      </w:pPr>
-      <w:r>
-        <w:rPr>
-          <w:b w:val="0"/>
-        </w:rPr>
-        <w:t>1. Plan controlled pair</w:t>
-      </w:r>
-    </w:p>
-    <w:p>
-      <w:pPr>
-        <w:spacing w:line="336" w:lineRule="auto" w:after="180"/>
-        <w:shd w:fill="F4F9FC"/>
-      </w:pPr>
-      <w:r>
-        <w:rPr>
-          <w:b w:val="0"/>
-        </w:rPr>
-        <w:t>2. Compute slice errors</w:t>
-      </w:r>
-    </w:p>
-    <w:p>
-      <w:pPr>
-        <w:spacing w:line="336" w:lineRule="auto" w:after="180"/>
-        <w:shd w:fill="F4F9FC"/>
-      </w:pPr>
-      <w:r>
-        <w:rPr>
-          <w:b w:val="0"/>
-        </w:rPr>
-        <w:t>3. Inspect dim failures</w:t>
+        <w:t>Repair a missing building block</w:t>
       </w:r>
     </w:p>
     <w:p>
@@ -2135,32 +2514,7 @@
         <w:pStyle w:val="Heading3"/>
       </w:pPr>
       <w:r>
-        <w:t>My selected conclusion, deciding fact and explanation</w:t>
-      </w:r>
-    </w:p>
-    <w:p>
-      <w:r>
-        <w:t>________________________________________________________________</w:t>
-      </w:r>
-    </w:p>
-    <w:p>
-      <w:r>
-        <w:t>________________________________________________________________</w:t>
-      </w:r>
-    </w:p>
-    <w:p>
-      <w:r>
-        <w:t>________________________________________________________________</w:t>
-      </w:r>
-    </w:p>
-    <w:p>
-      <w:r>
-        <w:t>________________________________________________________________</w:t>
-      </w:r>
-    </w:p>
-    <w:p>
-      <w:r>
-        <w:t>________________________________________________________________</w:t>
+        <w:t>Predict, run and debug</w:t>
       </w:r>
     </w:p>
     <w:p>
@@ -2168,565 +2522,25 @@
         <w:pStyle w:val="Heading3"/>
       </w:pPr>
       <w:r>
-        <w:t>Hint · try first</w:t>
-      </w:r>
-    </w:p>
-    <w:p>
-      <w:pPr>
-        <w:spacing w:line="336" w:lineRule="auto" w:after="180"/>
-        <w:shd w:fill="F1F6F8"/>
-      </w:pPr>
-      <w:r>
-        <w:rPr>
-          <w:b w:val="0"/>
-        </w:rPr>
-        <w:t>Hint if needed: Read the steps in the pictorial case. Match the supplied detail to the stage that performs or records it.</w:t>
-      </w:r>
-    </w:p>
-    <w:p>
-      <w:pPr>
-        <w:pStyle w:val="Heading3"/>
-      </w:pPr>
-      <w:r>
-        <w:t>Feedback · compare after trying</w:t>
-      </w:r>
-    </w:p>
-    <w:p>
-      <w:pPr>
-        <w:spacing w:line="336" w:lineRule="auto" w:after="180"/>
-        <w:shd w:fill="F1F6FC"/>
-      </w:pPr>
-      <w:r>
-        <w:rPr>
-          <w:b w:val="0"/>
-        </w:rPr>
-        <w:t>After your attempt, compare with the supported explanation: Plan controlled pair Photograph the same approved toy scene in bright and dim conditions; hold device and framing fixed. Read the picture in order.</w:t>
-      </w:r>
-    </w:p>
-    <w:p>
-      <w:pPr>
-        <w:spacing w:line="336" w:lineRule="auto" w:after="180"/>
-        <w:shd w:fill="F1F6FC"/>
-      </w:pPr>
-      <w:r>
-        <w:rPr>
-          <w:b w:val="0"/>
-        </w:rPr>
-        <w:t xml:space="preserve">Photograph the same approved toy scene in bright and dim conditions; hold device and framing fixed. The arrows show which recorded </w:t>
-      </w:r>
-      <w:r>
-        <w:rPr>
-          <w:b/>
-        </w:rPr>
-        <w:t>input</w:t>
-      </w:r>
-      <w:r>
-        <w:rPr>
-          <w:b w:val="0"/>
-        </w:rPr>
-        <w:t xml:space="preserve"> or intermediate result each decision uses.</w:t>
-      </w:r>
-    </w:p>
-    <w:p>
-      <w:pPr>
-        <w:spacing w:line="336" w:lineRule="auto" w:after="180"/>
-        <w:shd w:fill="F1F6FC"/>
-      </w:pPr>
-      <w:r>
-        <w:rPr>
-          <w:b w:val="0"/>
-        </w:rPr>
-        <w:t>Explain the deciding step aloud before checking the changed case; pointing to the final answer alone does not show how it follows.</w:t>
-      </w:r>
-    </w:p>
-    <w:p>
-      <w:pPr>
-        <w:pStyle w:val="Heading3"/>
-      </w:pPr>
-      <w:r>
-        <w:t>Practice 2: explain the deciding evidence</w:t>
-      </w:r>
-    </w:p>
-    <w:p>
-      <w:pPr>
-        <w:pStyle w:val="Heading3"/>
-      </w:pPr>
-      <w:r>
-        <w:t>Changed case · predict first</w:t>
-      </w:r>
-    </w:p>
-    <w:p>
-      <w:pPr>
-        <w:spacing w:line="336" w:lineRule="auto" w:after="180"/>
-        <w:shd w:fill="F5F1FB"/>
-      </w:pPr>
-      <w:r>
-        <w:rPr>
-          <w:b w:val="0"/>
-        </w:rPr>
-        <w:t>Changed-case practice: Dim errors fall to1/6 in a later same-case replay. Which conclusion is supported by the supplied facts?</w:t>
-      </w:r>
-    </w:p>
-    <w:p>
-      <w:pPr>
-        <w:spacing w:line="336" w:lineRule="auto" w:after="180"/>
-        <w:shd w:fill="F4F9FC"/>
-      </w:pPr>
-      <w:r>
-        <w:rPr>
-          <w:b w:val="0"/>
-        </w:rPr>
-        <w:t xml:space="preserve">1. The replay’s dim error rate is 16.7%; it is development </w:t>
-      </w:r>
-      <w:r>
-        <w:rPr>
-          <w:b/>
-        </w:rPr>
-        <w:t>evidence</w:t>
-      </w:r>
-      <w:r>
-        <w:rPr>
-          <w:b w:val="0"/>
-        </w:rPr>
-        <w:t xml:space="preserve"> if those cases guided the revision.</w:t>
-      </w:r>
-    </w:p>
-    <w:p>
-      <w:pPr>
-        <w:spacing w:line="336" w:lineRule="auto" w:after="180"/>
-        <w:shd w:fill="F4F9FC"/>
-      </w:pPr>
-      <w:r>
-        <w:rPr>
-          <w:b w:val="0"/>
-        </w:rPr>
-        <w:t xml:space="preserve">2. We can decide the result without examining the changed </w:t>
-      </w:r>
-      <w:r>
-        <w:rPr>
-          <w:b/>
-        </w:rPr>
-        <w:t>input</w:t>
-      </w:r>
-      <w:r>
-        <w:rPr>
-          <w:b w:val="0"/>
-        </w:rPr>
-        <w:t xml:space="preserve"> or the procedure.</w:t>
-      </w:r>
-    </w:p>
-    <w:p>
-      <w:pPr>
-        <w:spacing w:line="336" w:lineRule="auto" w:after="180"/>
-        <w:shd w:fill="F4F9FC"/>
-      </w:pPr>
-      <w:r>
-        <w:rPr>
-          <w:b w:val="0"/>
-        </w:rPr>
-        <w:t xml:space="preserve">3. This one example guarantees correct results for every future </w:t>
-      </w:r>
-      <w:r>
-        <w:rPr>
-          <w:b/>
-        </w:rPr>
-        <w:t>input</w:t>
-      </w:r>
-      <w:r>
-        <w:rPr>
-          <w:b w:val="0"/>
-        </w:rPr>
-        <w:t>.</w:t>
-      </w:r>
-    </w:p>
-    <w:p>
-      <w:pPr>
-        <w:pStyle w:val="Heading3"/>
-      </w:pPr>
-      <w:r>
-        <w:t>My selected conclusion, deciding fact and explanation</w:t>
-      </w:r>
-    </w:p>
-    <w:p>
-      <w:r>
-        <w:t>________________________________________________________________</w:t>
-      </w:r>
-    </w:p>
-    <w:p>
-      <w:r>
-        <w:t>________________________________________________________________</w:t>
-      </w:r>
-    </w:p>
-    <w:p>
-      <w:r>
-        <w:t>________________________________________________________________</w:t>
-      </w:r>
-    </w:p>
-    <w:p>
-      <w:r>
-        <w:t>________________________________________________________________</w:t>
-      </w:r>
-    </w:p>
-    <w:p>
-      <w:r>
-        <w:t>________________________________________________________________</w:t>
-      </w:r>
-    </w:p>
-    <w:p>
-      <w:pPr>
-        <w:pStyle w:val="Heading3"/>
-      </w:pPr>
-      <w:r>
-        <w:t>Hint · try first</w:t>
-      </w:r>
-    </w:p>
-    <w:p>
-      <w:pPr>
-        <w:spacing w:line="336" w:lineRule="auto" w:after="180"/>
-        <w:shd w:fill="F1F6F8"/>
-      </w:pPr>
-      <w:r>
-        <w:rPr>
-          <w:b w:val="0"/>
-        </w:rPr>
-        <w:t>Hint if needed: Use the changed condition and the deciding step in the pictorial trace. The answer must say what follows from those facts.</w:t>
-      </w:r>
-    </w:p>
-    <w:p>
-      <w:pPr>
-        <w:pStyle w:val="Heading3"/>
-      </w:pPr>
-      <w:r>
-        <w:t>Feedback · compare after trying</w:t>
-      </w:r>
-    </w:p>
-    <w:p>
-      <w:pPr>
-        <w:spacing w:line="336" w:lineRule="auto" w:after="180"/>
-        <w:shd w:fill="F1F6FC"/>
-      </w:pPr>
-      <w:r>
-        <w:rPr>
-          <w:b w:val="0"/>
-        </w:rPr>
-        <w:t xml:space="preserve">After your attempt, compare with the supported explanation: The replay’s dim error rate is 16.7%; it is development </w:t>
-      </w:r>
-      <w:r>
-        <w:rPr>
-          <w:b/>
-        </w:rPr>
-        <w:t>evidence</w:t>
-      </w:r>
-      <w:r>
-        <w:rPr>
-          <w:b w:val="0"/>
-        </w:rPr>
-        <w:t xml:space="preserve"> if those cases guided the revision.</w:t>
-      </w:r>
-    </w:p>
-    <w:p>
-      <w:pPr>
-        <w:spacing w:line="336" w:lineRule="auto" w:after="180"/>
-        <w:shd w:fill="F1F6FC"/>
-      </w:pPr>
-      <w:r>
-        <w:rPr>
-          <w:b w:val="0"/>
-        </w:rPr>
-        <w:t>Observed improvement on reused cases is not an untouched final generalisation test.</w:t>
-      </w:r>
-    </w:p>
-    <w:p>
-      <w:pPr>
-        <w:pStyle w:val="Heading3"/>
-      </w:pPr>
-      <w:r>
-        <w:t>Repair a missing building block</w:t>
-      </w:r>
-    </w:p>
-    <w:p>
-      <w:pPr>
-        <w:spacing w:line="336" w:lineRule="auto" w:after="180"/>
-      </w:pPr>
-      <w:r>
-        <w:rPr>
-          <w:b w:val="0"/>
-        </w:rPr>
-        <w:t>Review Precision and Recall (ai-4/17). Goal: Choose the denominator that answers the question. Short practice: Were the original precision and recall denominators the same?</w:t>
-      </w:r>
-    </w:p>
-    <w:p>
-      <w:pPr>
-        <w:spacing w:line="336" w:lineRule="auto" w:after="180"/>
-      </w:pPr>
-      <w:r>
-        <w:rPr>
-          <w:b w:val="0"/>
-        </w:rPr>
-        <w:t xml:space="preserve">Point to the relevant step in the picture, then write the changed result and the rule or </w:t>
-      </w:r>
-      <w:r>
-        <w:rPr>
-          <w:b/>
-        </w:rPr>
-        <w:t>evidence</w:t>
-      </w:r>
-      <w:r>
-        <w:rPr>
-          <w:b w:val="0"/>
-        </w:rPr>
-        <w:t xml:space="preserve"> that supports it.. Return to this week and explain what you changed.</w:t>
-      </w:r>
-    </w:p>
-    <w:p>
-      <w:pPr>
-        <w:spacing w:line="336" w:lineRule="auto" w:after="180"/>
-      </w:pPr>
-      <w:r>
-        <w:rPr>
-          <w:b w:val="0"/>
-        </w:rPr>
-        <w:t xml:space="preserve">Review Confusion Matrix (ai-4/15). Goal: Build a labelled confusion matrix from matched reference and </w:t>
-      </w:r>
-      <w:r>
-        <w:rPr>
-          <w:b/>
-        </w:rPr>
-        <w:t>prediction</w:t>
-      </w:r>
-      <w:r>
-        <w:rPr>
-          <w:b w:val="0"/>
-        </w:rPr>
-        <w:t xml:space="preserve"> pairs. Short practice: Why is adding TP alone without reducing FN an incorrect revision?</w:t>
-      </w:r>
-    </w:p>
-    <w:p>
-      <w:pPr>
-        <w:spacing w:line="336" w:lineRule="auto" w:after="180"/>
-      </w:pPr>
-      <w:r>
-        <w:rPr>
-          <w:b w:val="0"/>
-        </w:rPr>
-        <w:t xml:space="preserve">Point to the relevant step in the picture, then write the changed result and the rule or </w:t>
-      </w:r>
-      <w:r>
-        <w:rPr>
-          <w:b/>
-        </w:rPr>
-        <w:t>evidence</w:t>
-      </w:r>
-      <w:r>
-        <w:rPr>
-          <w:b w:val="0"/>
-        </w:rPr>
-        <w:t xml:space="preserve"> that supports it.. Return to this week and explain what you changed.</w:t>
-      </w:r>
-    </w:p>
-    <w:p>
-      <w:pPr>
-        <w:spacing w:line="336" w:lineRule="auto" w:after="180"/>
-      </w:pPr>
-      <w:r>
-        <w:rPr>
-          <w:b w:val="0"/>
-        </w:rPr>
-        <w:t xml:space="preserve">Review Nearest Neighbors (ai-4/12). Goal: Compute absolute distances and rank </w:t>
-      </w:r>
-      <w:r>
-        <w:rPr>
-          <w:b/>
-        </w:rPr>
-        <w:t>training</w:t>
-      </w:r>
-      <w:r>
-        <w:rPr>
-          <w:b w:val="0"/>
-        </w:rPr>
-        <w:t xml:space="preserve"> neighbours. Short practice: Why is the k=1 outcome at length5 not uniquely determined without a tie rule?</w:t>
-      </w:r>
-    </w:p>
-    <w:p>
-      <w:pPr>
-        <w:spacing w:line="336" w:lineRule="auto" w:after="180"/>
-      </w:pPr>
-      <w:r>
-        <w:rPr>
-          <w:b w:val="0"/>
-        </w:rPr>
-        <w:t xml:space="preserve">Point to the relevant step in the picture, then write the changed result and the rule or </w:t>
-      </w:r>
-      <w:r>
-        <w:rPr>
-          <w:b/>
-        </w:rPr>
-        <w:t>evidence</w:t>
-      </w:r>
-      <w:r>
-        <w:rPr>
-          <w:b w:val="0"/>
-        </w:rPr>
-        <w:t xml:space="preserve"> that supports it.. Return to this week and explain what you changed.</w:t>
-      </w:r>
-    </w:p>
-    <w:p>
-      <w:pPr>
-        <w:pStyle w:val="Heading3"/>
-      </w:pPr>
-      <w:r>
-        <w:t>Predict, run and debug</w:t>
-      </w:r>
-    </w:p>
-    <w:p>
-      <w:pPr>
-        <w:spacing w:line="336" w:lineRule="auto" w:after="180"/>
-      </w:pPr>
-      <w:r>
-        <w:rPr>
-          <w:b w:val="0"/>
-        </w:rPr>
-        <w:t xml:space="preserve">The browser lab lets you edit the supported Python examples already included in this lesson. Predict first, run, inspect the actual </w:t>
-      </w:r>
-      <w:r>
-        <w:rPr>
-          <w:b/>
-        </w:rPr>
-        <w:t>output</w:t>
-      </w:r>
-      <w:r>
-        <w:rPr>
-          <w:b w:val="0"/>
-        </w:rPr>
-        <w:t xml:space="preserve"> or error, change one </w:t>
-      </w:r>
-      <w:r>
-        <w:rPr>
-          <w:b/>
-        </w:rPr>
-        <w:t>input</w:t>
-      </w:r>
-      <w:r>
-        <w:rPr>
-          <w:b w:val="0"/>
-        </w:rPr>
-        <w:t>, then run again.</w:t>
-      </w:r>
-    </w:p>
-    <w:p>
-      <w:pPr>
-        <w:spacing w:line="336" w:lineRule="auto" w:after="180"/>
-      </w:pPr>
-      <w:r>
-        <w:rPr>
-          <w:b w:val="0"/>
-        </w:rPr>
-        <w:t xml:space="preserve">Keep code, </w:t>
-      </w:r>
-      <w:r>
-        <w:rPr>
-          <w:b/>
-        </w:rPr>
-        <w:t>prediction</w:t>
-      </w:r>
-      <w:r>
-        <w:rPr>
-          <w:b w:val="0"/>
-        </w:rPr>
-        <w:t>s, actual results and a reasoned revision together. On paper, label your result as a trace rather than an execution.</w:t>
-      </w:r>
-    </w:p>
-    <w:p>
-      <w:pPr>
-        <w:pStyle w:val="Heading3"/>
-      </w:pPr>
-      <w:r>
         <w:t>Keep your completed work</w:t>
       </w:r>
     </w:p>
     <w:p>
       <w:pPr>
-        <w:spacing w:line="336" w:lineRule="auto" w:after="180"/>
-      </w:pPr>
-      <w:r>
-        <w:rPr>
-          <w:b w:val="0"/>
-        </w:rPr>
-        <w:t xml:space="preserve">Use Download completed work in the hosted lesson to export your answers, reflections, practice feedback and code-run </w:t>
-      </w:r>
-      <w:r>
-        <w:rPr>
-          <w:b/>
-        </w:rPr>
-        <w:t>evidence</w:t>
-      </w:r>
-      <w:r>
-        <w:rPr>
-          <w:b w:val="0"/>
-        </w:rPr>
-        <w:t>. Open the HTML copy to read or print it.</w:t>
-      </w:r>
-    </w:p>
-    <w:p>
-      <w:pPr>
-        <w:spacing w:line="336" w:lineRule="auto" w:after="180"/>
-      </w:pPr>
-      <w:r>
-        <w:rPr>
-          <w:b w:val="0"/>
-        </w:rPr>
-        <w:t>Drafts stay in this browser when storage is available; clear drafts on a shared device.</w:t>
-      </w:r>
-    </w:p>
-    <w:p>
-      <w:pPr>
-        <w:pStyle w:val="Heading3"/>
-      </w:pPr>
-      <w:r>
-        <w:t>What I repaired, the evidence I kept and the next test</w:t>
-      </w:r>
-    </w:p>
-    <w:p>
-      <w:r>
-        <w:t>________________________________________________________________</w:t>
-      </w:r>
-    </w:p>
-    <w:p>
-      <w:r>
-        <w:t>________________________________________________________________</w:t>
-      </w:r>
-    </w:p>
-    <w:p>
-      <w:r>
-        <w:t>________________________________________________________________</w:t>
-      </w:r>
-    </w:p>
-    <w:p>
-      <w:r>
-        <w:t>________________________________________________________________</w:t>
-      </w:r>
-    </w:p>
-    <w:p>
-      <w:r>
-        <w:t>________________________________________________________________</w:t>
-      </w:r>
-    </w:p>
-    <w:p>
-      <w:pPr>
         <w:pStyle w:val="Heading1"/>
       </w:pPr>
       <w:r>
-        <w:t>21. Visual concept journey</w:t>
-      </w:r>
-    </w:p>
-    <w:p>
-      <w:r>
-        <w:t>Explain each Error Analysis picture from its labels, then record a relevant limit.</w:t>
-      </w:r>
-    </w:p>
-    <w:p>
-      <w:pPr>
-        <w:pStyle w:val="Heading3"/>
+        <w:t>21. Reference · Six-picture response sheets</w:t>
+      </w:r>
+    </w:p>
+    <w:p>
+      <w:r>
+        <w:t>Choose the relevant picture instead of repeating every task.</w:t>
+      </w:r>
+    </w:p>
+    <w:p>
+      <w:pPr>
+        <w:pStyle w:val="Heading2"/>
       </w:pPr>
       <w:r>
         <w:t>01. Error Analysis: the case</w:t>
@@ -2805,7 +2619,6 @@
     <w:p>
       <w:pPr>
         <w:spacing w:line="336" w:lineRule="auto" w:after="180"/>
-        <w:shd w:fill="F5F1FB"/>
       </w:pPr>
       <w:r>
         <w:rPr>
@@ -2844,7 +2657,7 @@
     </w:p>
     <w:p>
       <w:pPr>
-        <w:pStyle w:val="Heading3"/>
+        <w:pStyle w:val="Heading2"/>
       </w:pPr>
       <w:r>
         <w:t>02. Follow the deciding steps</w:t>
@@ -2911,7 +2724,6 @@
     <w:p>
       <w:pPr>
         <w:spacing w:line="336" w:lineRule="auto" w:after="180"/>
-        <w:shd w:fill="F5F1FB"/>
       </w:pPr>
       <w:r>
         <w:rPr>
@@ -2962,7 +2774,7 @@
     </w:p>
     <w:p>
       <w:pPr>
-        <w:pStyle w:val="Heading3"/>
+        <w:pStyle w:val="Heading2"/>
       </w:pPr>
       <w:r>
         <w:t>03. Errors per 100 photos in each lighting slice</w:t>
@@ -3018,7 +2830,6 @@
     <w:p>
       <w:pPr>
         <w:spacing w:line="336" w:lineRule="auto" w:after="180"/>
-        <w:shd w:fill="F5F1FB"/>
       </w:pPr>
       <w:r>
         <w:rPr>
@@ -3057,7 +2868,7 @@
     </w:p>
     <w:p>
       <w:pPr>
-        <w:pStyle w:val="Heading3"/>
+        <w:pStyle w:val="Heading2"/>
       </w:pPr>
       <w:r>
         <w:t>04. Change one thing. Trace what follows.</w:t>
@@ -3136,7 +2947,6 @@
     <w:p>
       <w:pPr>
         <w:spacing w:line="336" w:lineRule="auto" w:after="180"/>
-        <w:shd w:fill="F5F1FB"/>
       </w:pPr>
       <w:r>
         <w:rPr>
@@ -3175,7 +2985,7 @@
     </w:p>
     <w:p>
       <w:pPr>
-        <w:pStyle w:val="Heading3"/>
+        <w:pStyle w:val="Heading2"/>
       </w:pPr>
       <w:r>
         <w:t>05. Connect the explanation to its limit</w:t>
@@ -3265,7 +3075,6 @@
     <w:p>
       <w:pPr>
         <w:spacing w:line="336" w:lineRule="auto" w:after="180"/>
-        <w:shd w:fill="F5F1FB"/>
       </w:pPr>
       <w:r>
         <w:rPr>
@@ -3304,7 +3113,7 @@
     </w:p>
     <w:p>
       <w:pPr>
-        <w:pStyle w:val="Heading3"/>
+        <w:pStyle w:val="Heading2"/>
       </w:pPr>
       <w:r>
         <w:t>06. Make the idea visible in your project</w:t>
@@ -3430,7 +3239,6 @@
     <w:p>
       <w:pPr>
         <w:spacing w:line="336" w:lineRule="auto" w:after="180"/>
-        <w:shd w:fill="F5F1FB"/>
       </w:pPr>
       <w:r>
         <w:rPr>
@@ -3477,6 +3285,62 @@
     <w:p>
       <w:r>
         <w:t>________________________________________________________________</w:t>
+      </w:r>
+    </w:p>
+    <w:p>
+      <w:pPr>
+        <w:pStyle w:val="Heading2"/>
+      </w:pPr>
+      <w:r>
+        <w:t>Earlier wording, alternatives and picture transcripts · reference / check after trying</w:t>
+      </w:r>
+    </w:p>
+    <w:p>
+      <w:pPr>
+        <w:pStyle w:val="Heading3"/>
+      </w:pPr>
+      <w:r>
+        <w:t>01. Error Analysis: the case</w:t>
+      </w:r>
+    </w:p>
+    <w:p>
+      <w:pPr>
+        <w:pStyle w:val="Heading3"/>
+      </w:pPr>
+      <w:r>
+        <w:t>02. Follow the deciding steps</w:t>
+      </w:r>
+    </w:p>
+    <w:p>
+      <w:pPr>
+        <w:pStyle w:val="Heading3"/>
+      </w:pPr>
+      <w:r>
+        <w:t>03. Errors per 100 photos in each lighting slice</w:t>
+      </w:r>
+    </w:p>
+    <w:p>
+      <w:pPr>
+        <w:pStyle w:val="Heading3"/>
+      </w:pPr>
+      <w:r>
+        <w:t>04. Change one thing. Trace what follows.</w:t>
+      </w:r>
+    </w:p>
+    <w:p>
+      <w:pPr>
+        <w:pStyle w:val="Heading3"/>
+      </w:pPr>
+      <w:r>
+        <w:t>05. Connect the explanation to its limit</w:t>
+      </w:r>
+    </w:p>
+    <w:p>
+      <w:pPr>
+        <w:pStyle w:val="Heading3"/>
+      </w:pPr>
+      <w:r>
+        <w:t>06. Make the idea visible in your project</w:t>
       </w:r>
     </w:p>
     <w:sectPr>
